--- a/EXPORTS/DOCX/review/niveau2/English/Suriname.docx
+++ b/EXPORTS/DOCX/review/niveau2/English/Suriname.docx
@@ -2292,7 +2292,6 @@
           <w:i w:val="0"/>
           <w:color w:val="0000FF"/>
           <w:sz w:val="24"/>
-          <w:u w:val="single"/>
         </w:rPr>
         <w:hyperlink r:id="rId21" w:history="1">
           <w:r>
@@ -2312,7 +2311,7 @@
           <w:sz w:val="24"/>
           <w:u w:val="single"/>
         </w:rPr>
-        <w:hyperlink r:id="rId21" w:history="1">
+        <w:hyperlink r:id="rId20" w:history="1">
           <w:r>
             <w:rPr>
               <w:rStyle w:val="Hyperlink"/>
@@ -2330,7 +2329,7 @@
           <w:sz w:val="24"/>
           <w:u w:val="single"/>
         </w:rPr>
-        <w:hyperlink r:id="rId21" w:history="1">
+        <w:hyperlink r:id="rId20" w:history="1">
           <w:r>
             <w:rPr>
               <w:rStyle w:val="Hyperlink"/>
@@ -2348,7 +2347,7 @@
           <w:sz w:val="24"/>
           <w:u w:val="single"/>
         </w:rPr>
-        <w:hyperlink r:id="rId21" w:history="1">
+        <w:hyperlink r:id="rId20" w:history="1">
           <w:r>
             <w:rPr>
               <w:rStyle w:val="Hyperlink"/>
@@ -2366,7 +2365,7 @@
           <w:sz w:val="24"/>
           <w:u w:val="single"/>
         </w:rPr>
-        <w:hyperlink r:id="rId21" w:history="1">
+        <w:hyperlink r:id="rId20" w:history="1">
           <w:r>
             <w:rPr>
               <w:rStyle w:val="Hyperlink"/>
@@ -2384,7 +2383,7 @@
           <w:sz w:val="24"/>
           <w:u w:val="single"/>
         </w:rPr>
-        <w:hyperlink r:id="rId21" w:history="1">
+        <w:hyperlink r:id="rId20" w:history="1">
           <w:r>
             <w:rPr>
               <w:rStyle w:val="Hyperlink"/>
@@ -3899,13 +3898,42 @@
       </w:r>
       <w:r>
         <w:rPr>
-          <w:rFonts w:ascii="Charis SIL Regular" w:hAnsi="Charis SIL Regular" w:eastAsia="Charis SIL Regular"/>
-          <w:b w:val="0"/>
-          <w:i w:val="0"/>
-          <w:color w:val="000000"/>
-          <w:sz w:val="24"/>
-        </w:rPr>
-        <w:t xml:space="preserve">Cornelis Marinus Pleyte published an </w:t>
+          <w:u w:val="single" w:color="0000ff"/>
+          <w:rFonts w:ascii="Charis SIL Regular" w:hAnsi="Charis SIL Regular" w:eastAsia="Charis SIL Regular"/>
+          <w:b w:val="0"/>
+          <w:i w:val="0"/>
+          <w:color w:val="000000"/>
+          <w:sz w:val="24"/>
+        </w:rPr>
+        <w:hyperlink r:id="rId29" w:history="1">
+          <w:r>
+            <w:rPr>
+              <w:rStyle w:val="Hyperlink"/>
+            </w:rPr>
+            <w:t>Cornelis</w:t>
+          </w:r>
+        </w:hyperlink>
+      </w:r>
+      <w:r>
+        <w:rPr>
+          <w:u w:val="single" w:color="0000ff"/>
+          <w:rFonts w:ascii="Charis SIL Regular" w:hAnsi="Charis SIL Regular" w:eastAsia="Charis SIL Regular"/>
+          <w:b w:val="0"/>
+          <w:i w:val="0"/>
+          <w:color w:val="000000"/>
+          <w:sz w:val="24"/>
+        </w:rPr>
+        <w:t xml:space="preserve"> </w:t>
+      </w:r>
+      <w:r>
+        <w:rPr>
+          <w:rFonts w:ascii="Charis SIL Regular" w:hAnsi="Charis SIL Regular" w:eastAsia="Charis SIL Regular"/>
+          <w:b w:val="0"/>
+          <w:i w:val="0"/>
+          <w:color w:val="000000"/>
+          <w:sz w:val="24"/>
+        </w:rPr>
+        <w:t xml:space="preserve">Marinus Pleyte published an </w:t>
       </w:r>
       <w:r>
         <w:rPr>
@@ -4941,33 +4969,6 @@
       </w:r>
       <w:r>
         <w:rPr>
-          <w:rFonts w:ascii="Charis SIL Regular" w:hAnsi="Charis SIL Regular" w:eastAsia="Charis SIL Regular"/>
-          <w:b w:val="0"/>
-          <w:i w:val="0"/>
-          <w:color w:val="000000"/>
-          <w:sz w:val="24"/>
-        </w:rPr>
-        <w:hyperlink r:id="rId39" w:history="1">
-          <w:r>
-            <w:rPr>
-              <w:rStyle w:val="Hyperlink"/>
-            </w:rPr>
-            <w:t>f</w:t>
-          </w:r>
-        </w:hyperlink>
-      </w:r>
-      <w:r>
-        <w:rPr>
-          <w:rFonts w:ascii="Charis SIL Regular" w:hAnsi="Charis SIL Regular" w:eastAsia="Charis SIL Regular"/>
-          <w:b w:val="0"/>
-          <w:i w:val="0"/>
-          <w:color w:val="000000"/>
-          <w:sz w:val="24"/>
-        </w:rPr>
-        <w:t>i</w:t>
-      </w:r>
-      <w:r>
-        <w:rPr>
           <w:u w:val="single" w:color="0000ff"/>
           <w:rFonts w:ascii="Charis SIL Regular" w:hAnsi="Charis SIL Regular" w:eastAsia="Charis SIL Regular"/>
           <w:b w:val="0"/>
@@ -4975,17 +4976,17 @@
           <w:color w:val="000000"/>
           <w:sz w:val="24"/>
         </w:rPr>
-        <w:t>c</w:t>
-      </w:r>
-      <w:r>
-        <w:rPr>
-          <w:rFonts w:ascii="Charis SIL Regular" w:hAnsi="Charis SIL Regular" w:eastAsia="Charis SIL Regular"/>
-          <w:b w:val="0"/>
-          <w:i w:val="0"/>
-          <w:color w:val="000000"/>
-          <w:sz w:val="24"/>
-        </w:rPr>
-        <w:t xml:space="preserve">ial Henri Coudreau, along the </w:t>
+        <w:t>f</w:t>
+      </w:r>
+      <w:r>
+        <w:rPr>
+          <w:rFonts w:ascii="Charis SIL Regular" w:hAnsi="Charis SIL Regular" w:eastAsia="Charis SIL Regular"/>
+          <w:b w:val="0"/>
+          <w:i w:val="0"/>
+          <w:color w:val="000000"/>
+          <w:sz w:val="24"/>
+        </w:rPr>
+        <w:t xml:space="preserve">icial Henri Coudreau, along the </w:t>
       </w:r>
       <w:r>
         <w:rPr>
@@ -6553,25 +6554,7 @@
           <w:color w:val="000000"/>
           <w:sz w:val="24"/>
         </w:rPr>
-        <w:t>the museum in Leiden, where it was catal</w:t>
-      </w:r>
-      <w:r>
-        <w:rPr>
-          <w:u w:val="single" w:color="0000ff"/>
-          <w:rFonts w:ascii="Charis SIL Regular" w:hAnsi="Charis SIL Regular" w:eastAsia="Charis SIL Regular"/>
-          <w:b w:val="0"/>
-          <w:i w:val="0"/>
-          <w:color w:val="000000"/>
-          <w:sz w:val="24"/>
-        </w:rPr>
-        <w:hyperlink r:id="rId50" w:history="1">
-          <w:r>
-            <w:rPr>
-              <w:rStyle w:val="Hyperlink"/>
-            </w:rPr>
-            <w:t>oged und</w:t>
-          </w:r>
-        </w:hyperlink>
+        <w:t>the museum in Leiden, where it was cataloged und</w:t>
       </w:r>
       <w:r>
         <w:rPr>
@@ -7731,7 +7714,54 @@
           <w:color w:val="000000"/>
           <w:sz w:val="24"/>
         </w:rPr>
-        <w:t xml:space="preserve"> in New York. The photographs are preserved in the </w:t>
+        <w:t xml:space="preserve"> in New York. The photographs are preserv</w:t>
+      </w:r>
+      <w:r>
+        <w:rPr>
+          <w:u w:val="single" w:color="0000ff"/>
+          <w:rFonts w:ascii="Charis SIL Regular" w:hAnsi="Charis SIL Regular" w:eastAsia="Charis SIL Regular"/>
+          <w:b w:val="0"/>
+          <w:i w:val="0"/>
+          <w:color w:val="000000"/>
+          <w:sz w:val="24"/>
+        </w:rPr>
+        <w:t xml:space="preserve">ed in the </w:t>
+      </w:r>
+      <w:r>
+        <w:rPr>
+          <w:rFonts w:ascii="Charis SIL Regular" w:hAnsi="Charis SIL Regular" w:eastAsia="Charis SIL Regular"/>
+          <w:b w:val="0"/>
+          <w:i w:val="0"/>
+          <w:color w:val="0000FF"/>
+          <w:sz w:val="24"/>
+          <w:u w:val="single"/>
+        </w:rPr>
+        <w:hyperlink r:id="rId59" w:history="1">
+          <w:r>
+            <w:rPr>
+              <w:rStyle w:val="Hyperlink"/>
+            </w:rPr>
+            <w:t>El</w:t>
+          </w:r>
+        </w:hyperlink>
+      </w:r>
+      <w:r>
+        <w:rPr>
+          <w:rFonts w:ascii="Charis SIL Regular" w:hAnsi="Charis SIL Regular" w:eastAsia="Charis SIL Regular"/>
+          <w:b w:val="0"/>
+          <w:i w:val="0"/>
+          <w:color w:val="0000FF"/>
+          <w:sz w:val="24"/>
+          <w:u w:val="single"/>
+        </w:rPr>
+        <w:hyperlink r:id="rId59" w:history="1">
+          <w:r>
+            <w:rPr>
+              <w:rStyle w:val="Hyperlink"/>
+            </w:rPr>
+            <w:t>i</w:t>
+          </w:r>
+        </w:hyperlink>
       </w:r>
       <w:r>
         <w:rPr>
@@ -7747,9 +7777,20 @@
             <w:rPr>
               <w:rStyle w:val="Hyperlink"/>
             </w:rPr>
-            <w:t>El</w:t>
-          </w:r>
-        </w:hyperlink>
+            <w:t>ot</w:t>
+          </w:r>
+        </w:hyperlink>
+      </w:r>
+      <w:r>
+        <w:rPr>
+          <w:rFonts w:ascii="Charis SIL Regular" w:hAnsi="Charis SIL Regular" w:eastAsia="Charis SIL Regular"/>
+          <w:b w:val="0"/>
+          <w:i w:val="0"/>
+          <w:color w:val="0000FF"/>
+          <w:sz w:val="24"/>
+          <w:u w:val="single"/>
+        </w:rPr>
+        <w:t xml:space="preserve"> </w:t>
       </w:r>
       <w:r>
         <w:rPr>
@@ -7765,7 +7806,7 @@
             <w:rPr>
               <w:rStyle w:val="Hyperlink"/>
             </w:rPr>
-            <w:t>i</w:t>
+            <w:t>Elis</w:t>
           </w:r>
         </w:hyperlink>
       </w:r>
@@ -7783,7 +7824,43 @@
             <w:rPr>
               <w:rStyle w:val="Hyperlink"/>
             </w:rPr>
-            <w:t>ot</w:t>
+            <w:t>o</w:t>
+          </w:r>
+        </w:hyperlink>
+      </w:r>
+      <w:r>
+        <w:rPr>
+          <w:rFonts w:ascii="Charis SIL Regular" w:hAnsi="Charis SIL Regular" w:eastAsia="Charis SIL Regular"/>
+          <w:b w:val="0"/>
+          <w:i w:val="0"/>
+          <w:color w:val="0000FF"/>
+          <w:sz w:val="24"/>
+          <w:u w:val="single"/>
+        </w:rPr>
+        <w:hyperlink r:id="rId58" w:history="1">
+          <w:r>
+            <w:rPr>
+              <w:rStyle w:val="Hyperlink"/>
+            </w:rPr>
+            <w:t>fo</w:t>
+          </w:r>
+        </w:hyperlink>
+      </w:r>
+      <w:r>
+        <w:rPr>
+          <w:rFonts w:ascii="Charis SIL Regular" w:hAnsi="Charis SIL Regular" w:eastAsia="Charis SIL Regular"/>
+          <w:b w:val="0"/>
+          <w:i w:val="0"/>
+          <w:color w:val="0000FF"/>
+          <w:sz w:val="24"/>
+          <w:u w:val="single"/>
+        </w:rPr>
+        <w:hyperlink r:id="rId58" w:history="1">
+          <w:r>
+            <w:rPr>
+              <w:rStyle w:val="Hyperlink"/>
+            </w:rPr>
+            <w:t>n</w:t>
           </w:r>
         </w:hyperlink>
       </w:r>
@@ -7812,7 +7889,7 @@
             <w:rPr>
               <w:rStyle w:val="Hyperlink"/>
             </w:rPr>
-            <w:t>Elis</w:t>
+            <w:t>Photogr</w:t>
           </w:r>
         </w:hyperlink>
       </w:r>
@@ -7830,7 +7907,7 @@
             <w:rPr>
               <w:rStyle w:val="Hyperlink"/>
             </w:rPr>
-            <w:t>o</w:t>
+            <w:t>a</w:t>
           </w:r>
         </w:hyperlink>
       </w:r>
@@ -7848,7 +7925,7 @@
             <w:rPr>
               <w:rStyle w:val="Hyperlink"/>
             </w:rPr>
-            <w:t>fo</w:t>
+            <w:t>p</w:t>
           </w:r>
         </w:hyperlink>
       </w:r>
@@ -7866,20 +7943,9 @@
             <w:rPr>
               <w:rStyle w:val="Hyperlink"/>
             </w:rPr>
-            <w:t>n</w:t>
-          </w:r>
-        </w:hyperlink>
-      </w:r>
-      <w:r>
-        <w:rPr>
-          <w:rFonts w:ascii="Charis SIL Regular" w:hAnsi="Charis SIL Regular" w:eastAsia="Charis SIL Regular"/>
-          <w:b w:val="0"/>
-          <w:i w:val="0"/>
-          <w:color w:val="0000FF"/>
-          <w:sz w:val="24"/>
-          <w:u w:val="single"/>
-        </w:rPr>
-        <w:t xml:space="preserve"> </w:t>
+            <w:t>h</w:t>
+          </w:r>
+        </w:hyperlink>
       </w:r>
       <w:r>
         <w:rPr>
@@ -7895,7 +7961,7 @@
             <w:rPr>
               <w:rStyle w:val="Hyperlink"/>
             </w:rPr>
-            <w:t>Photogr</w:t>
+            <w:t xml:space="preserve">ic </w:t>
           </w:r>
         </w:hyperlink>
       </w:r>
@@ -7909,78 +7975,6 @@
           <w:u w:val="single"/>
         </w:rPr>
         <w:hyperlink r:id="rId58" w:history="1">
-          <w:r>
-            <w:rPr>
-              <w:rStyle w:val="Hyperlink"/>
-            </w:rPr>
-            <w:t>a</w:t>
-          </w:r>
-        </w:hyperlink>
-      </w:r>
-      <w:r>
-        <w:rPr>
-          <w:rFonts w:ascii="Charis SIL Regular" w:hAnsi="Charis SIL Regular" w:eastAsia="Charis SIL Regular"/>
-          <w:b w:val="0"/>
-          <w:i w:val="0"/>
-          <w:color w:val="0000FF"/>
-          <w:sz w:val="24"/>
-          <w:u w:val="single"/>
-        </w:rPr>
-        <w:hyperlink r:id="rId58" w:history="1">
-          <w:r>
-            <w:rPr>
-              <w:rStyle w:val="Hyperlink"/>
-            </w:rPr>
-            <w:t>p</w:t>
-          </w:r>
-        </w:hyperlink>
-      </w:r>
-      <w:r>
-        <w:rPr>
-          <w:rFonts w:ascii="Charis SIL Regular" w:hAnsi="Charis SIL Regular" w:eastAsia="Charis SIL Regular"/>
-          <w:b w:val="0"/>
-          <w:i w:val="0"/>
-          <w:color w:val="0000FF"/>
-          <w:sz w:val="24"/>
-          <w:u w:val="single"/>
-        </w:rPr>
-        <w:hyperlink r:id="rId58" w:history="1">
-          <w:r>
-            <w:rPr>
-              <w:rStyle w:val="Hyperlink"/>
-            </w:rPr>
-            <w:t>h</w:t>
-          </w:r>
-        </w:hyperlink>
-      </w:r>
-      <w:r>
-        <w:rPr>
-          <w:rFonts w:ascii="Charis SIL Regular" w:hAnsi="Charis SIL Regular" w:eastAsia="Charis SIL Regular"/>
-          <w:b w:val="0"/>
-          <w:i w:val="0"/>
-          <w:color w:val="0000FF"/>
-          <w:sz w:val="24"/>
-          <w:u w:val="single"/>
-        </w:rPr>
-        <w:hyperlink r:id="rId58" w:history="1">
-          <w:r>
-            <w:rPr>
-              <w:rStyle w:val="Hyperlink"/>
-            </w:rPr>
-            <w:t xml:space="preserve">ic </w:t>
-          </w:r>
-        </w:hyperlink>
-      </w:r>
-      <w:r>
-        <w:rPr>
-          <w:rFonts w:ascii="Charis SIL Regular" w:hAnsi="Charis SIL Regular" w:eastAsia="Charis SIL Regular"/>
-          <w:b w:val="0"/>
-          <w:i w:val="0"/>
-          <w:color w:val="0000FF"/>
-          <w:sz w:val="24"/>
-          <w:u w:val="single"/>
-        </w:rPr>
-        <w:hyperlink r:id="rId59" w:history="1">
           <w:r>
             <w:rPr>
               <w:rStyle w:val="Hyperlink"/>
@@ -10147,22 +10141,51 @@
           <w:color w:val="000000"/>
           <w:sz w:val="24"/>
         </w:rPr>
-        <w:t xml:space="preserve">please contact the </w:t>
-      </w:r>
-      <w:r>
-        <w:rPr>
-          <w:rFonts w:ascii="Charis SIL Regular" w:hAnsi="Charis SIL Regular" w:eastAsia="Charis SIL Regular"/>
-          <w:b w:val="0"/>
-          <w:i w:val="0"/>
-          <w:color w:val="0000FF"/>
-          <w:sz w:val="24"/>
-          <w:u w:val="single"/>
+        <w:t>plea</w:t>
+      </w:r>
+      <w:r>
+        <w:rPr>
+          <w:u w:val="single" w:color="0000ff"/>
+          <w:rFonts w:ascii="Charis SIL Regular" w:hAnsi="Charis SIL Regular" w:eastAsia="Charis SIL Regular"/>
+          <w:b w:val="0"/>
+          <w:i w:val="0"/>
+          <w:color w:val="000000"/>
+          <w:sz w:val="24"/>
         </w:rPr>
         <w:hyperlink r:id="rId73" w:history="1">
           <w:r>
             <w:rPr>
               <w:rStyle w:val="Hyperlink"/>
             </w:rPr>
+            <w:t>se conta</w:t>
+          </w:r>
+        </w:hyperlink>
+      </w:r>
+      <w:r>
+        <w:rPr>
+          <w:u w:val="single" w:color="0000ff"/>
+          <w:rFonts w:ascii="Charis SIL Regular" w:hAnsi="Charis SIL Regular" w:eastAsia="Charis SIL Regular"/>
+          <w:b w:val="0"/>
+          <w:i w:val="0"/>
+          <w:color w:val="000000"/>
+          <w:sz w:val="24"/>
+        </w:rPr>
+        <w:t xml:space="preserve">ct the </w:t>
+      </w:r>
+      <w:r>
+        <w:rPr>
+          <w:rFonts w:ascii="Charis SIL Regular" w:hAnsi="Charis SIL Regular" w:eastAsia="Charis SIL Regular"/>
+          <w:b w:val="0"/>
+          <w:i w:val="0"/>
+          <w:color w:val="0000FF"/>
+          <w:sz w:val="24"/>
+          <w:u w:val="single"/>
+        </w:rPr>
+        <w:hyperlink r:id="rId73" w:history="1">
+          <w:r>
+            <w:rPr>
+              <w:rStyle w:val="Hyperlink"/>
+            </w:rPr>
             <w:t>Sa</w:t>
           </w:r>
         </w:hyperlink>
@@ -10223,7 +10246,7 @@
           <w:sz w:val="24"/>
           <w:u w:val="single"/>
         </w:rPr>
-        <w:hyperlink r:id="rId73" w:history="1">
+        <w:hyperlink r:id="rId74" w:history="1">
           <w:r>
             <w:rPr>
               <w:rStyle w:val="Hyperlink"/>
@@ -13324,12 +13347,34 @@
           <w:color w:val="0000FF"/>
           <w:sz w:val="24"/>
         </w:rPr>
+        <w:t>G</w:t>
+      </w:r>
+      <w:r>
+        <w:rPr>
+          <w:rFonts w:ascii="Charis SIL Regular" w:hAnsi="Charis SIL Regular" w:eastAsia="Charis SIL Regular"/>
+          <w:b w:val="0"/>
+          <w:i w:val="0"/>
+          <w:color w:val="0000FF"/>
+          <w:sz w:val="24"/>
+          <w:u w:val="single"/>
+        </w:rPr>
+        <w:t xml:space="preserve">ift of Miss Anna </w:t>
+      </w:r>
+      <w:r>
+        <w:rPr>
+          <w:rFonts w:ascii="Charis SIL Regular" w:hAnsi="Charis SIL Regular" w:eastAsia="Charis SIL Regular"/>
+          <w:b w:val="0"/>
+          <w:i w:val="0"/>
+          <w:color w:val="0000FF"/>
+          <w:sz w:val="24"/>
+          <w:u w:val="single"/>
+        </w:rPr>
         <w:hyperlink r:id="rId94" w:history="1">
           <w:r>
             <w:rPr>
               <w:rStyle w:val="Hyperlink"/>
             </w:rPr>
-            <w:t>G</w:t>
+            <w:t>Wa</w:t>
           </w:r>
         </w:hyperlink>
       </w:r>
@@ -13347,7 +13392,7 @@
             <w:rPr>
               <w:rStyle w:val="Hyperlink"/>
             </w:rPr>
-            <w:t>ift</w:t>
+            <w:t>rren</w:t>
           </w:r>
         </w:hyperlink>
       </w:r>
@@ -13372,211 +13417,6 @@
           <w:u w:val="single"/>
         </w:rPr>
         <w:hyperlink r:id="rId94" w:history="1">
-          <w:r>
-            <w:rPr>
-              <w:rStyle w:val="Hyperlink"/>
-            </w:rPr>
-            <w:t>o</w:t>
-          </w:r>
-        </w:hyperlink>
-      </w:r>
-      <w:r>
-        <w:rPr>
-          <w:rFonts w:ascii="Charis SIL Regular" w:hAnsi="Charis SIL Regular" w:eastAsia="Charis SIL Regular"/>
-          <w:b w:val="0"/>
-          <w:i w:val="0"/>
-          <w:color w:val="0000FF"/>
-          <w:sz w:val="24"/>
-          <w:u w:val="single"/>
-        </w:rPr>
-        <w:hyperlink r:id="rId94" w:history="1">
-          <w:r>
-            <w:rPr>
-              <w:rStyle w:val="Hyperlink"/>
-            </w:rPr>
-            <w:t>f</w:t>
-          </w:r>
-        </w:hyperlink>
-      </w:r>
-      <w:r>
-        <w:rPr>
-          <w:rFonts w:ascii="Charis SIL Regular" w:hAnsi="Charis SIL Regular" w:eastAsia="Charis SIL Regular"/>
-          <w:b w:val="0"/>
-          <w:i w:val="0"/>
-          <w:color w:val="0000FF"/>
-          <w:sz w:val="24"/>
-          <w:u w:val="single"/>
-        </w:rPr>
-        <w:t xml:space="preserve"> </w:t>
-      </w:r>
-      <w:r>
-        <w:rPr>
-          <w:rFonts w:ascii="Charis SIL Regular" w:hAnsi="Charis SIL Regular" w:eastAsia="Charis SIL Regular"/>
-          <w:b w:val="0"/>
-          <w:i w:val="0"/>
-          <w:color w:val="0000FF"/>
-          <w:sz w:val="24"/>
-        </w:rPr>
-        <w:hyperlink r:id="rId94" w:history="1">
-          <w:r>
-            <w:rPr>
-              <w:rStyle w:val="Hyperlink"/>
-            </w:rPr>
-            <w:t>M</w:t>
-          </w:r>
-        </w:hyperlink>
-      </w:r>
-      <w:r>
-        <w:rPr>
-          <w:rFonts w:ascii="Charis SIL Regular" w:hAnsi="Charis SIL Regular" w:eastAsia="Charis SIL Regular"/>
-          <w:b w:val="0"/>
-          <w:i w:val="0"/>
-          <w:color w:val="0000FF"/>
-          <w:sz w:val="24"/>
-          <w:u w:val="single"/>
-        </w:rPr>
-        <w:hyperlink r:id="rId94" w:history="1">
-          <w:r>
-            <w:rPr>
-              <w:rStyle w:val="Hyperlink"/>
-            </w:rPr>
-            <w:t>is</w:t>
-          </w:r>
-        </w:hyperlink>
-      </w:r>
-      <w:r>
-        <w:rPr>
-          <w:rFonts w:ascii="Charis SIL Regular" w:hAnsi="Charis SIL Regular" w:eastAsia="Charis SIL Regular"/>
-          <w:b w:val="0"/>
-          <w:i w:val="0"/>
-          <w:color w:val="0000FF"/>
-          <w:sz w:val="24"/>
-          <w:u w:val="single"/>
-        </w:rPr>
-        <w:hyperlink r:id="rId94" w:history="1">
-          <w:r>
-            <w:rPr>
-              <w:rStyle w:val="Hyperlink"/>
-            </w:rPr>
-            <w:t>s</w:t>
-          </w:r>
-        </w:hyperlink>
-      </w:r>
-      <w:r>
-        <w:rPr>
-          <w:rFonts w:ascii="Charis SIL Regular" w:hAnsi="Charis SIL Regular" w:eastAsia="Charis SIL Regular"/>
-          <w:b w:val="0"/>
-          <w:i w:val="0"/>
-          <w:color w:val="0000FF"/>
-          <w:sz w:val="24"/>
-          <w:u w:val="single"/>
-        </w:rPr>
-        <w:t xml:space="preserve"> </w:t>
-      </w:r>
-      <w:r>
-        <w:rPr>
-          <w:rFonts w:ascii="Charis SIL Regular" w:hAnsi="Charis SIL Regular" w:eastAsia="Charis SIL Regular"/>
-          <w:b w:val="0"/>
-          <w:i w:val="0"/>
-          <w:color w:val="0000FF"/>
-          <w:sz w:val="24"/>
-          <w:u w:val="single"/>
-        </w:rPr>
-        <w:hyperlink r:id="rId94" w:history="1">
-          <w:r>
-            <w:rPr>
-              <w:rStyle w:val="Hyperlink"/>
-            </w:rPr>
-            <w:t>A</w:t>
-          </w:r>
-        </w:hyperlink>
-      </w:r>
-      <w:r>
-        <w:rPr>
-          <w:rFonts w:ascii="Charis SIL Regular" w:hAnsi="Charis SIL Regular" w:eastAsia="Charis SIL Regular"/>
-          <w:b w:val="0"/>
-          <w:i w:val="0"/>
-          <w:color w:val="0000FF"/>
-          <w:sz w:val="24"/>
-          <w:u w:val="single"/>
-        </w:rPr>
-        <w:hyperlink r:id="rId94" w:history="1">
-          <w:r>
-            <w:rPr>
-              <w:rStyle w:val="Hyperlink"/>
-            </w:rPr>
-            <w:t>nna</w:t>
-          </w:r>
-        </w:hyperlink>
-      </w:r>
-      <w:r>
-        <w:rPr>
-          <w:rFonts w:ascii="Charis SIL Regular" w:hAnsi="Charis SIL Regular" w:eastAsia="Charis SIL Regular"/>
-          <w:b w:val="0"/>
-          <w:i w:val="0"/>
-          <w:color w:val="0000FF"/>
-          <w:sz w:val="24"/>
-          <w:u w:val="single"/>
-        </w:rPr>
-        <w:t xml:space="preserve"> </w:t>
-      </w:r>
-      <w:r>
-        <w:rPr>
-          <w:rFonts w:ascii="Charis SIL Regular" w:hAnsi="Charis SIL Regular" w:eastAsia="Charis SIL Regular"/>
-          <w:b w:val="0"/>
-          <w:i w:val="0"/>
-          <w:color w:val="0000FF"/>
-          <w:sz w:val="24"/>
-          <w:u w:val="single"/>
-        </w:rPr>
-        <w:hyperlink r:id="rId94" w:history="1">
-          <w:r>
-            <w:rPr>
-              <w:rStyle w:val="Hyperlink"/>
-            </w:rPr>
-            <w:t>Wa</w:t>
-          </w:r>
-        </w:hyperlink>
-      </w:r>
-      <w:r>
-        <w:rPr>
-          <w:rFonts w:ascii="Charis SIL Regular" w:hAnsi="Charis SIL Regular" w:eastAsia="Charis SIL Regular"/>
-          <w:b w:val="0"/>
-          <w:i w:val="0"/>
-          <w:color w:val="0000FF"/>
-          <w:sz w:val="24"/>
-          <w:u w:val="single"/>
-        </w:rPr>
-        <w:hyperlink r:id="rId93" w:history="1">
-          <w:r>
-            <w:rPr>
-              <w:rStyle w:val="Hyperlink"/>
-            </w:rPr>
-            <w:t>rren</w:t>
-          </w:r>
-        </w:hyperlink>
-      </w:r>
-      <w:r>
-        <w:rPr>
-          <w:rFonts w:ascii="Charis SIL Regular" w:hAnsi="Charis SIL Regular" w:eastAsia="Charis SIL Regular"/>
-          <w:b w:val="0"/>
-          <w:i w:val="0"/>
-          <w:color w:val="0000FF"/>
-          <w:sz w:val="24"/>
-          <w:u w:val="single"/>
-        </w:rPr>
-        <w:t xml:space="preserve"> </w:t>
-      </w:r>
-      <w:r>
-        <w:rPr>
-          <w:rFonts w:ascii="Charis SIL Regular" w:hAnsi="Charis SIL Regular" w:eastAsia="Charis SIL Regular"/>
-          <w:b w:val="0"/>
-          <w:i w:val="0"/>
-          <w:color w:val="0000FF"/>
-          <w:sz w:val="24"/>
-          <w:u w:val="single"/>
-        </w:rPr>
-        <w:hyperlink r:id="rId93" w:history="1">
           <w:r>
             <w:rPr>
               <w:rStyle w:val="Hyperlink"/>
@@ -14058,65 +13898,59 @@
             <w:rPr>
               <w:rStyle w:val="Hyperlink"/>
             </w:rPr>
-            <w:t>Jeffers</w:t>
-          </w:r>
-        </w:hyperlink>
-      </w:r>
-      <w:r>
-        <w:rPr>
-          <w:rFonts w:ascii="Charis SIL Regular" w:hAnsi="Charis SIL Regular" w:eastAsia="Charis SIL Regular"/>
-          <w:b w:val="0"/>
-          <w:i w:val="0"/>
-          <w:color w:val="0000FF"/>
-          <w:sz w:val="24"/>
+            <w:t>Jefferso</w:t>
+          </w:r>
+        </w:hyperlink>
+      </w:r>
+      <w:r>
+        <w:rPr>
+          <w:rFonts w:ascii="Charis SIL Regular" w:hAnsi="Charis SIL Regular" w:eastAsia="Charis SIL Regular"/>
+          <w:b w:val="0"/>
+          <w:i w:val="0"/>
+          <w:color w:val="0000FF"/>
+          <w:sz w:val="24"/>
+          <w:u w:val="single"/>
+        </w:rPr>
+        <w:t>n</w:t>
+      </w:r>
+      <w:r>
+        <w:rPr>
+          <w:rFonts w:ascii="Charis SIL Regular" w:hAnsi="Charis SIL Regular" w:eastAsia="Charis SIL Regular"/>
+          <w:b w:val="0"/>
+          <w:i w:val="0"/>
+          <w:color w:val="0000FF"/>
+          <w:sz w:val="24"/>
+          <w:u w:val="single"/>
+        </w:rPr>
+        <w:t xml:space="preserve"> </w:t>
+      </w:r>
+      <w:r>
+        <w:rPr>
+          <w:rFonts w:ascii="Charis SIL Regular" w:hAnsi="Charis SIL Regular" w:eastAsia="Charis SIL Regular"/>
+          <w:b w:val="0"/>
+          <w:i w:val="0"/>
+          <w:color w:val="0000FF"/>
+          <w:sz w:val="24"/>
+          <w:u w:val="single"/>
         </w:rPr>
         <w:hyperlink r:id="rId97" w:history="1">
           <w:r>
             <w:rPr>
               <w:rStyle w:val="Hyperlink"/>
             </w:rPr>
-            <w:t>o</w:t>
-          </w:r>
-        </w:hyperlink>
-      </w:r>
-      <w:r>
-        <w:rPr>
-          <w:rFonts w:ascii="Charis SIL Regular" w:hAnsi="Charis SIL Regular" w:eastAsia="Charis SIL Regular"/>
-          <w:b w:val="0"/>
-          <w:i w:val="0"/>
-          <w:color w:val="0000FF"/>
-          <w:sz w:val="24"/>
-        </w:rPr>
-        <w:t>n</w:t>
-      </w:r>
-      <w:r>
-        <w:rPr>
-          <w:rFonts w:ascii="Charis SIL Regular" w:hAnsi="Charis SIL Regular" w:eastAsia="Charis SIL Regular"/>
-          <w:b w:val="0"/>
-          <w:i w:val="0"/>
-          <w:color w:val="0000FF"/>
-          <w:sz w:val="24"/>
-          <w:u w:val="single"/>
-        </w:rPr>
-        <w:t xml:space="preserve"> </w:t>
-      </w:r>
-      <w:r>
-        <w:rPr>
-          <w:rFonts w:ascii="Charis SIL Regular" w:hAnsi="Charis SIL Regular" w:eastAsia="Charis SIL Regular"/>
-          <w:b w:val="0"/>
-          <w:i w:val="0"/>
-          <w:color w:val="0000FF"/>
-          <w:sz w:val="24"/>
-          <w:u w:val="single"/>
-        </w:rPr>
-        <w:hyperlink r:id="rId97" w:history="1">
-          <w:r>
-            <w:rPr>
-              <w:rStyle w:val="Hyperlink"/>
-            </w:rPr>
-            <w:t>Collins</w:t>
-          </w:r>
-        </w:hyperlink>
+            <w:t>Collin</w:t>
+          </w:r>
+        </w:hyperlink>
+      </w:r>
+      <w:r>
+        <w:rPr>
+          <w:rFonts w:ascii="Charis SIL Regular" w:hAnsi="Charis SIL Regular" w:eastAsia="Charis SIL Regular"/>
+          <w:b w:val="0"/>
+          <w:i w:val="0"/>
+          <w:color w:val="0000FF"/>
+          <w:sz w:val="24"/>
+        </w:rPr>
+        <w:t>s</w:t>
       </w:r>
     </w:p>
     <w:p>
@@ -14807,7 +14641,7 @@
           <w:sz w:val="24"/>
           <w:u w:val="single"/>
         </w:rPr>
-        <w:hyperlink r:id="rId107" w:history="1">
+        <w:hyperlink r:id="rId106" w:history="1">
           <w:r>
             <w:rPr>
               <w:rStyle w:val="Hyperlink"/>
@@ -15313,7 +15147,7 @@
           <w:sz w:val="24"/>
           <w:u w:val="single"/>
         </w:rPr>
-        <w:hyperlink r:id="rId108" w:history="1">
+        <w:hyperlink r:id="rId107" w:history="1">
           <w:r>
             <w:rPr>
               <w:rStyle w:val="Hyperlink"/>
@@ -15381,7 +15215,7 @@
           <w:sz w:val="24"/>
           <w:u w:val="single"/>
         </w:rPr>
-        <w:hyperlink r:id="rId109" w:history="1">
+        <w:hyperlink r:id="rId108" w:history="1">
           <w:r>
             <w:rPr>
               <w:rStyle w:val="Hyperlink"/>
@@ -15409,7 +15243,7 @@
           <w:color w:val="000000"/>
           <w:sz w:val="24"/>
         </w:rPr>
-        <w:hyperlink r:id="rId109" w:history="1">
+        <w:hyperlink r:id="rId108" w:history="1">
           <w:r>
             <w:rPr>
               <w:rStyle w:val="Hyperlink"/>
@@ -15882,7 +15716,7 @@
           <w:color w:val="0000FF"/>
           <w:sz w:val="24"/>
         </w:rPr>
-        <w:hyperlink r:id="rId110" w:history="1">
+        <w:hyperlink r:id="rId109" w:history="1">
           <w:r>
             <w:rPr>
               <w:rStyle w:val="Hyperlink"/>
@@ -15899,7 +15733,7 @@
           <w:color w:val="0000FF"/>
           <w:sz w:val="24"/>
         </w:rPr>
-        <w:hyperlink r:id="rId110" w:history="1">
+        <w:hyperlink r:id="rId109" w:history="1">
           <w:r>
             <w:rPr>
               <w:rStyle w:val="Hyperlink"/>
@@ -15916,7 +15750,7 @@
           <w:color w:val="0000FF"/>
           <w:sz w:val="24"/>
         </w:rPr>
-        <w:hyperlink r:id="rId110" w:history="1">
+        <w:hyperlink r:id="rId109" w:history="1">
           <w:r>
             <w:rPr>
               <w:rStyle w:val="Hyperlink"/>
@@ -16027,7 +15861,7 @@
           <w:sz w:val="24"/>
           <w:u w:val="single"/>
         </w:rPr>
-        <w:hyperlink r:id="rId111" w:history="1">
+        <w:hyperlink r:id="rId110" w:history="1">
           <w:r>
             <w:rPr>
               <w:rStyle w:val="Hyperlink"/>
@@ -16045,7 +15879,7 @@
           <w:sz w:val="24"/>
           <w:u w:val="single"/>
         </w:rPr>
-        <w:hyperlink r:id="rId111" w:history="1">
+        <w:hyperlink r:id="rId110" w:history="1">
           <w:r>
             <w:rPr>
               <w:rStyle w:val="Hyperlink"/>
@@ -16155,7 +15989,7 @@
           <w:color w:val="0000FF"/>
           <w:sz w:val="24"/>
         </w:rPr>
-        <w:hyperlink r:id="rId112" w:history="1">
+        <w:hyperlink r:id="rId111" w:history="1">
           <w:r>
             <w:rPr>
               <w:rStyle w:val="Hyperlink"/>
@@ -16172,7 +16006,7 @@
           <w:color w:val="0000FF"/>
           <w:sz w:val="24"/>
         </w:rPr>
-        <w:hyperlink r:id="rId112" w:history="1">
+        <w:hyperlink r:id="rId111" w:history="1">
           <w:r>
             <w:rPr>
               <w:rStyle w:val="Hyperlink"/>
@@ -16300,7 +16134,7 @@
           <w:sz w:val="24"/>
           <w:u w:val="single"/>
         </w:rPr>
-        <w:hyperlink r:id="rId113" w:history="1">
+        <w:hyperlink r:id="rId112" w:history="1">
           <w:r>
             <w:rPr>
               <w:rStyle w:val="Hyperlink"/>
@@ -16318,7 +16152,7 @@
           <w:sz w:val="24"/>
           <w:u w:val="single"/>
         </w:rPr>
-        <w:hyperlink r:id="rId113" w:history="1">
+        <w:hyperlink r:id="rId112" w:history="1">
           <w:r>
             <w:rPr>
               <w:rStyle w:val="Hyperlink"/>
@@ -16336,7 +16170,7 @@
           <w:sz w:val="24"/>
           <w:u w:val="single"/>
         </w:rPr>
-        <w:hyperlink r:id="rId113" w:history="1">
+        <w:hyperlink r:id="rId112" w:history="1">
           <w:r>
             <w:rPr>
               <w:rStyle w:val="Hyperlink"/>
@@ -16354,7 +16188,7 @@
           <w:sz w:val="24"/>
           <w:u w:val="single"/>
         </w:rPr>
-        <w:hyperlink r:id="rId113" w:history="1">
+        <w:hyperlink r:id="rId112" w:history="1">
           <w:r>
             <w:rPr>
               <w:rStyle w:val="Hyperlink"/>
@@ -16372,7 +16206,7 @@
           <w:sz w:val="24"/>
           <w:u w:val="single"/>
         </w:rPr>
-        <w:hyperlink r:id="rId113" w:history="1">
+        <w:hyperlink r:id="rId112" w:history="1">
           <w:r>
             <w:rPr>
               <w:rStyle w:val="Hyperlink"/>
@@ -16390,7 +16224,7 @@
           <w:sz w:val="24"/>
           <w:u w:val="single"/>
         </w:rPr>
-        <w:hyperlink r:id="rId113" w:history="1">
+        <w:hyperlink r:id="rId112" w:history="1">
           <w:r>
             <w:rPr>
               <w:rStyle w:val="Hyperlink"/>
@@ -16408,7 +16242,7 @@
           <w:sz w:val="24"/>
           <w:u w:val="single"/>
         </w:rPr>
-        <w:hyperlink r:id="rId113" w:history="1">
+        <w:hyperlink r:id="rId112" w:history="1">
           <w:r>
             <w:rPr>
               <w:rStyle w:val="Hyperlink"/>
@@ -16426,33 +16260,23 @@
           <w:sz w:val="24"/>
           <w:u w:val="single"/>
         </w:rPr>
-        <w:hyperlink r:id="rId113" w:history="1">
-          <w:r>
-            <w:rPr>
-              <w:rStyle w:val="Hyperlink"/>
-            </w:rPr>
-            <w:t>profie</w:t>
-          </w:r>
-        </w:hyperlink>
-      </w:r>
-      <w:r>
-        <w:rPr>
-          <w:rFonts w:ascii="Charis SIL Regular" w:hAnsi="Charis SIL Regular" w:eastAsia="Charis SIL Regular"/>
-          <w:b w:val="0"/>
-          <w:i w:val="0"/>
-          <w:color w:val="0000FF"/>
-          <w:sz w:val="24"/>
-          <w:u w:val="single"/>
-        </w:rPr>
-        <w:t>l</w:t>
-      </w:r>
-      <w:r>
-        <w:rPr>
-          <w:rFonts w:ascii="Charis SIL Regular" w:hAnsi="Charis SIL Regular" w:eastAsia="Charis SIL Regular"/>
-          <w:b w:val="0"/>
-          <w:i w:val="0"/>
-          <w:color w:val="0000FF"/>
-          <w:sz w:val="24"/>
+        <w:hyperlink r:id="rId112" w:history="1">
+          <w:r>
+            <w:rPr>
+              <w:rStyle w:val="Hyperlink"/>
+            </w:rPr>
+            <w:t>profiel</w:t>
+          </w:r>
+        </w:hyperlink>
+      </w:r>
+      <w:r>
+        <w:rPr>
+          <w:rFonts w:ascii="Charis SIL Regular" w:hAnsi="Charis SIL Regular" w:eastAsia="Charis SIL Regular"/>
+          <w:b w:val="0"/>
+          <w:i w:val="0"/>
+          <w:color w:val="0000FF"/>
+          <w:sz w:val="24"/>
+          <w:u w:val="single"/>
         </w:rPr>
         <w:t>-</w:t>
       </w:r>
@@ -16465,25 +16289,35 @@
           <w:sz w:val="24"/>
           <w:u w:val="single"/>
         </w:rPr>
-        <w:hyperlink r:id="rId113" w:history="1">
-          <w:r>
-            <w:rPr>
-              <w:rStyle w:val="Hyperlink"/>
-            </w:rPr>
-            <w:t>als-</w:t>
-          </w:r>
-        </w:hyperlink>
-      </w:r>
-      <w:r>
-        <w:rPr>
-          <w:rFonts w:ascii="Charis SIL Regular" w:hAnsi="Charis SIL Regular" w:eastAsia="Charis SIL Regular"/>
-          <w:b w:val="0"/>
-          <w:i w:val="0"/>
-          <w:color w:val="0000FF"/>
-          <w:sz w:val="24"/>
-          <w:u w:val="single"/>
-        </w:rPr>
-        <w:hyperlink r:id="rId113" w:history="1">
+        <w:hyperlink r:id="rId112" w:history="1">
+          <w:r>
+            <w:rPr>
+              <w:rStyle w:val="Hyperlink"/>
+            </w:rPr>
+            <w:t>als</w:t>
+          </w:r>
+        </w:hyperlink>
+      </w:r>
+      <w:r>
+        <w:rPr>
+          <w:rFonts w:ascii="Charis SIL Regular" w:hAnsi="Charis SIL Regular" w:eastAsia="Charis SIL Regular"/>
+          <w:b w:val="0"/>
+          <w:i w:val="0"/>
+          <w:color w:val="0000FF"/>
+          <w:sz w:val="24"/>
+        </w:rPr>
+        <w:t>-</w:t>
+      </w:r>
+      <w:r>
+        <w:rPr>
+          <w:rFonts w:ascii="Charis SIL Regular" w:hAnsi="Charis SIL Regular" w:eastAsia="Charis SIL Regular"/>
+          <w:b w:val="0"/>
+          <w:i w:val="0"/>
+          <w:color w:val="0000FF"/>
+          <w:sz w:val="24"/>
+          <w:u w:val="single"/>
+        </w:rPr>
+        <w:hyperlink r:id="rId112" w:history="1">
           <w:r>
             <w:rPr>
               <w:rStyle w:val="Hyperlink"/>
@@ -16501,7 +16335,7 @@
           <w:sz w:val="24"/>
           <w:u w:val="single"/>
         </w:rPr>
-        <w:hyperlink r:id="rId113" w:history="1">
+        <w:hyperlink r:id="rId112" w:history="1">
           <w:r>
             <w:rPr>
               <w:rStyle w:val="Hyperlink"/>
@@ -16519,7 +16353,7 @@
           <w:sz w:val="24"/>
           <w:u w:val="single"/>
         </w:rPr>
-        <w:hyperlink r:id="rId113" w:history="1">
+        <w:hyperlink r:id="rId112" w:history="1">
           <w:r>
             <w:rPr>
               <w:rStyle w:val="Hyperlink"/>
@@ -16537,7 +16371,7 @@
           <w:sz w:val="24"/>
           <w:u w:val="single"/>
         </w:rPr>
-        <w:hyperlink r:id="rId113" w:history="1">
+        <w:hyperlink r:id="rId112" w:history="1">
           <w:r>
             <w:rPr>
               <w:rStyle w:val="Hyperlink"/>
@@ -16665,14 +16499,179 @@
           <w:sz w:val="24"/>
           <w:u w:val="single"/>
         </w:rPr>
+        <w:hyperlink r:id="rId113" w:history="1">
+          <w:r>
+            <w:rPr>
+              <w:rStyle w:val="Hyperlink"/>
+            </w:rPr>
+            <w:t>https://</w:t>
+          </w:r>
+        </w:hyperlink>
+      </w:r>
+      <w:r>
+        <w:rPr>
+          <w:rFonts w:ascii="Charis SIL Regular" w:hAnsi="Charis SIL Regular" w:eastAsia="Charis SIL Regular"/>
+          <w:b w:val="0"/>
+          <w:i w:val="0"/>
+          <w:color w:val="0000FF"/>
+          <w:sz w:val="24"/>
+          <w:u w:val="single"/>
+        </w:rPr>
+        <w:hyperlink r:id="rId113" w:history="1">
+          <w:r>
+            <w:rPr>
+              <w:rStyle w:val="Hyperlink"/>
+            </w:rPr>
+            <w:t>www.sidestone.com/</w:t>
+          </w:r>
+        </w:hyperlink>
+      </w:r>
+      <w:r>
+        <w:rPr>
+          <w:rFonts w:ascii="Charis SIL Regular" w:hAnsi="Charis SIL Regular" w:eastAsia="Charis SIL Regular"/>
+          <w:b w:val="0"/>
+          <w:i w:val="0"/>
+          <w:color w:val="0000FF"/>
+          <w:sz w:val="24"/>
+          <w:u w:val="single"/>
+        </w:rPr>
+        <w:hyperlink r:id="rId113" w:history="1">
+          <w:r>
+            <w:rPr>
+              <w:rStyle w:val="Hyperlink"/>
+            </w:rPr>
+            <w:t>books/</w:t>
+          </w:r>
+        </w:hyperlink>
+      </w:r>
+      <w:r>
+        <w:rPr>
+          <w:rFonts w:ascii="Charis SIL Regular" w:hAnsi="Charis SIL Regular" w:eastAsia="Charis SIL Regular"/>
+          <w:b w:val="0"/>
+          <w:i w:val="0"/>
+          <w:color w:val="0000FF"/>
+          <w:sz w:val="24"/>
+          <w:u w:val="single"/>
+        </w:rPr>
+        <w:hyperlink r:id="rId113" w:history="1">
+          <w:r>
+            <w:rPr>
+              <w:rStyle w:val="Hyperlink"/>
+            </w:rPr>
+            <w:t>sharing-</w:t>
+          </w:r>
+        </w:hyperlink>
+      </w:r>
+      <w:r>
+        <w:rPr>
+          <w:rFonts w:ascii="Charis SIL Regular" w:hAnsi="Charis SIL Regular" w:eastAsia="Charis SIL Regular"/>
+          <w:b w:val="0"/>
+          <w:i w:val="0"/>
+          <w:color w:val="0000FF"/>
+          <w:sz w:val="24"/>
+          <w:u w:val="single"/>
+        </w:rPr>
+        <w:hyperlink r:id="rId113" w:history="1">
+          <w:r>
+            <w:rPr>
+              <w:rStyle w:val="Hyperlink"/>
+            </w:rPr>
+            <w:t>knowledge-</w:t>
+          </w:r>
+        </w:hyperlink>
+      </w:r>
+      <w:r>
+        <w:rPr>
+          <w:rFonts w:ascii="Charis SIL Regular" w:hAnsi="Charis SIL Regular" w:eastAsia="Charis SIL Regular"/>
+          <w:b w:val="0"/>
+          <w:i w:val="0"/>
+          <w:color w:val="0000FF"/>
+          <w:sz w:val="24"/>
+          <w:u w:val="single"/>
+        </w:rPr>
+        <w:hyperlink r:id="rId113" w:history="1">
+          <w:r>
+            <w:rPr>
+              <w:rStyle w:val="Hyperlink"/>
+            </w:rPr>
+            <w:t>and-</w:t>
+          </w:r>
+        </w:hyperlink>
+      </w:r>
+      <w:r>
+        <w:rPr>
+          <w:rFonts w:ascii="Charis SIL Regular" w:hAnsi="Charis SIL Regular" w:eastAsia="Charis SIL Regular"/>
+          <w:b w:val="0"/>
+          <w:i w:val="0"/>
+          <w:color w:val="0000FF"/>
+          <w:sz w:val="24"/>
+          <w:u w:val="single"/>
+        </w:rPr>
+        <w:hyperlink r:id="rId113" w:history="1">
+          <w:r>
+            <w:rPr>
+              <w:rStyle w:val="Hyperlink"/>
+            </w:rPr>
+            <w:t>cultural-</w:t>
+          </w:r>
+        </w:hyperlink>
+      </w:r>
+      <w:r>
+        <w:rPr>
+          <w:rFonts w:ascii="Charis SIL Regular" w:hAnsi="Charis SIL Regular" w:eastAsia="Charis SIL Regular"/>
+          <w:b w:val="0"/>
+          <w:i w:val="0"/>
+          <w:color w:val="0000FF"/>
+          <w:sz w:val="24"/>
+          <w:u w:val="single"/>
+        </w:rPr>
+        <w:hyperlink r:id="rId113" w:history="1">
+          <w:r>
+            <w:rPr>
+              <w:rStyle w:val="Hyperlink"/>
+            </w:rPr>
+            <w:t>heritage</w:t>
+          </w:r>
+        </w:hyperlink>
+      </w:r>
+      <w:r>
+        <w:rPr>
+          <w:rFonts w:ascii="Charis SIL Regular" w:hAnsi="Charis SIL Regular" w:eastAsia="Charis SIL Regular"/>
+          <w:b w:val="0"/>
+          <w:i w:val="0"/>
+          <w:color w:val="000000"/>
+          <w:sz w:val="24"/>
+        </w:rPr>
+        <w:t xml:space="preserve">, </w:t>
+      </w:r>
+      <w:r>
+        <w:rPr>
+          <w:rFonts w:ascii="Charis SIL Regular" w:hAnsi="Charis SIL Regular" w:eastAsia="Charis SIL Regular"/>
+          <w:b w:val="0"/>
+          <w:i w:val="0"/>
+          <w:color w:val="0000FF"/>
+          <w:sz w:val="24"/>
+          <w:u w:val="single"/>
+        </w:rPr>
         <w:hyperlink r:id="rId114" w:history="1">
           <w:r>
             <w:rPr>
               <w:rStyle w:val="Hyperlink"/>
             </w:rPr>
-            <w:t>https://</w:t>
-          </w:r>
-        </w:hyperlink>
+            <w:t>ISBN</w:t>
+          </w:r>
+        </w:hyperlink>
+      </w:r>
+      <w:r>
+        <w:rPr>
+          <w:rFonts w:ascii="Charis SIL Regular" w:hAnsi="Charis SIL Regular" w:eastAsia="Charis SIL Regular"/>
+          <w:b w:val="0"/>
+          <w:i w:val="0"/>
+          <w:color w:val="0000FF"/>
+          <w:sz w:val="24"/>
+          <w:u w:val="single"/>
+        </w:rPr>
+        <w:t xml:space="preserve"> </w:t>
       </w:r>
       <w:r>
         <w:rPr>
@@ -16688,171 +16687,6 @@
             <w:rPr>
               <w:rStyle w:val="Hyperlink"/>
             </w:rPr>
-            <w:t>www.sidestone.com/</w:t>
-          </w:r>
-        </w:hyperlink>
-      </w:r>
-      <w:r>
-        <w:rPr>
-          <w:rFonts w:ascii="Charis SIL Regular" w:hAnsi="Charis SIL Regular" w:eastAsia="Charis SIL Regular"/>
-          <w:b w:val="0"/>
-          <w:i w:val="0"/>
-          <w:color w:val="0000FF"/>
-          <w:sz w:val="24"/>
-          <w:u w:val="single"/>
-        </w:rPr>
-        <w:hyperlink r:id="rId114" w:history="1">
-          <w:r>
-            <w:rPr>
-              <w:rStyle w:val="Hyperlink"/>
-            </w:rPr>
-            <w:t>books/</w:t>
-          </w:r>
-        </w:hyperlink>
-      </w:r>
-      <w:r>
-        <w:rPr>
-          <w:rFonts w:ascii="Charis SIL Regular" w:hAnsi="Charis SIL Regular" w:eastAsia="Charis SIL Regular"/>
-          <w:b w:val="0"/>
-          <w:i w:val="0"/>
-          <w:color w:val="0000FF"/>
-          <w:sz w:val="24"/>
-          <w:u w:val="single"/>
-        </w:rPr>
-        <w:hyperlink r:id="rId114" w:history="1">
-          <w:r>
-            <w:rPr>
-              <w:rStyle w:val="Hyperlink"/>
-            </w:rPr>
-            <w:t>sharing-</w:t>
-          </w:r>
-        </w:hyperlink>
-      </w:r>
-      <w:r>
-        <w:rPr>
-          <w:rFonts w:ascii="Charis SIL Regular" w:hAnsi="Charis SIL Regular" w:eastAsia="Charis SIL Regular"/>
-          <w:b w:val="0"/>
-          <w:i w:val="0"/>
-          <w:color w:val="0000FF"/>
-          <w:sz w:val="24"/>
-          <w:u w:val="single"/>
-        </w:rPr>
-        <w:hyperlink r:id="rId114" w:history="1">
-          <w:r>
-            <w:rPr>
-              <w:rStyle w:val="Hyperlink"/>
-            </w:rPr>
-            <w:t>knowledge-</w:t>
-          </w:r>
-        </w:hyperlink>
-      </w:r>
-      <w:r>
-        <w:rPr>
-          <w:rFonts w:ascii="Charis SIL Regular" w:hAnsi="Charis SIL Regular" w:eastAsia="Charis SIL Regular"/>
-          <w:b w:val="0"/>
-          <w:i w:val="0"/>
-          <w:color w:val="0000FF"/>
-          <w:sz w:val="24"/>
-          <w:u w:val="single"/>
-        </w:rPr>
-        <w:hyperlink r:id="rId114" w:history="1">
-          <w:r>
-            <w:rPr>
-              <w:rStyle w:val="Hyperlink"/>
-            </w:rPr>
-            <w:t>and-</w:t>
-          </w:r>
-        </w:hyperlink>
-      </w:r>
-      <w:r>
-        <w:rPr>
-          <w:rFonts w:ascii="Charis SIL Regular" w:hAnsi="Charis SIL Regular" w:eastAsia="Charis SIL Regular"/>
-          <w:b w:val="0"/>
-          <w:i w:val="0"/>
-          <w:color w:val="0000FF"/>
-          <w:sz w:val="24"/>
-          <w:u w:val="single"/>
-        </w:rPr>
-        <w:hyperlink r:id="rId114" w:history="1">
-          <w:r>
-            <w:rPr>
-              <w:rStyle w:val="Hyperlink"/>
-            </w:rPr>
-            <w:t>cultural-</w:t>
-          </w:r>
-        </w:hyperlink>
-      </w:r>
-      <w:r>
-        <w:rPr>
-          <w:rFonts w:ascii="Charis SIL Regular" w:hAnsi="Charis SIL Regular" w:eastAsia="Charis SIL Regular"/>
-          <w:b w:val="0"/>
-          <w:i w:val="0"/>
-          <w:color w:val="0000FF"/>
-          <w:sz w:val="24"/>
-          <w:u w:val="single"/>
-        </w:rPr>
-        <w:hyperlink r:id="rId114" w:history="1">
-          <w:r>
-            <w:rPr>
-              <w:rStyle w:val="Hyperlink"/>
-            </w:rPr>
-            <w:t>heritage</w:t>
-          </w:r>
-        </w:hyperlink>
-      </w:r>
-      <w:r>
-        <w:rPr>
-          <w:rFonts w:ascii="Charis SIL Regular" w:hAnsi="Charis SIL Regular" w:eastAsia="Charis SIL Regular"/>
-          <w:b w:val="0"/>
-          <w:i w:val="0"/>
-          <w:color w:val="000000"/>
-          <w:sz w:val="24"/>
-        </w:rPr>
-        <w:t xml:space="preserve">, </w:t>
-      </w:r>
-      <w:r>
-        <w:rPr>
-          <w:rFonts w:ascii="Charis SIL Regular" w:hAnsi="Charis SIL Regular" w:eastAsia="Charis SIL Regular"/>
-          <w:b w:val="0"/>
-          <w:i w:val="0"/>
-          <w:color w:val="0000FF"/>
-          <w:sz w:val="24"/>
-          <w:u w:val="single"/>
-        </w:rPr>
-        <w:hyperlink r:id="rId114" w:history="1">
-          <w:r>
-            <w:rPr>
-              <w:rStyle w:val="Hyperlink"/>
-            </w:rPr>
-            <w:t>ISBN</w:t>
-          </w:r>
-        </w:hyperlink>
-      </w:r>
-      <w:r>
-        <w:rPr>
-          <w:rFonts w:ascii="Charis SIL Regular" w:hAnsi="Charis SIL Regular" w:eastAsia="Charis SIL Regular"/>
-          <w:b w:val="0"/>
-          <w:i w:val="0"/>
-          <w:color w:val="0000FF"/>
-          <w:sz w:val="24"/>
-          <w:u w:val="single"/>
-        </w:rPr>
-        <w:t xml:space="preserve"> </w:t>
-      </w:r>
-      <w:r>
-        <w:rPr>
-          <w:rFonts w:ascii="Charis SIL Regular" w:hAnsi="Charis SIL Regular" w:eastAsia="Charis SIL Regular"/>
-          <w:b w:val="0"/>
-          <w:i w:val="0"/>
-          <w:color w:val="0000FF"/>
-          <w:sz w:val="24"/>
-          <w:u w:val="single"/>
-        </w:rPr>
-        <w:hyperlink r:id="rId114" w:history="1">
-          <w:r>
-            <w:rPr>
-              <w:rStyle w:val="Hyperlink"/>
-            </w:rPr>
             <w:t>97</w:t>
           </w:r>
         </w:hyperlink>
@@ -16866,7 +16700,7 @@
           <w:sz w:val="24"/>
           <w:u w:val="single"/>
         </w:rPr>
-        <w:hyperlink r:id="rId114" w:history="1">
+        <w:hyperlink r:id="rId113" w:history="1">
           <w:r>
             <w:rPr>
               <w:rStyle w:val="Hyperlink"/>
@@ -17286,7 +17120,7 @@
           <w:sz w:val="24"/>
           <w:u w:val="single"/>
         </w:rPr>
-        <w:hyperlink r:id="rId117" w:history="1">
+        <w:hyperlink r:id="rId118" w:history="1">
           <w:r>
             <w:rPr>
               <w:rStyle w:val="Hyperlink"/>
@@ -17304,7 +17138,7 @@
           <w:sz w:val="24"/>
           <w:u w:val="single"/>
         </w:rPr>
-        <w:hyperlink r:id="rId117" w:history="1">
+        <w:hyperlink r:id="rId118" w:history="1">
           <w:r>
             <w:rPr>
               <w:rStyle w:val="Hyperlink"/>
@@ -17333,7 +17167,7 @@
           <w:sz w:val="24"/>
           <w:u w:val="single"/>
         </w:rPr>
-        <w:hyperlink r:id="rId117" w:history="1">
+        <w:hyperlink r:id="rId118" w:history="1">
           <w:r>
             <w:rPr>
               <w:rStyle w:val="Hyperlink"/>
@@ -17451,7 +17285,7 @@
           <w:sz w:val="24"/>
           <w:u w:val="single"/>
         </w:rPr>
-        <w:hyperlink r:id="rId118" w:history="1">
+        <w:hyperlink r:id="rId119" w:history="1">
           <w:r>
             <w:rPr>
               <w:rStyle w:val="Hyperlink"/>
@@ -17469,7 +17303,7 @@
           <w:sz w:val="24"/>
           <w:u w:val="single"/>
         </w:rPr>
-        <w:hyperlink r:id="rId118" w:history="1">
+        <w:hyperlink r:id="rId119" w:history="1">
           <w:r>
             <w:rPr>
               <w:rStyle w:val="Hyperlink"/>
@@ -17567,7 +17401,7 @@
           <w:sz w:val="24"/>
           <w:u w:val="single"/>
         </w:rPr>
-        <w:hyperlink r:id="rId119" w:history="1">
+        <w:hyperlink r:id="rId120" w:history="1">
           <w:r>
             <w:rPr>
               <w:rStyle w:val="Hyperlink"/>
@@ -17596,7 +17430,7 @@
           <w:sz w:val="24"/>
           <w:u w:val="single"/>
         </w:rPr>
-        <w:hyperlink r:id="rId119" w:history="1">
+        <w:hyperlink r:id="rId120" w:history="1">
           <w:r>
             <w:rPr>
               <w:rStyle w:val="Hyperlink"/>
@@ -17724,7 +17558,7 @@
           <w:sz w:val="24"/>
           <w:u w:val="single"/>
         </w:rPr>
-        <w:hyperlink r:id="rId120" w:history="1">
+        <w:hyperlink r:id="rId121" w:history="1">
           <w:r>
             <w:rPr>
               <w:rStyle w:val="Hyperlink"/>
@@ -17742,7 +17576,7 @@
           <w:sz w:val="24"/>
           <w:u w:val="single"/>
         </w:rPr>
-        <w:hyperlink r:id="rId120" w:history="1">
+        <w:hyperlink r:id="rId121" w:history="1">
           <w:r>
             <w:rPr>
               <w:rStyle w:val="Hyperlink"/>
@@ -17760,7 +17594,7 @@
           <w:sz w:val="24"/>
           <w:u w:val="single"/>
         </w:rPr>
-        <w:hyperlink r:id="rId120" w:history="1">
+        <w:hyperlink r:id="rId121" w:history="1">
           <w:r>
             <w:rPr>
               <w:rStyle w:val="Hyperlink"/>
@@ -17877,7 +17711,7 @@
           <w:color w:val="0000FF"/>
           <w:sz w:val="24"/>
         </w:rPr>
-        <w:hyperlink r:id="rId121" w:history="1">
+        <w:hyperlink r:id="rId122" w:history="1">
           <w:r>
             <w:rPr>
               <w:rStyle w:val="Hyperlink"/>
@@ -17894,7 +17728,7 @@
           <w:color w:val="0000FF"/>
           <w:sz w:val="24"/>
         </w:rPr>
-        <w:hyperlink r:id="rId121" w:history="1">
+        <w:hyperlink r:id="rId122" w:history="1">
           <w:r>
             <w:rPr>
               <w:rStyle w:val="Hyperlink"/>
@@ -17911,7 +17745,7 @@
           <w:color w:val="0000FF"/>
           <w:sz w:val="24"/>
         </w:rPr>
-        <w:hyperlink r:id="rId121" w:history="1">
+        <w:hyperlink r:id="rId122" w:history="1">
           <w:r>
             <w:rPr>
               <w:rStyle w:val="Hyperlink"/>
@@ -17928,7 +17762,7 @@
           <w:color w:val="0000FF"/>
           <w:sz w:val="24"/>
         </w:rPr>
-        <w:hyperlink r:id="rId121" w:history="1">
+        <w:hyperlink r:id="rId122" w:history="1">
           <w:r>
             <w:rPr>
               <w:rStyle w:val="Hyperlink"/>
@@ -17945,7 +17779,7 @@
           <w:color w:val="0000FF"/>
           <w:sz w:val="24"/>
         </w:rPr>
-        <w:hyperlink r:id="rId121" w:history="1">
+        <w:hyperlink r:id="rId122" w:history="1">
           <w:r>
             <w:rPr>
               <w:rStyle w:val="Hyperlink"/>
@@ -18118,7 +17952,7 @@
           <w:sz w:val="24"/>
           <w:u w:val="single"/>
         </w:rPr>
-        <w:hyperlink r:id="rId122" w:history="1">
+        <w:hyperlink r:id="rId123" w:history="1">
           <w:r>
             <w:rPr>
               <w:rStyle w:val="Hyperlink"/>
@@ -18136,7 +17970,7 @@
           <w:sz w:val="24"/>
           <w:u w:val="single"/>
         </w:rPr>
-        <w:hyperlink r:id="rId122" w:history="1">
+        <w:hyperlink r:id="rId123" w:history="1">
           <w:r>
             <w:rPr>
               <w:rStyle w:val="Hyperlink"/>
@@ -18154,7 +17988,7 @@
           <w:sz w:val="24"/>
           <w:u w:val="single"/>
         </w:rPr>
-        <w:hyperlink r:id="rId122" w:history="1">
+        <w:hyperlink r:id="rId123" w:history="1">
           <w:r>
             <w:rPr>
               <w:rStyle w:val="Hyperlink"/>
@@ -18182,7 +18016,7 @@
           <w:sz w:val="24"/>
           <w:u w:val="single"/>
         </w:rPr>
-        <w:hyperlink r:id="rId123" w:history="1">
+        <w:hyperlink r:id="rId124" w:history="1">
           <w:r>
             <w:rPr>
               <w:rStyle w:val="Hyperlink"/>
@@ -18211,7 +18045,7 @@
           <w:sz w:val="24"/>
           <w:u w:val="single"/>
         </w:rPr>
-        <w:hyperlink r:id="rId123" w:history="1">
+        <w:hyperlink r:id="rId124" w:history="1">
           <w:r>
             <w:rPr>
               <w:rStyle w:val="Hyperlink"/>
@@ -18316,7 +18150,7 @@
           <w:color w:val="0000FF"/>
           <w:sz w:val="24"/>
         </w:rPr>
-        <w:hyperlink r:id="rId124" w:history="1">
+        <w:hyperlink r:id="rId125" w:history="1">
           <w:r>
             <w:rPr>
               <w:rStyle w:val="Hyperlink"/>
@@ -18333,7 +18167,7 @@
           <w:color w:val="0000FF"/>
           <w:sz w:val="24"/>
         </w:rPr>
-        <w:hyperlink r:id="rId124" w:history="1">
+        <w:hyperlink r:id="rId125" w:history="1">
           <w:r>
             <w:rPr>
               <w:rStyle w:val="Hyperlink"/>
@@ -18350,7 +18184,7 @@
           <w:color w:val="0000FF"/>
           <w:sz w:val="24"/>
         </w:rPr>
-        <w:hyperlink r:id="rId124" w:history="1">
+        <w:hyperlink r:id="rId125" w:history="1">
           <w:r>
             <w:rPr>
               <w:rStyle w:val="Hyperlink"/>
@@ -18367,7 +18201,7 @@
           <w:color w:val="0000FF"/>
           <w:sz w:val="24"/>
         </w:rPr>
-        <w:hyperlink r:id="rId124" w:history="1">
+        <w:hyperlink r:id="rId125" w:history="1">
           <w:r>
             <w:rPr>
               <w:rStyle w:val="Hyperlink"/>
@@ -18384,7 +18218,7 @@
           <w:color w:val="0000FF"/>
           <w:sz w:val="24"/>
         </w:rPr>
-        <w:hyperlink r:id="rId124" w:history="1">
+        <w:hyperlink r:id="rId125" w:history="1">
           <w:r>
             <w:rPr>
               <w:rStyle w:val="Hyperlink"/>
@@ -18482,7 +18316,7 @@
           <w:color w:val="0000FF"/>
           <w:sz w:val="24"/>
         </w:rPr>
-        <w:hyperlink r:id="rId125" w:history="1">
+        <w:hyperlink r:id="rId126" w:history="1">
           <w:r>
             <w:rPr>
               <w:rStyle w:val="Hyperlink"/>
@@ -18499,7 +18333,7 @@
           <w:color w:val="0000FF"/>
           <w:sz w:val="24"/>
         </w:rPr>
-        <w:hyperlink r:id="rId125" w:history="1">
+        <w:hyperlink r:id="rId126" w:history="1">
           <w:r>
             <w:rPr>
               <w:rStyle w:val="Hyperlink"/>
@@ -18516,7 +18350,7 @@
           <w:color w:val="0000FF"/>
           <w:sz w:val="24"/>
         </w:rPr>
-        <w:hyperlink r:id="rId125" w:history="1">
+        <w:hyperlink r:id="rId126" w:history="1">
           <w:r>
             <w:rPr>
               <w:rStyle w:val="Hyperlink"/>
@@ -18533,7 +18367,7 @@
           <w:color w:val="0000FF"/>
           <w:sz w:val="24"/>
         </w:rPr>
-        <w:hyperlink r:id="rId125" w:history="1">
+        <w:hyperlink r:id="rId126" w:history="1">
           <w:r>
             <w:rPr>
               <w:rStyle w:val="Hyperlink"/>
@@ -18550,7 +18384,7 @@
           <w:color w:val="0000FF"/>
           <w:sz w:val="24"/>
         </w:rPr>
-        <w:hyperlink r:id="rId125" w:history="1">
+        <w:hyperlink r:id="rId126" w:history="1">
           <w:r>
             <w:rPr>
               <w:rStyle w:val="Hyperlink"/>
@@ -18659,7 +18493,7 @@
           <w:color w:val="0000FF"/>
           <w:sz w:val="24"/>
         </w:rPr>
-        <w:hyperlink r:id="rId126" w:history="1">
+        <w:hyperlink r:id="rId127" w:history="1">
           <w:r>
             <w:rPr>
               <w:rStyle w:val="Hyperlink"/>
@@ -18676,7 +18510,7 @@
           <w:color w:val="0000FF"/>
           <w:sz w:val="24"/>
         </w:rPr>
-        <w:hyperlink r:id="rId126" w:history="1">
+        <w:hyperlink r:id="rId127" w:history="1">
           <w:r>
             <w:rPr>
               <w:rStyle w:val="Hyperlink"/>
@@ -18693,7 +18527,7 @@
           <w:color w:val="0000FF"/>
           <w:sz w:val="24"/>
         </w:rPr>
-        <w:hyperlink r:id="rId126" w:history="1">
+        <w:hyperlink r:id="rId127" w:history="1">
           <w:r>
             <w:rPr>
               <w:rStyle w:val="Hyperlink"/>
@@ -18710,7 +18544,7 @@
           <w:color w:val="0000FF"/>
           <w:sz w:val="24"/>
         </w:rPr>
-        <w:hyperlink r:id="rId126" w:history="1">
+        <w:hyperlink r:id="rId127" w:history="1">
           <w:r>
             <w:rPr>
               <w:rStyle w:val="Hyperlink"/>
@@ -18727,7 +18561,7 @@
           <w:color w:val="0000FF"/>
           <w:sz w:val="24"/>
         </w:rPr>
-        <w:hyperlink r:id="rId126" w:history="1">
+        <w:hyperlink r:id="rId127" w:history="1">
           <w:r>
             <w:rPr>
               <w:rStyle w:val="Hyperlink"/>
@@ -18850,7 +18684,7 @@
           <w:sz w:val="24"/>
           <w:u w:val="single"/>
         </w:rPr>
-        <w:hyperlink r:id="rId127" w:history="1">
+        <w:hyperlink r:id="rId128" w:history="1">
           <w:r>
             <w:rPr>
               <w:rStyle w:val="Hyperlink"/>
@@ -18879,7 +18713,7 @@
           <w:sz w:val="24"/>
           <w:u w:val="single"/>
         </w:rPr>
-        <w:hyperlink r:id="rId127" w:history="1">
+        <w:hyperlink r:id="rId128" w:history="1">
           <w:r>
             <w:rPr>
               <w:rStyle w:val="Hyperlink"/>
@@ -18964,7 +18798,7 @@
           <w:color w:val="0000FF"/>
           <w:sz w:val="24"/>
         </w:rPr>
-        <w:hyperlink r:id="rId128" w:history="1">
+        <w:hyperlink r:id="rId129" w:history="1">
           <w:r>
             <w:rPr>
               <w:rStyle w:val="Hyperlink"/>
@@ -18981,7 +18815,7 @@
           <w:color w:val="0000FF"/>
           <w:sz w:val="24"/>
         </w:rPr>
-        <w:hyperlink r:id="rId128" w:history="1">
+        <w:hyperlink r:id="rId129" w:history="1">
           <w:r>
             <w:rPr>
               <w:rStyle w:val="Hyperlink"/>
@@ -18998,7 +18832,7 @@
           <w:color w:val="0000FF"/>
           <w:sz w:val="24"/>
         </w:rPr>
-        <w:hyperlink r:id="rId128" w:history="1">
+        <w:hyperlink r:id="rId129" w:history="1">
           <w:r>
             <w:rPr>
               <w:rStyle w:val="Hyperlink"/>
@@ -19015,7 +18849,7 @@
           <w:color w:val="0000FF"/>
           <w:sz w:val="24"/>
         </w:rPr>
-        <w:hyperlink r:id="rId128" w:history="1">
+        <w:hyperlink r:id="rId129" w:history="1">
           <w:r>
             <w:rPr>
               <w:rStyle w:val="Hyperlink"/>
@@ -19032,7 +18866,7 @@
           <w:color w:val="0000FF"/>
           <w:sz w:val="24"/>
         </w:rPr>
-        <w:hyperlink r:id="rId128" w:history="1">
+        <w:hyperlink r:id="rId129" w:history="1">
           <w:r>
             <w:rPr>
               <w:rStyle w:val="Hyperlink"/>
@@ -19049,7 +18883,7 @@
           <w:color w:val="0000FF"/>
           <w:sz w:val="24"/>
         </w:rPr>
-        <w:hyperlink r:id="rId128" w:history="1">
+        <w:hyperlink r:id="rId129" w:history="1">
           <w:r>
             <w:rPr>
               <w:rStyle w:val="Hyperlink"/>
@@ -19066,7 +18900,7 @@
           <w:color w:val="0000FF"/>
           <w:sz w:val="24"/>
         </w:rPr>
-        <w:hyperlink r:id="rId128" w:history="1">
+        <w:hyperlink r:id="rId129" w:history="1">
           <w:r>
             <w:rPr>
               <w:rStyle w:val="Hyperlink"/>
@@ -19085,178 +18919,8 @@
           <w:i w:val="0"/>
           <w:color w:val="0000FF"/>
           <w:sz w:val="24"/>
-          <w:u w:val="single"/>
-        </w:rPr>
-        <w:hyperlink r:id="rId128" w:history="1">
-          <w:r>
-            <w:rPr>
-              <w:rStyle w:val="Hyperlink"/>
-            </w:rPr>
-            <w:t>inventa</w:t>
-          </w:r>
-        </w:hyperlink>
-      </w:r>
-      <w:r>
-        <w:rPr>
-          <w:rFonts w:ascii="Charis SIL Regular" w:hAnsi="Charis SIL Regular" w:eastAsia="Charis SIL Regular"/>
-          <w:b w:val="0"/>
-          <w:i w:val="0"/>
-          <w:color w:val="0000FF"/>
-          <w:sz w:val="24"/>
-          <w:u w:val="single"/>
-        </w:rPr>
-        <w:hyperlink r:id="rId128" w:history="1">
-          <w:r>
-            <w:rPr>
-              <w:rStyle w:val="Hyperlink"/>
-            </w:rPr>
-            <w:t>risti</w:t>
-          </w:r>
-        </w:hyperlink>
-      </w:r>
-      <w:r>
-        <w:rPr>
-          <w:rFonts w:ascii="Charis SIL Regular" w:hAnsi="Charis SIL Regular" w:eastAsia="Charis SIL Regular"/>
-          <w:b w:val="0"/>
-          <w:i w:val="0"/>
-          <w:color w:val="0000FF"/>
-          <w:sz w:val="24"/>
-          <w:u w:val="single"/>
-        </w:rPr>
-        <w:hyperlink r:id="rId128" w:history="1">
-          <w:r>
-            <w:rPr>
-              <w:rStyle w:val="Hyperlink"/>
-            </w:rPr>
-            <w:t>e-</w:t>
-          </w:r>
-        </w:hyperlink>
-      </w:r>
-      <w:r>
-        <w:rPr>
-          <w:rFonts w:ascii="Charis SIL Regular" w:hAnsi="Charis SIL Regular" w:eastAsia="Charis SIL Regular"/>
-          <w:b w:val="0"/>
-          <w:i w:val="0"/>
-          <w:color w:val="0000FF"/>
-          <w:sz w:val="24"/>
-          <w:u w:val="single"/>
-        </w:rPr>
-        <w:hyperlink r:id="rId128" w:history="1">
-          <w:r>
-            <w:rPr>
-              <w:rStyle w:val="Hyperlink"/>
-            </w:rPr>
-            <w:t>objecten-</w:t>
-          </w:r>
-        </w:hyperlink>
-      </w:r>
-      <w:r>
-        <w:rPr>
-          <w:rFonts w:ascii="Charis SIL Regular" w:hAnsi="Charis SIL Regular" w:eastAsia="Charis SIL Regular"/>
-          <w:b w:val="0"/>
-          <w:i w:val="0"/>
-          <w:color w:val="0000FF"/>
-          <w:sz w:val="24"/>
-          <w:u w:val="single"/>
-        </w:rPr>
-        <w:hyperlink r:id="rId128" w:history="1">
-          <w:r>
-            <w:rPr>
-              <w:rStyle w:val="Hyperlink"/>
-            </w:rPr>
-            <w:t>Suriname_Consor</w:t>
-          </w:r>
-        </w:hyperlink>
-      </w:r>
-      <w:r>
-        <w:rPr>
-          <w:rFonts w:ascii="Charis SIL Regular" w:hAnsi="Charis SIL Regular" w:eastAsia="Charis SIL Regular"/>
-          <w:b w:val="0"/>
-          <w:i w:val="0"/>
-          <w:color w:val="0000FF"/>
-          <w:sz w:val="24"/>
-          <w:u w:val="single"/>
-        </w:rPr>
-        <w:hyperlink r:id="rId128" w:history="1">
-          <w:r>
-            <w:rPr>
-              <w:rStyle w:val="Hyperlink"/>
-            </w:rPr>
-            <w:t>tiu</w:t>
-          </w:r>
-        </w:hyperlink>
-      </w:r>
-      <w:r>
-        <w:rPr>
-          <w:rFonts w:ascii="Charis SIL Regular" w:hAnsi="Charis SIL Regular" w:eastAsia="Charis SIL Regular"/>
-          <w:b w:val="0"/>
-          <w:i w:val="0"/>
-          <w:color w:val="0000FF"/>
-          <w:sz w:val="24"/>
-          <w:u w:val="single"/>
-        </w:rPr>
-        <w:hyperlink r:id="rId128" w:history="1">
-          <w:r>
-            <w:rPr>
-              <w:rStyle w:val="Hyperlink"/>
-            </w:rPr>
-            <w:t>m-</w:t>
-          </w:r>
-        </w:hyperlink>
-      </w:r>
-      <w:r>
-        <w:rPr>
-          <w:rFonts w:ascii="Charis SIL Regular" w:hAnsi="Charis SIL Regular" w:eastAsia="Charis SIL Regular"/>
-          <w:b w:val="0"/>
-          <w:i w:val="0"/>
-          <w:color w:val="0000FF"/>
-          <w:sz w:val="24"/>
-          <w:u w:val="single"/>
-        </w:rPr>
-        <w:hyperlink r:id="rId128" w:history="1">
-          <w:r>
-            <w:rPr>
-              <w:rStyle w:val="Hyperlink"/>
-            </w:rPr>
-            <w:t>Koloni</w:t>
-          </w:r>
-        </w:hyperlink>
-      </w:r>
-      <w:r>
-        <w:rPr>
-          <w:rFonts w:ascii="Charis SIL Regular" w:hAnsi="Charis SIL Regular" w:eastAsia="Charis SIL Regular"/>
-          <w:b w:val="0"/>
-          <w:i w:val="0"/>
-          <w:color w:val="0000FF"/>
-          <w:sz w:val="24"/>
-          <w:u w:val="single"/>
-        </w:rPr>
-        <w:hyperlink r:id="rId128" w:history="1">
-          <w:r>
-            <w:rPr>
-              <w:rStyle w:val="Hyperlink"/>
-            </w:rPr>
-            <w:t>ale-</w:t>
-          </w:r>
-        </w:hyperlink>
-      </w:r>
-      <w:r>
-        <w:rPr>
-          <w:rFonts w:ascii="Charis SIL Regular" w:hAnsi="Charis SIL Regular" w:eastAsia="Charis SIL Regular"/>
-          <w:b w:val="0"/>
-          <w:i w:val="0"/>
-          <w:color w:val="0000FF"/>
-          <w:sz w:val="24"/>
-          <w:u w:val="single"/>
-        </w:rPr>
-        <w:hyperlink r:id="rId128" w:history="1">
-          <w:r>
-            <w:rPr>
-              <w:rStyle w:val="Hyperlink"/>
-            </w:rPr>
-            <w:t xml:space="preserve">Collecties-2.pdf </w:t>
-          </w:r>
-        </w:hyperlink>
+        </w:rPr>
+        <w:t xml:space="preserve">inventaristie-objecten-Suriname_Consortium-Koloniale-Collecties-2.pdf </w:t>
       </w:r>
       <w:r>
         <w:rPr>
@@ -19332,7 +18996,7 @@
           <w:sz w:val="24"/>
           <w:u w:val="single"/>
         </w:rPr>
-        <w:hyperlink r:id="rId129" w:history="1">
+        <w:hyperlink r:id="rId130" w:history="1">
           <w:r>
             <w:rPr>
               <w:rStyle w:val="Hyperlink"/>
@@ -19350,7 +19014,7 @@
           <w:sz w:val="24"/>
           <w:u w:val="single"/>
         </w:rPr>
-        <w:hyperlink r:id="rId129" w:history="1">
+        <w:hyperlink r:id="rId130" w:history="1">
           <w:r>
             <w:rPr>
               <w:rStyle w:val="Hyperlink"/>
@@ -19368,7 +19032,7 @@
           <w:sz w:val="24"/>
           <w:u w:val="single"/>
         </w:rPr>
-        <w:hyperlink r:id="rId129" w:history="1">
+        <w:hyperlink r:id="rId130" w:history="1">
           <w:r>
             <w:rPr>
               <w:rStyle w:val="Hyperlink"/>
@@ -19386,7 +19050,7 @@
           <w:sz w:val="24"/>
           <w:u w:val="single"/>
         </w:rPr>
-        <w:hyperlink r:id="rId129" w:history="1">
+        <w:hyperlink r:id="rId130" w:history="1">
           <w:r>
             <w:rPr>
               <w:rStyle w:val="Hyperlink"/>
@@ -19489,7 +19153,7 @@
           <w:sz w:val="24"/>
           <w:u w:val="single"/>
         </w:rPr>
-        <w:hyperlink r:id="rId130" w:history="1">
+        <w:hyperlink r:id="rId131" w:history="1">
           <w:r>
             <w:rPr>
               <w:rStyle w:val="Hyperlink"/>
@@ -19507,7 +19171,7 @@
           <w:sz w:val="24"/>
           <w:u w:val="single"/>
         </w:rPr>
-        <w:hyperlink r:id="rId130" w:history="1">
+        <w:hyperlink r:id="rId131" w:history="1">
           <w:r>
             <w:rPr>
               <w:rStyle w:val="Hyperlink"/>
@@ -19525,7 +19189,7 @@
           <w:sz w:val="24"/>
           <w:u w:val="single"/>
         </w:rPr>
-        <w:hyperlink r:id="rId130" w:history="1">
+        <w:hyperlink r:id="rId131" w:history="1">
           <w:r>
             <w:rPr>
               <w:rStyle w:val="Hyperlink"/>
@@ -19543,7 +19207,7 @@
           <w:sz w:val="24"/>
           <w:u w:val="single"/>
         </w:rPr>
-        <w:hyperlink r:id="rId130" w:history="1">
+        <w:hyperlink r:id="rId131" w:history="1">
           <w:r>
             <w:rPr>
               <w:rStyle w:val="Hyperlink"/>
@@ -19626,7 +19290,7 @@
           <w:sz w:val="24"/>
           <w:u w:val="single"/>
         </w:rPr>
-        <w:hyperlink r:id="rId131" w:history="1">
+        <w:hyperlink r:id="rId132" w:history="1">
           <w:r>
             <w:rPr>
               <w:rStyle w:val="Hyperlink"/>
@@ -19644,7 +19308,7 @@
           <w:sz w:val="24"/>
           <w:u w:val="single"/>
         </w:rPr>
-        <w:hyperlink r:id="rId131" w:history="1">
+        <w:hyperlink r:id="rId132" w:history="1">
           <w:r>
             <w:rPr>
               <w:rStyle w:val="Hyperlink"/>
@@ -19662,7 +19326,7 @@
           <w:sz w:val="24"/>
           <w:u w:val="single"/>
         </w:rPr>
-        <w:hyperlink r:id="rId131" w:history="1">
+        <w:hyperlink r:id="rId132" w:history="1">
           <w:r>
             <w:rPr>
               <w:rStyle w:val="Hyperlink"/>
@@ -19680,7 +19344,7 @@
           <w:sz w:val="24"/>
           <w:u w:val="single"/>
         </w:rPr>
-        <w:hyperlink r:id="rId131" w:history="1">
+        <w:hyperlink r:id="rId132" w:history="1">
           <w:r>
             <w:rPr>
               <w:rStyle w:val="Hyperlink"/>
@@ -19779,7 +19443,7 @@
           <w:sz w:val="24"/>
           <w:u w:val="single"/>
         </w:rPr>
-        <w:hyperlink r:id="rId132" w:history="1">
+        <w:hyperlink r:id="rId133" w:history="1">
           <w:r>
             <w:rPr>
               <w:rStyle w:val="Hyperlink"/>
@@ -19797,7 +19461,7 @@
           <w:sz w:val="24"/>
           <w:u w:val="single"/>
         </w:rPr>
-        <w:hyperlink r:id="rId132" w:history="1">
+        <w:hyperlink r:id="rId133" w:history="1">
           <w:r>
             <w:rPr>
               <w:rStyle w:val="Hyperlink"/>
@@ -19815,7 +19479,7 @@
           <w:sz w:val="24"/>
           <w:u w:val="single"/>
         </w:rPr>
-        <w:hyperlink r:id="rId132" w:history="1">
+        <w:hyperlink r:id="rId133" w:history="1">
           <w:r>
             <w:rPr>
               <w:rStyle w:val="Hyperlink"/>
@@ -19833,7 +19497,7 @@
           <w:sz w:val="24"/>
           <w:u w:val="single"/>
         </w:rPr>
-        <w:hyperlink r:id="rId132" w:history="1">
+        <w:hyperlink r:id="rId133" w:history="1">
           <w:r>
             <w:rPr>
               <w:rStyle w:val="Hyperlink"/>
@@ -19851,7 +19515,7 @@
           <w:sz w:val="24"/>
           <w:u w:val="single"/>
         </w:rPr>
-        <w:hyperlink r:id="rId132" w:history="1">
+        <w:hyperlink r:id="rId133" w:history="1">
           <w:r>
             <w:rPr>
               <w:rStyle w:val="Hyperlink"/>
@@ -19937,7 +19601,7 @@
           <w:sz w:val="24"/>
           <w:u w:val="single"/>
         </w:rPr>
-        <w:hyperlink r:id="rId133" w:history="1">
+        <w:hyperlink r:id="rId134" w:history="1">
           <w:r>
             <w:rPr>
               <w:rStyle w:val="Hyperlink"/>
@@ -19955,7 +19619,7 @@
           <w:sz w:val="24"/>
           <w:u w:val="single"/>
         </w:rPr>
-        <w:hyperlink r:id="rId133" w:history="1">
+        <w:hyperlink r:id="rId134" w:history="1">
           <w:r>
             <w:rPr>
               <w:rStyle w:val="Hyperlink"/>
@@ -19973,7 +19637,7 @@
           <w:sz w:val="24"/>
           <w:u w:val="single"/>
         </w:rPr>
-        <w:hyperlink r:id="rId133" w:history="1">
+        <w:hyperlink r:id="rId134" w:history="1">
           <w:r>
             <w:rPr>
               <w:rStyle w:val="Hyperlink"/>
@@ -19991,7 +19655,7 @@
           <w:sz w:val="24"/>
           <w:u w:val="single"/>
         </w:rPr>
-        <w:hyperlink r:id="rId133" w:history="1">
+        <w:hyperlink r:id="rId134" w:history="1">
           <w:r>
             <w:rPr>
               <w:rStyle w:val="Hyperlink"/>
@@ -20281,7 +19945,7 @@
           <w:sz w:val="24"/>
           <w:u w:val="single"/>
         </w:rPr>
-        <w:hyperlink r:id="rId134" w:history="1">
+        <w:hyperlink r:id="rId135" w:history="1">
           <w:r>
             <w:rPr>
               <w:rStyle w:val="Hyperlink"/>
@@ -20299,7 +19963,7 @@
           <w:sz w:val="24"/>
           <w:u w:val="single"/>
         </w:rPr>
-        <w:hyperlink r:id="rId134" w:history="1">
+        <w:hyperlink r:id="rId135" w:history="1">
           <w:r>
             <w:rPr>
               <w:rStyle w:val="Hyperlink"/>
@@ -20317,7 +19981,7 @@
           <w:sz w:val="24"/>
           <w:u w:val="single"/>
         </w:rPr>
-        <w:hyperlink r:id="rId134" w:history="1">
+        <w:hyperlink r:id="rId135" w:history="1">
           <w:r>
             <w:rPr>
               <w:rStyle w:val="Hyperlink"/>
@@ -20335,7 +19999,7 @@
           <w:sz w:val="24"/>
           <w:u w:val="single"/>
         </w:rPr>
-        <w:hyperlink r:id="rId134" w:history="1">
+        <w:hyperlink r:id="rId135" w:history="1">
           <w:r>
             <w:rPr>
               <w:rStyle w:val="Hyperlink"/>
@@ -20447,7 +20111,7 @@
           <w:sz w:val="24"/>
           <w:u w:val="single"/>
         </w:rPr>
-        <w:hyperlink r:id="rId135" w:history="1">
+        <w:hyperlink r:id="rId136" w:history="1">
           <w:r>
             <w:rPr>
               <w:rStyle w:val="Hyperlink"/>
@@ -20465,7 +20129,7 @@
           <w:sz w:val="24"/>
           <w:u w:val="single"/>
         </w:rPr>
-        <w:hyperlink r:id="rId135" w:history="1">
+        <w:hyperlink r:id="rId136" w:history="1">
           <w:r>
             <w:rPr>
               <w:rStyle w:val="Hyperlink"/>
@@ -20483,7 +20147,7 @@
           <w:sz w:val="24"/>
           <w:u w:val="single"/>
         </w:rPr>
-        <w:hyperlink r:id="rId135" w:history="1">
+        <w:hyperlink r:id="rId136" w:history="1">
           <w:r>
             <w:rPr>
               <w:rStyle w:val="Hyperlink"/>
@@ -20507,7 +20171,7 @@
           <w:sz w:val="24"/>
           <w:u w:val="single"/>
         </w:rPr>
-        <w:hyperlink r:id="rId135" w:history="1">
+        <w:hyperlink r:id="rId136" w:history="1">
           <w:r>
             <w:rPr>
               <w:rStyle w:val="Hyperlink"/>
@@ -20525,7 +20189,7 @@
           <w:sz w:val="24"/>
           <w:u w:val="single"/>
         </w:rPr>
-        <w:hyperlink r:id="rId135" w:history="1">
+        <w:hyperlink r:id="rId136" w:history="1">
           <w:r>
             <w:rPr>
               <w:rStyle w:val="Hyperlink"/>
@@ -20543,7 +20207,7 @@
           <w:sz w:val="24"/>
           <w:u w:val="single"/>
         </w:rPr>
-        <w:hyperlink r:id="rId135" w:history="1">
+        <w:hyperlink r:id="rId136" w:history="1">
           <w:r>
             <w:rPr>
               <w:rStyle w:val="Hyperlink"/>
@@ -20560,7 +20224,7 @@
           <w:color w:val="0000FF"/>
           <w:sz w:val="24"/>
         </w:rPr>
-        <w:hyperlink r:id="rId135" w:history="1">
+        <w:hyperlink r:id="rId136" w:history="1">
           <w:r>
             <w:rPr>
               <w:rStyle w:val="Hyperlink"/>
@@ -20581,7 +20245,7 @@
           <w:sz w:val="24"/>
           <w:u w:val="single"/>
         </w:rPr>
-        <w:hyperlink r:id="rId135" w:history="1">
+        <w:hyperlink r:id="rId137" w:history="1">
           <w:r>
             <w:rPr>
               <w:rStyle w:val="Hyperlink"/>
@@ -20610,7 +20274,7 @@
           <w:sz w:val="24"/>
           <w:u w:val="single"/>
         </w:rPr>
-        <w:hyperlink r:id="rId135" w:history="1">
+        <w:hyperlink r:id="rId137" w:history="1">
           <w:r>
             <w:rPr>
               <w:rStyle w:val="Hyperlink"/>
@@ -20726,7 +20390,7 @@
           <w:sz w:val="24"/>
           <w:u w:val="single"/>
         </w:rPr>
-        <w:hyperlink r:id="rId136" w:history="1">
+        <w:hyperlink r:id="rId138" w:history="1">
           <w:r>
             <w:rPr>
               <w:rStyle w:val="Hyperlink"/>
@@ -20755,7 +20419,7 @@
           <w:sz w:val="24"/>
           <w:u w:val="single"/>
         </w:rPr>
-        <w:hyperlink r:id="rId136" w:history="1">
+        <w:hyperlink r:id="rId138" w:history="1">
           <w:r>
             <w:rPr>
               <w:rStyle w:val="Hyperlink"/>
@@ -20783,7 +20447,7 @@
           <w:sz w:val="24"/>
           <w:u w:val="single"/>
         </w:rPr>
-        <w:hyperlink r:id="rId137" w:history="1">
+        <w:hyperlink r:id="rId139" w:history="1">
           <w:r>
             <w:rPr>
               <w:rStyle w:val="Hyperlink"/>
@@ -20812,7 +20476,7 @@
           <w:sz w:val="24"/>
           <w:u w:val="single"/>
         </w:rPr>
-        <w:hyperlink r:id="rId137" w:history="1">
+        <w:hyperlink r:id="rId139" w:history="1">
           <w:r>
             <w:rPr>
               <w:rStyle w:val="Hyperlink"/>

--- a/EXPORTS/DOCX/review/niveau2/English/Suriname.docx
+++ b/EXPORTS/DOCX/review/niveau2/English/Suriname.docx
@@ -1461,13 +1461,103 @@
       </w:r>
       <w:r>
         <w:rPr>
-          <w:rFonts w:ascii="Charis SIL Regular" w:hAnsi="Charis SIL Regular" w:eastAsia="Charis SIL Regular"/>
-          <w:b w:val="0"/>
-          <w:i w:val="0"/>
-          <w:color w:val="000000"/>
-          <w:sz w:val="24"/>
-        </w:rPr>
-        <w:t xml:space="preserve">was the son-in-law and admirer of </w:t>
+          <w:u w:val="single" w:color="0000ff"/>
+          <w:rFonts w:ascii="Charis SIL Regular" w:hAnsi="Charis SIL Regular" w:eastAsia="Charis SIL Regular"/>
+          <w:b w:val="0"/>
+          <w:i w:val="0"/>
+          <w:color w:val="000000"/>
+          <w:sz w:val="24"/>
+        </w:rPr>
+        <w:hyperlink r:id="rId13" w:history="1">
+          <w:r>
+            <w:rPr>
+              <w:rStyle w:val="Hyperlink"/>
+            </w:rPr>
+            <w:t xml:space="preserve">was the </w:t>
+          </w:r>
+        </w:hyperlink>
+      </w:r>
+      <w:r>
+        <w:rPr>
+          <w:u w:val="single" w:color="0000ff"/>
+          <w:rFonts w:ascii="Charis SIL Regular" w:hAnsi="Charis SIL Regular" w:eastAsia="Charis SIL Regular"/>
+          <w:b w:val="0"/>
+          <w:i w:val="0"/>
+          <w:color w:val="000000"/>
+          <w:sz w:val="24"/>
+        </w:rPr>
+        <w:hyperlink r:id="rId13" w:history="1">
+          <w:r>
+            <w:rPr>
+              <w:rStyle w:val="Hyperlink"/>
+            </w:rPr>
+            <w:t>son-in-law a</w:t>
+          </w:r>
+        </w:hyperlink>
+      </w:r>
+      <w:r>
+        <w:rPr>
+          <w:rFonts w:ascii="Charis SIL Regular" w:hAnsi="Charis SIL Regular" w:eastAsia="Charis SIL Regular"/>
+          <w:b w:val="0"/>
+          <w:i w:val="0"/>
+          <w:color w:val="000000"/>
+          <w:sz w:val="24"/>
+        </w:rPr>
+        <w:t>n</w:t>
+      </w:r>
+      <w:r>
+        <w:rPr>
+          <w:u w:val="single" w:color="0000ff"/>
+          <w:rFonts w:ascii="Charis SIL Regular" w:hAnsi="Charis SIL Regular" w:eastAsia="Charis SIL Regular"/>
+          <w:b w:val="0"/>
+          <w:i w:val="0"/>
+          <w:color w:val="000000"/>
+          <w:sz w:val="24"/>
+        </w:rPr>
+        <w:hyperlink r:id="rId14" w:history="1">
+          <w:r>
+            <w:rPr>
+              <w:rStyle w:val="Hyperlink"/>
+            </w:rPr>
+            <w:t>d admir</w:t>
+          </w:r>
+        </w:hyperlink>
+      </w:r>
+      <w:r>
+        <w:rPr>
+          <w:u w:val="single" w:color="0000ff"/>
+          <w:rFonts w:ascii="Charis SIL Regular" w:hAnsi="Charis SIL Regular" w:eastAsia="Charis SIL Regular"/>
+          <w:b w:val="0"/>
+          <w:i w:val="0"/>
+          <w:color w:val="000000"/>
+          <w:sz w:val="24"/>
+        </w:rPr>
+        <w:hyperlink r:id="rId14" w:history="1">
+          <w:r>
+            <w:rPr>
+              <w:rStyle w:val="Hyperlink"/>
+            </w:rPr>
+            <w:t>e</w:t>
+          </w:r>
+        </w:hyperlink>
+      </w:r>
+      <w:r>
+        <w:rPr>
+          <w:u w:val="single" w:color="0000ff"/>
+          <w:rFonts w:ascii="Charis SIL Regular" w:hAnsi="Charis SIL Regular" w:eastAsia="Charis SIL Regular"/>
+          <w:b w:val="0"/>
+          <w:i w:val="0"/>
+          <w:color w:val="000000"/>
+          <w:sz w:val="24"/>
+        </w:rPr>
+        <w:hyperlink r:id="rId14" w:history="1">
+          <w:r>
+            <w:rPr>
+              <w:rStyle w:val="Hyperlink"/>
+            </w:rPr>
+            <w:t xml:space="preserve">r of </w:t>
+          </w:r>
+        </w:hyperlink>
       </w:r>
       <w:r>
         <w:rPr>
@@ -2292,6 +2382,7 @@
           <w:i w:val="0"/>
           <w:color w:val="0000FF"/>
           <w:sz w:val="24"/>
+          <w:u w:val="single"/>
         </w:rPr>
         <w:hyperlink r:id="rId21" w:history="1">
           <w:r>
@@ -5185,61 +5276,7 @@
           <w:color w:val="000000"/>
           <w:sz w:val="24"/>
         </w:rPr>
-        <w:t>Berliner</w:t>
-      </w:r>
-      <w:r>
-        <w:rPr>
-          <w:u w:val="single" w:color="0000ff"/>
-          <w:rFonts w:ascii="Charis SIL Italic" w:hAnsi="Charis SIL Italic" w:eastAsia="Charis SIL Italic"/>
-          <w:b w:val="0"/>
-          <w:i/>
-          <w:color w:val="000000"/>
-          <w:sz w:val="24"/>
-        </w:rPr>
-        <w:hyperlink r:id="rId40" w:history="1">
-          <w:r>
-            <w:rPr>
-              <w:rStyle w:val="Hyperlink"/>
-            </w:rPr>
-            <w:t xml:space="preserve"> Gese</w:t>
-          </w:r>
-        </w:hyperlink>
-      </w:r>
-      <w:r>
-        <w:rPr>
-          <w:u w:val="single" w:color="0000ff"/>
-          <w:rFonts w:ascii="Charis SIL Italic" w:hAnsi="Charis SIL Italic" w:eastAsia="Charis SIL Italic"/>
-          <w:b w:val="0"/>
-          <w:i/>
-          <w:color w:val="000000"/>
-          <w:sz w:val="24"/>
-        </w:rPr>
-        <w:hyperlink r:id="rId40" w:history="1">
-          <w:r>
-            <w:rPr>
-              <w:rStyle w:val="Hyperlink"/>
-            </w:rPr>
-            <w:t>l</w:t>
-          </w:r>
-        </w:hyperlink>
-      </w:r>
-      <w:r>
-        <w:rPr>
-          <w:u w:val="single" w:color="0000ff"/>
-          <w:rFonts w:ascii="Charis SIL Italic" w:hAnsi="Charis SIL Italic" w:eastAsia="Charis SIL Italic"/>
-          <w:b w:val="0"/>
-          <w:i/>
-          <w:color w:val="000000"/>
-          <w:sz w:val="24"/>
-        </w:rPr>
-        <w:hyperlink r:id="rId40" w:history="1">
-          <w:r>
-            <w:rPr>
-              <w:rStyle w:val="Hyperlink"/>
-            </w:rPr>
-            <w:t>lsc</w:t>
-          </w:r>
-        </w:hyperlink>
+        <w:t>Berliner Gesellsc</w:t>
       </w:r>
       <w:r>
         <w:rPr>
@@ -6554,7 +6591,25 @@
           <w:color w:val="000000"/>
           <w:sz w:val="24"/>
         </w:rPr>
-        <w:t>the museum in Leiden, where it was cataloged und</w:t>
+        <w:t>the museum in Leiden, where it was catal</w:t>
+      </w:r>
+      <w:r>
+        <w:rPr>
+          <w:u w:val="single" w:color="0000ff"/>
+          <w:rFonts w:ascii="Charis SIL Regular" w:hAnsi="Charis SIL Regular" w:eastAsia="Charis SIL Regular"/>
+          <w:b w:val="0"/>
+          <w:i w:val="0"/>
+          <w:color w:val="000000"/>
+          <w:sz w:val="24"/>
+        </w:rPr>
+        <w:hyperlink r:id="rId50" w:history="1">
+          <w:r>
+            <w:rPr>
+              <w:rStyle w:val="Hyperlink"/>
+            </w:rPr>
+            <w:t>oged und</w:t>
+          </w:r>
+        </w:hyperlink>
       </w:r>
       <w:r>
         <w:rPr>
@@ -7714,29 +7769,18 @@
           <w:color w:val="000000"/>
           <w:sz w:val="24"/>
         </w:rPr>
-        <w:t xml:space="preserve"> in New York. The photographs are preserv</w:t>
-      </w:r>
-      <w:r>
-        <w:rPr>
-          <w:u w:val="single" w:color="0000ff"/>
-          <w:rFonts w:ascii="Charis SIL Regular" w:hAnsi="Charis SIL Regular" w:eastAsia="Charis SIL Regular"/>
-          <w:b w:val="0"/>
-          <w:i w:val="0"/>
-          <w:color w:val="000000"/>
-          <w:sz w:val="24"/>
-        </w:rPr>
-        <w:t xml:space="preserve">ed in the </w:t>
-      </w:r>
-      <w:r>
-        <w:rPr>
-          <w:rFonts w:ascii="Charis SIL Regular" w:hAnsi="Charis SIL Regular" w:eastAsia="Charis SIL Regular"/>
-          <w:b w:val="0"/>
-          <w:i w:val="0"/>
-          <w:color w:val="0000FF"/>
-          <w:sz w:val="24"/>
-          <w:u w:val="single"/>
-        </w:rPr>
-        <w:hyperlink r:id="rId59" w:history="1">
+        <w:t xml:space="preserve"> in New York. The photographs are preserved in the </w:t>
+      </w:r>
+      <w:r>
+        <w:rPr>
+          <w:rFonts w:ascii="Charis SIL Regular" w:hAnsi="Charis SIL Regular" w:eastAsia="Charis SIL Regular"/>
+          <w:b w:val="0"/>
+          <w:i w:val="0"/>
+          <w:color w:val="0000FF"/>
+          <w:sz w:val="24"/>
+          <w:u w:val="single"/>
+        </w:rPr>
+        <w:hyperlink r:id="rId58" w:history="1">
           <w:r>
             <w:rPr>
               <w:rStyle w:val="Hyperlink"/>
@@ -7754,7 +7798,7 @@
           <w:sz w:val="24"/>
           <w:u w:val="single"/>
         </w:rPr>
-        <w:hyperlink r:id="rId59" w:history="1">
+        <w:hyperlink r:id="rId58" w:history="1">
           <w:r>
             <w:rPr>
               <w:rStyle w:val="Hyperlink"/>
@@ -9204,6 +9248,16 @@
       </w:r>
       <w:r>
         <w:rPr>
+          <w:rFonts w:ascii="Charis SIL Regular" w:hAnsi="Charis SIL Regular" w:eastAsia="Charis SIL Regular"/>
+          <w:b w:val="0"/>
+          <w:i w:val="0"/>
+          <w:color w:val="000000"/>
+          <w:sz w:val="24"/>
+        </w:rPr>
+        <w:t>m</w:t>
+      </w:r>
+      <w:r>
+        <w:rPr>
           <w:u w:val="single" w:color="0000ff"/>
           <w:rFonts w:ascii="Charis SIL Regular" w:hAnsi="Charis SIL Regular" w:eastAsia="Charis SIL Regular"/>
           <w:b w:val="0"/>
@@ -9211,17 +9265,6 @@
           <w:color w:val="000000"/>
           <w:sz w:val="24"/>
         </w:rPr>
-        <w:t>m</w:t>
-      </w:r>
-      <w:r>
-        <w:rPr>
-          <w:u w:val="single" w:color="0000ff"/>
-          <w:rFonts w:ascii="Charis SIL Regular" w:hAnsi="Charis SIL Regular" w:eastAsia="Charis SIL Regular"/>
-          <w:b w:val="0"/>
-          <w:i w:val="0"/>
-          <w:color w:val="000000"/>
-          <w:sz w:val="24"/>
-        </w:rPr>
         <w:hyperlink r:id="rId67" w:history="1">
           <w:r>
             <w:rPr>
@@ -9233,7 +9276,6 @@
       </w:r>
       <w:r>
         <w:rPr>
-          <w:u w:val="single" w:color="0000ff"/>
           <w:rFonts w:ascii="Charis SIL Regular" w:hAnsi="Charis SIL Regular" w:eastAsia="Charis SIL Regular"/>
           <w:b w:val="0"/>
           <w:i w:val="0"/>
@@ -10152,25 +10194,43 @@
           <w:color w:val="000000"/>
           <w:sz w:val="24"/>
         </w:rPr>
+        <w:t xml:space="preserve">se contact the </w:t>
+      </w:r>
+      <w:r>
+        <w:rPr>
+          <w:rFonts w:ascii="Charis SIL Regular" w:hAnsi="Charis SIL Regular" w:eastAsia="Charis SIL Regular"/>
+          <w:b w:val="0"/>
+          <w:i w:val="0"/>
+          <w:color w:val="0000FF"/>
+          <w:sz w:val="24"/>
+          <w:u w:val="single"/>
+        </w:rPr>
+        <w:hyperlink r:id="rId74" w:history="1">
+          <w:r>
+            <w:rPr>
+              <w:rStyle w:val="Hyperlink"/>
+            </w:rPr>
+            <w:t>Sa</w:t>
+          </w:r>
+        </w:hyperlink>
+      </w:r>
+      <w:r>
+        <w:rPr>
+          <w:rFonts w:ascii="Charis SIL Regular" w:hAnsi="Charis SIL Regular" w:eastAsia="Charis SIL Regular"/>
+          <w:b w:val="0"/>
+          <w:i w:val="0"/>
+          <w:color w:val="0000FF"/>
+          <w:sz w:val="24"/>
+          <w:u w:val="single"/>
+        </w:rPr>
         <w:hyperlink r:id="rId73" w:history="1">
           <w:r>
             <w:rPr>
               <w:rStyle w:val="Hyperlink"/>
             </w:rPr>
-            <w:t>se conta</w:t>
-          </w:r>
-        </w:hyperlink>
-      </w:r>
-      <w:r>
-        <w:rPr>
-          <w:u w:val="single" w:color="0000ff"/>
-          <w:rFonts w:ascii="Charis SIL Regular" w:hAnsi="Charis SIL Regular" w:eastAsia="Charis SIL Regular"/>
-          <w:b w:val="0"/>
-          <w:i w:val="0"/>
-          <w:color w:val="000000"/>
-          <w:sz w:val="24"/>
-        </w:rPr>
-        <w:t xml:space="preserve">ct the </w:t>
+            <w:t>a</w:t>
+          </w:r>
+        </w:hyperlink>
       </w:r>
       <w:r>
         <w:rPr>
@@ -10186,9 +10246,20 @@
             <w:rPr>
               <w:rStyle w:val="Hyperlink"/>
             </w:rPr>
-            <w:t>Sa</w:t>
-          </w:r>
-        </w:hyperlink>
+            <w:t>maka</w:t>
+          </w:r>
+        </w:hyperlink>
+      </w:r>
+      <w:r>
+        <w:rPr>
+          <w:rFonts w:ascii="Charis SIL Regular" w:hAnsi="Charis SIL Regular" w:eastAsia="Charis SIL Regular"/>
+          <w:b w:val="0"/>
+          <w:i w:val="0"/>
+          <w:color w:val="0000FF"/>
+          <w:sz w:val="24"/>
+          <w:u w:val="single"/>
+        </w:rPr>
+        <w:t xml:space="preserve"> </w:t>
       </w:r>
       <w:r>
         <w:rPr>
@@ -10200,53 +10271,6 @@
           <w:u w:val="single"/>
         </w:rPr>
         <w:hyperlink r:id="rId73" w:history="1">
-          <w:r>
-            <w:rPr>
-              <w:rStyle w:val="Hyperlink"/>
-            </w:rPr>
-            <w:t>a</w:t>
-          </w:r>
-        </w:hyperlink>
-      </w:r>
-      <w:r>
-        <w:rPr>
-          <w:rFonts w:ascii="Charis SIL Regular" w:hAnsi="Charis SIL Regular" w:eastAsia="Charis SIL Regular"/>
-          <w:b w:val="0"/>
-          <w:i w:val="0"/>
-          <w:color w:val="0000FF"/>
-          <w:sz w:val="24"/>
-          <w:u w:val="single"/>
-        </w:rPr>
-        <w:hyperlink r:id="rId73" w:history="1">
-          <w:r>
-            <w:rPr>
-              <w:rStyle w:val="Hyperlink"/>
-            </w:rPr>
-            <w:t>maka</w:t>
-          </w:r>
-        </w:hyperlink>
-      </w:r>
-      <w:r>
-        <w:rPr>
-          <w:rFonts w:ascii="Charis SIL Regular" w:hAnsi="Charis SIL Regular" w:eastAsia="Charis SIL Regular"/>
-          <w:b w:val="0"/>
-          <w:i w:val="0"/>
-          <w:color w:val="0000FF"/>
-          <w:sz w:val="24"/>
-          <w:u w:val="single"/>
-        </w:rPr>
-        <w:t xml:space="preserve"> </w:t>
-      </w:r>
-      <w:r>
-        <w:rPr>
-          <w:rFonts w:ascii="Charis SIL Regular" w:hAnsi="Charis SIL Regular" w:eastAsia="Charis SIL Regular"/>
-          <w:b w:val="0"/>
-          <w:i w:val="0"/>
-          <w:color w:val="0000FF"/>
-          <w:sz w:val="24"/>
-          <w:u w:val="single"/>
-        </w:rPr>
-        <w:hyperlink r:id="rId74" w:history="1">
           <w:r>
             <w:rPr>
               <w:rStyle w:val="Hyperlink"/>
@@ -11400,13 +11424,31 @@
       </w:r>
       <w:r>
         <w:rPr>
-          <w:rFonts w:ascii="Charis SIL Regular" w:hAnsi="Charis SIL Regular" w:eastAsia="Charis SIL Regular"/>
-          <w:b w:val="0"/>
-          <w:i w:val="0"/>
-          <w:color w:val="000000"/>
-          <w:sz w:val="24"/>
-        </w:rPr>
-        <w:t xml:space="preserve">achttiende eeuw, </w:t>
+          <w:u w:val="single" w:color="0000ff"/>
+          <w:rFonts w:ascii="Charis SIL Regular" w:hAnsi="Charis SIL Regular" w:eastAsia="Charis SIL Regular"/>
+          <w:b w:val="0"/>
+          <w:i w:val="0"/>
+          <w:color w:val="000000"/>
+          <w:sz w:val="24"/>
+        </w:rPr>
+        <w:hyperlink r:id="rId83" w:history="1">
+          <w:r>
+            <w:rPr>
+              <w:rStyle w:val="Hyperlink"/>
+            </w:rPr>
+            <w:t>achttiende e</w:t>
+          </w:r>
+        </w:hyperlink>
+      </w:r>
+      <w:r>
+        <w:rPr>
+          <w:rFonts w:ascii="Charis SIL Regular" w:hAnsi="Charis SIL Regular" w:eastAsia="Charis SIL Regular"/>
+          <w:b w:val="0"/>
+          <w:i w:val="0"/>
+          <w:color w:val="000000"/>
+          <w:sz w:val="24"/>
+        </w:rPr>
+        <w:t xml:space="preserve">euw, </w:t>
       </w:r>
       <w:r>
         <w:rPr>
@@ -13346,19 +13388,96 @@
           <w:i w:val="0"/>
           <w:color w:val="0000FF"/>
           <w:sz w:val="24"/>
-        </w:rPr>
-        <w:t>G</w:t>
-      </w:r>
-      <w:r>
-        <w:rPr>
-          <w:rFonts w:ascii="Charis SIL Regular" w:hAnsi="Charis SIL Regular" w:eastAsia="Charis SIL Regular"/>
-          <w:b w:val="0"/>
-          <w:i w:val="0"/>
-          <w:color w:val="0000FF"/>
-          <w:sz w:val="24"/>
-          <w:u w:val="single"/>
-        </w:rPr>
-        <w:t xml:space="preserve">ift of Miss Anna </w:t>
+          <w:u w:val="single"/>
+        </w:rPr>
+        <w:t>Gift o</w:t>
+      </w:r>
+      <w:r>
+        <w:rPr>
+          <w:rFonts w:ascii="Charis SIL Regular" w:hAnsi="Charis SIL Regular" w:eastAsia="Charis SIL Regular"/>
+          <w:b w:val="0"/>
+          <w:i w:val="0"/>
+          <w:color w:val="0000FF"/>
+          <w:sz w:val="24"/>
+          <w:u w:val="single"/>
+        </w:rPr>
+        <w:hyperlink r:id="rId93" w:history="1">
+          <w:r>
+            <w:rPr>
+              <w:rStyle w:val="Hyperlink"/>
+            </w:rPr>
+            <w:t>f</w:t>
+          </w:r>
+        </w:hyperlink>
+      </w:r>
+      <w:r>
+        <w:rPr>
+          <w:rFonts w:ascii="Charis SIL Regular" w:hAnsi="Charis SIL Regular" w:eastAsia="Charis SIL Regular"/>
+          <w:b w:val="0"/>
+          <w:i w:val="0"/>
+          <w:color w:val="0000FF"/>
+          <w:sz w:val="24"/>
+          <w:u w:val="single"/>
+        </w:rPr>
+        <w:t xml:space="preserve"> </w:t>
+      </w:r>
+      <w:r>
+        <w:rPr>
+          <w:rFonts w:ascii="Charis SIL Regular" w:hAnsi="Charis SIL Regular" w:eastAsia="Charis SIL Regular"/>
+          <w:b w:val="0"/>
+          <w:i w:val="0"/>
+          <w:color w:val="0000FF"/>
+          <w:sz w:val="24"/>
+          <w:u w:val="single"/>
+        </w:rPr>
+        <w:t>M</w:t>
+      </w:r>
+      <w:r>
+        <w:rPr>
+          <w:rFonts w:ascii="Charis SIL Regular" w:hAnsi="Charis SIL Regular" w:eastAsia="Charis SIL Regular"/>
+          <w:b w:val="0"/>
+          <w:i w:val="0"/>
+          <w:color w:val="0000FF"/>
+          <w:sz w:val="24"/>
+          <w:u w:val="single"/>
+        </w:rPr>
+        <w:hyperlink r:id="rId93" w:history="1">
+          <w:r>
+            <w:rPr>
+              <w:rStyle w:val="Hyperlink"/>
+            </w:rPr>
+            <w:t>is</w:t>
+          </w:r>
+        </w:hyperlink>
+      </w:r>
+      <w:r>
+        <w:rPr>
+          <w:rFonts w:ascii="Charis SIL Regular" w:hAnsi="Charis SIL Regular" w:eastAsia="Charis SIL Regular"/>
+          <w:b w:val="0"/>
+          <w:i w:val="0"/>
+          <w:color w:val="0000FF"/>
+          <w:sz w:val="24"/>
+          <w:u w:val="single"/>
+        </w:rPr>
+        <w:hyperlink r:id="rId93" w:history="1">
+          <w:r>
+            <w:rPr>
+              <w:rStyle w:val="Hyperlink"/>
+            </w:rPr>
+            <w:t>s</w:t>
+          </w:r>
+        </w:hyperlink>
+      </w:r>
+      <w:r>
+        <w:rPr>
+          <w:rFonts w:ascii="Charis SIL Regular" w:hAnsi="Charis SIL Regular" w:eastAsia="Charis SIL Regular"/>
+          <w:b w:val="0"/>
+          <w:i w:val="0"/>
+          <w:color w:val="0000FF"/>
+          <w:sz w:val="24"/>
+          <w:u w:val="single"/>
+        </w:rPr>
+        <w:t xml:space="preserve"> </w:t>
       </w:r>
       <w:r>
         <w:rPr>
@@ -13374,6 +13493,53 @@
             <w:rPr>
               <w:rStyle w:val="Hyperlink"/>
             </w:rPr>
+            <w:t>A</w:t>
+          </w:r>
+        </w:hyperlink>
+      </w:r>
+      <w:r>
+        <w:rPr>
+          <w:rFonts w:ascii="Charis SIL Regular" w:hAnsi="Charis SIL Regular" w:eastAsia="Charis SIL Regular"/>
+          <w:b w:val="0"/>
+          <w:i w:val="0"/>
+          <w:color w:val="0000FF"/>
+          <w:sz w:val="24"/>
+          <w:u w:val="single"/>
+        </w:rPr>
+        <w:hyperlink r:id="rId94" w:history="1">
+          <w:r>
+            <w:rPr>
+              <w:rStyle w:val="Hyperlink"/>
+            </w:rPr>
+            <w:t>nna</w:t>
+          </w:r>
+        </w:hyperlink>
+      </w:r>
+      <w:r>
+        <w:rPr>
+          <w:rFonts w:ascii="Charis SIL Regular" w:hAnsi="Charis SIL Regular" w:eastAsia="Charis SIL Regular"/>
+          <w:b w:val="0"/>
+          <w:i w:val="0"/>
+          <w:color w:val="0000FF"/>
+          <w:sz w:val="24"/>
+          <w:u w:val="single"/>
+        </w:rPr>
+        <w:t xml:space="preserve"> </w:t>
+      </w:r>
+      <w:r>
+        <w:rPr>
+          <w:rFonts w:ascii="Charis SIL Regular" w:hAnsi="Charis SIL Regular" w:eastAsia="Charis SIL Regular"/>
+          <w:b w:val="0"/>
+          <w:i w:val="0"/>
+          <w:color w:val="0000FF"/>
+          <w:sz w:val="24"/>
+          <w:u w:val="single"/>
+        </w:rPr>
+        <w:hyperlink r:id="rId93" w:history="1">
+          <w:r>
+            <w:rPr>
+              <w:rStyle w:val="Hyperlink"/>
+            </w:rPr>
             <w:t>Wa</w:t>
           </w:r>
         </w:hyperlink>
@@ -13387,12 +13553,59 @@
           <w:sz w:val="24"/>
           <w:u w:val="single"/>
         </w:rPr>
+        <w:hyperlink r:id="rId93" w:history="1">
+          <w:r>
+            <w:rPr>
+              <w:rStyle w:val="Hyperlink"/>
+            </w:rPr>
+            <w:t>rren</w:t>
+          </w:r>
+        </w:hyperlink>
+      </w:r>
+      <w:r>
+        <w:rPr>
+          <w:rFonts w:ascii="Charis SIL Regular" w:hAnsi="Charis SIL Regular" w:eastAsia="Charis SIL Regular"/>
+          <w:b w:val="0"/>
+          <w:i w:val="0"/>
+          <w:color w:val="0000FF"/>
+          <w:sz w:val="24"/>
+          <w:u w:val="single"/>
+        </w:rPr>
+        <w:t xml:space="preserve"> </w:t>
+      </w:r>
+      <w:r>
+        <w:rPr>
+          <w:rFonts w:ascii="Charis SIL Regular" w:hAnsi="Charis SIL Regular" w:eastAsia="Charis SIL Regular"/>
+          <w:b w:val="0"/>
+          <w:i w:val="0"/>
+          <w:color w:val="0000FF"/>
+          <w:sz w:val="24"/>
+          <w:u w:val="single"/>
+        </w:rPr>
         <w:hyperlink r:id="rId94" w:history="1">
           <w:r>
             <w:rPr>
               <w:rStyle w:val="Hyperlink"/>
             </w:rPr>
-            <w:t>rren</w:t>
+            <w:t>I</w:t>
+          </w:r>
+        </w:hyperlink>
+      </w:r>
+      <w:r>
+        <w:rPr>
+          <w:rFonts w:ascii="Charis SIL Regular" w:hAnsi="Charis SIL Regular" w:eastAsia="Charis SIL Regular"/>
+          <w:b w:val="0"/>
+          <w:i w:val="0"/>
+          <w:color w:val="0000FF"/>
+          <w:sz w:val="24"/>
+          <w:u w:val="single"/>
+        </w:rPr>
+        <w:hyperlink r:id="rId94" w:history="1">
+          <w:r>
+            <w:rPr>
+              <w:rStyle w:val="Hyperlink"/>
+            </w:rPr>
+            <w:t>ngersoll,</w:t>
           </w:r>
         </w:hyperlink>
       </w:r>
@@ -13421,53 +13634,6 @@
             <w:rPr>
               <w:rStyle w:val="Hyperlink"/>
             </w:rPr>
-            <w:t>I</w:t>
-          </w:r>
-        </w:hyperlink>
-      </w:r>
-      <w:r>
-        <w:rPr>
-          <w:rFonts w:ascii="Charis SIL Regular" w:hAnsi="Charis SIL Regular" w:eastAsia="Charis SIL Regular"/>
-          <w:b w:val="0"/>
-          <w:i w:val="0"/>
-          <w:color w:val="0000FF"/>
-          <w:sz w:val="24"/>
-          <w:u w:val="single"/>
-        </w:rPr>
-        <w:hyperlink r:id="rId94" w:history="1">
-          <w:r>
-            <w:rPr>
-              <w:rStyle w:val="Hyperlink"/>
-            </w:rPr>
-            <w:t>ngersoll,</w:t>
-          </w:r>
-        </w:hyperlink>
-      </w:r>
-      <w:r>
-        <w:rPr>
-          <w:rFonts w:ascii="Charis SIL Regular" w:hAnsi="Charis SIL Regular" w:eastAsia="Charis SIL Regular"/>
-          <w:b w:val="0"/>
-          <w:i w:val="0"/>
-          <w:color w:val="0000FF"/>
-          <w:sz w:val="24"/>
-          <w:u w:val="single"/>
-        </w:rPr>
-        <w:t xml:space="preserve"> </w:t>
-      </w:r>
-      <w:r>
-        <w:rPr>
-          <w:rFonts w:ascii="Charis SIL Regular" w:hAnsi="Charis SIL Regular" w:eastAsia="Charis SIL Regular"/>
-          <w:b w:val="0"/>
-          <w:i w:val="0"/>
-          <w:color w:val="0000FF"/>
-          <w:sz w:val="24"/>
-          <w:u w:val="single"/>
-        </w:rPr>
-        <w:hyperlink r:id="rId94" w:history="1">
-          <w:r>
-            <w:rPr>
-              <w:rStyle w:val="Hyperlink"/>
-            </w:rPr>
             <w:t>1916</w:t>
           </w:r>
         </w:hyperlink>
@@ -13491,43 +13657,7 @@
           <w:color w:val="000000"/>
           <w:sz w:val="24"/>
         </w:rPr>
-        <w:hyperlink r:id="rId94" w:history="1">
-          <w:r>
-            <w:rPr>
-              <w:rStyle w:val="Hyperlink"/>
-            </w:rPr>
-            <w:t>rom</w:t>
-          </w:r>
-        </w:hyperlink>
-      </w:r>
-      <w:r>
-        <w:rPr>
-          <w:u w:val="single" w:color="0000ff"/>
-          <w:rFonts w:ascii="Charis SIL Regular" w:hAnsi="Charis SIL Regular" w:eastAsia="Charis SIL Regular"/>
-          <w:b w:val="0"/>
-          <w:i w:val="0"/>
-          <w:color w:val="000000"/>
-          <w:sz w:val="24"/>
-        </w:rPr>
-        <w:t xml:space="preserve"> </w:t>
-      </w:r>
-      <w:r>
-        <w:rPr>
-          <w:u w:val="single" w:color="0000ff"/>
-          <w:rFonts w:ascii="Charis SIL Regular" w:hAnsi="Charis SIL Regular" w:eastAsia="Charis SIL Regular"/>
-          <w:b w:val="0"/>
-          <w:i w:val="0"/>
-          <w:color w:val="000000"/>
-          <w:sz w:val="24"/>
-        </w:rPr>
-        <w:hyperlink r:id="rId94" w:history="1">
-          <w:r>
-            <w:rPr>
-              <w:rStyle w:val="Hyperlink"/>
-            </w:rPr>
-            <w:t>th</w:t>
-          </w:r>
-        </w:hyperlink>
+        <w:t>rom th</w:t>
       </w:r>
       <w:r>
         <w:rPr>
@@ -13898,18 +14028,34 @@
             <w:rPr>
               <w:rStyle w:val="Hyperlink"/>
             </w:rPr>
-            <w:t>Jefferso</w:t>
-          </w:r>
-        </w:hyperlink>
-      </w:r>
-      <w:r>
-        <w:rPr>
-          <w:rFonts w:ascii="Charis SIL Regular" w:hAnsi="Charis SIL Regular" w:eastAsia="Charis SIL Regular"/>
-          <w:b w:val="0"/>
-          <w:i w:val="0"/>
-          <w:color w:val="0000FF"/>
-          <w:sz w:val="24"/>
-          <w:u w:val="single"/>
+            <w:t>Jeffers</w:t>
+          </w:r>
+        </w:hyperlink>
+      </w:r>
+      <w:r>
+        <w:rPr>
+          <w:rFonts w:ascii="Charis SIL Regular" w:hAnsi="Charis SIL Regular" w:eastAsia="Charis SIL Regular"/>
+          <w:b w:val="0"/>
+          <w:i w:val="0"/>
+          <w:color w:val="0000FF"/>
+          <w:sz w:val="24"/>
+        </w:rPr>
+        <w:hyperlink r:id="rId97" w:history="1">
+          <w:r>
+            <w:rPr>
+              <w:rStyle w:val="Hyperlink"/>
+            </w:rPr>
+            <w:t>o</w:t>
+          </w:r>
+        </w:hyperlink>
+      </w:r>
+      <w:r>
+        <w:rPr>
+          <w:rFonts w:ascii="Charis SIL Regular" w:hAnsi="Charis SIL Regular" w:eastAsia="Charis SIL Regular"/>
+          <w:b w:val="0"/>
+          <w:i w:val="0"/>
+          <w:color w:val="0000FF"/>
+          <w:sz w:val="24"/>
         </w:rPr>
         <w:t>n</w:t>
       </w:r>
@@ -13938,19 +14084,9 @@
             <w:rPr>
               <w:rStyle w:val="Hyperlink"/>
             </w:rPr>
-            <w:t>Collin</w:t>
-          </w:r>
-        </w:hyperlink>
-      </w:r>
-      <w:r>
-        <w:rPr>
-          <w:rFonts w:ascii="Charis SIL Regular" w:hAnsi="Charis SIL Regular" w:eastAsia="Charis SIL Regular"/>
-          <w:b w:val="0"/>
-          <w:i w:val="0"/>
-          <w:color w:val="0000FF"/>
-          <w:sz w:val="24"/>
-        </w:rPr>
-        <w:t>s</w:t>
+            <w:t>Collins</w:t>
+          </w:r>
+        </w:hyperlink>
       </w:r>
     </w:p>
     <w:p>
@@ -14592,7 +14728,7 @@
           <w:sz w:val="24"/>
           <w:u w:val="single"/>
         </w:rPr>
-        <w:hyperlink r:id="rId105" w:history="1">
+        <w:hyperlink r:id="rId106" w:history="1">
           <w:r>
             <w:rPr>
               <w:rStyle w:val="Hyperlink"/>
@@ -16653,7 +16789,7 @@
           <w:sz w:val="24"/>
           <w:u w:val="single"/>
         </w:rPr>
-        <w:hyperlink r:id="rId114" w:history="1">
+        <w:hyperlink r:id="rId113" w:history="1">
           <w:r>
             <w:rPr>
               <w:rStyle w:val="Hyperlink"/>
@@ -16682,7 +16818,7 @@
           <w:sz w:val="24"/>
           <w:u w:val="single"/>
         </w:rPr>
-        <w:hyperlink r:id="rId114" w:history="1">
+        <w:hyperlink r:id="rId113" w:history="1">
           <w:r>
             <w:rPr>
               <w:rStyle w:val="Hyperlink"/>
@@ -16798,14 +16934,89 @@
           <w:sz w:val="24"/>
           <w:u w:val="single"/>
         </w:rPr>
+        <w:hyperlink r:id="rId114" w:history="1">
+          <w:r>
+            <w:rPr>
+              <w:rStyle w:val="Hyperlink"/>
+            </w:rPr>
+            <w:t>http://</w:t>
+          </w:r>
+        </w:hyperlink>
+      </w:r>
+      <w:r>
+        <w:rPr>
+          <w:rFonts w:ascii="Charis SIL Regular" w:hAnsi="Charis SIL Regular" w:eastAsia="Charis SIL Regular"/>
+          <w:b w:val="0"/>
+          <w:i w:val="0"/>
+          <w:color w:val="0000FF"/>
+          <w:sz w:val="24"/>
+          <w:u w:val="single"/>
+        </w:rPr>
+        <w:hyperlink r:id="rId114" w:history="1">
+          <w:r>
+            <w:rPr>
+              <w:rStyle w:val="Hyperlink"/>
+            </w:rPr>
+            <w:t>hdl.handle.net/1887.1/</w:t>
+          </w:r>
+        </w:hyperlink>
+      </w:r>
+      <w:r>
+        <w:rPr>
+          <w:rFonts w:ascii="Charis SIL Regular" w:hAnsi="Charis SIL Regular" w:eastAsia="Charis SIL Regular"/>
+          <w:b w:val="0"/>
+          <w:i w:val="0"/>
+          <w:color w:val="0000FF"/>
+          <w:sz w:val="24"/>
+          <w:u w:val="single"/>
+        </w:rPr>
+        <w:hyperlink r:id="rId114" w:history="1">
+          <w:r>
+            <w:rPr>
+              <w:rStyle w:val="Hyperlink"/>
+            </w:rPr>
+            <w:t>item:970083</w:t>
+          </w:r>
+        </w:hyperlink>
+      </w:r>
+      <w:r>
+        <w:rPr>
+          <w:rFonts w:ascii="Charis SIL Regular" w:hAnsi="Charis SIL Regular" w:eastAsia="Charis SIL Regular"/>
+          <w:b w:val="0"/>
+          <w:i w:val="0"/>
+          <w:color w:val="000000"/>
+          <w:sz w:val="24"/>
+        </w:rPr>
+        <w:t xml:space="preserve">, </w:t>
+      </w:r>
+      <w:r>
+        <w:rPr>
+          <w:rFonts w:ascii="Charis SIL Regular" w:hAnsi="Charis SIL Regular" w:eastAsia="Charis SIL Regular"/>
+          <w:b w:val="0"/>
+          <w:i w:val="0"/>
+          <w:color w:val="0000FF"/>
+          <w:sz w:val="24"/>
+          <w:u w:val="single"/>
+        </w:rPr>
         <w:hyperlink r:id="rId115" w:history="1">
           <w:r>
             <w:rPr>
               <w:rStyle w:val="Hyperlink"/>
             </w:rPr>
-            <w:t>http://</w:t>
-          </w:r>
-        </w:hyperlink>
+            <w:t>WorldCat</w:t>
+          </w:r>
+        </w:hyperlink>
+      </w:r>
+      <w:r>
+        <w:rPr>
+          <w:rFonts w:ascii="Charis SIL Regular" w:hAnsi="Charis SIL Regular" w:eastAsia="Charis SIL Regular"/>
+          <w:b w:val="0"/>
+          <w:i w:val="0"/>
+          <w:color w:val="0000FF"/>
+          <w:sz w:val="24"/>
+          <w:u w:val="single"/>
+        </w:rPr>
+        <w:t xml:space="preserve"> </w:t>
       </w:r>
       <w:r>
         <w:rPr>
@@ -16817,81 +17028,6 @@
           <w:u w:val="single"/>
         </w:rPr>
         <w:hyperlink r:id="rId115" w:history="1">
-          <w:r>
-            <w:rPr>
-              <w:rStyle w:val="Hyperlink"/>
-            </w:rPr>
-            <w:t>hdl.handle.net/1887.1/</w:t>
-          </w:r>
-        </w:hyperlink>
-      </w:r>
-      <w:r>
-        <w:rPr>
-          <w:rFonts w:ascii="Charis SIL Regular" w:hAnsi="Charis SIL Regular" w:eastAsia="Charis SIL Regular"/>
-          <w:b w:val="0"/>
-          <w:i w:val="0"/>
-          <w:color w:val="0000FF"/>
-          <w:sz w:val="24"/>
-          <w:u w:val="single"/>
-        </w:rPr>
-        <w:hyperlink r:id="rId115" w:history="1">
-          <w:r>
-            <w:rPr>
-              <w:rStyle w:val="Hyperlink"/>
-            </w:rPr>
-            <w:t>item:970083</w:t>
-          </w:r>
-        </w:hyperlink>
-      </w:r>
-      <w:r>
-        <w:rPr>
-          <w:rFonts w:ascii="Charis SIL Regular" w:hAnsi="Charis SIL Regular" w:eastAsia="Charis SIL Regular"/>
-          <w:b w:val="0"/>
-          <w:i w:val="0"/>
-          <w:color w:val="000000"/>
-          <w:sz w:val="24"/>
-        </w:rPr>
-        <w:t xml:space="preserve">, </w:t>
-      </w:r>
-      <w:r>
-        <w:rPr>
-          <w:rFonts w:ascii="Charis SIL Regular" w:hAnsi="Charis SIL Regular" w:eastAsia="Charis SIL Regular"/>
-          <w:b w:val="0"/>
-          <w:i w:val="0"/>
-          <w:color w:val="0000FF"/>
-          <w:sz w:val="24"/>
-          <w:u w:val="single"/>
-        </w:rPr>
-        <w:hyperlink r:id="rId116" w:history="1">
-          <w:r>
-            <w:rPr>
-              <w:rStyle w:val="Hyperlink"/>
-            </w:rPr>
-            <w:t>WorldCat</w:t>
-          </w:r>
-        </w:hyperlink>
-      </w:r>
-      <w:r>
-        <w:rPr>
-          <w:rFonts w:ascii="Charis SIL Regular" w:hAnsi="Charis SIL Regular" w:eastAsia="Charis SIL Regular"/>
-          <w:b w:val="0"/>
-          <w:i w:val="0"/>
-          <w:color w:val="0000FF"/>
-          <w:sz w:val="24"/>
-          <w:u w:val="single"/>
-        </w:rPr>
-        <w:t xml:space="preserve"> </w:t>
-      </w:r>
-      <w:r>
-        <w:rPr>
-          <w:rFonts w:ascii="Charis SIL Regular" w:hAnsi="Charis SIL Regular" w:eastAsia="Charis SIL Regular"/>
-          <w:b w:val="0"/>
-          <w:i w:val="0"/>
-          <w:color w:val="0000FF"/>
-          <w:sz w:val="24"/>
-          <w:u w:val="single"/>
-        </w:rPr>
-        <w:hyperlink r:id="rId116" w:history="1">
           <w:r>
             <w:rPr>
               <w:rStyle w:val="Hyperlink"/>
@@ -17038,136 +17174,136 @@
           <w:sz w:val="24"/>
           <w:u w:val="single"/>
         </w:rPr>
+        <w:hyperlink r:id="rId116" w:history="1">
+          <w:r>
+            <w:rPr>
+              <w:rStyle w:val="Hyperlink"/>
+            </w:rPr>
+            <w:t>https://</w:t>
+          </w:r>
+        </w:hyperlink>
+      </w:r>
+      <w:r>
+        <w:rPr>
+          <w:rFonts w:ascii="Charis SIL Regular" w:hAnsi="Charis SIL Regular" w:eastAsia="Charis SIL Regular"/>
+          <w:b w:val="0"/>
+          <w:i w:val="0"/>
+          <w:color w:val="0000FF"/>
+          <w:sz w:val="24"/>
+          <w:u w:val="single"/>
+        </w:rPr>
+        <w:hyperlink r:id="rId116" w:history="1">
+          <w:r>
+            <w:rPr>
+              <w:rStyle w:val="Hyperlink"/>
+            </w:rPr>
+            <w:t>search.worldcat.org/</w:t>
+          </w:r>
+        </w:hyperlink>
+      </w:r>
+      <w:r>
+        <w:rPr>
+          <w:rFonts w:ascii="Charis SIL Regular" w:hAnsi="Charis SIL Regular" w:eastAsia="Charis SIL Regular"/>
+          <w:b w:val="0"/>
+          <w:i w:val="0"/>
+          <w:color w:val="0000FF"/>
+          <w:sz w:val="24"/>
+          <w:u w:val="single"/>
+        </w:rPr>
+        <w:hyperlink r:id="rId116" w:history="1">
+          <w:r>
+            <w:rPr>
+              <w:rStyle w:val="Hyperlink"/>
+            </w:rPr>
+            <w:t>title/163275947?</w:t>
+          </w:r>
+        </w:hyperlink>
+      </w:r>
+      <w:r>
+        <w:rPr>
+          <w:rFonts w:ascii="Charis SIL Regular" w:hAnsi="Charis SIL Regular" w:eastAsia="Charis SIL Regular"/>
+          <w:b w:val="0"/>
+          <w:i w:val="0"/>
+          <w:color w:val="0000FF"/>
+          <w:sz w:val="24"/>
+          <w:u w:val="single"/>
+        </w:rPr>
+        <w:hyperlink r:id="rId116" w:history="1">
+          <w:r>
+            <w:rPr>
+              <w:rStyle w:val="Hyperlink"/>
+            </w:rPr>
+            <w:t>oclcNum=163275947</w:t>
+          </w:r>
+        </w:hyperlink>
+      </w:r>
+      <w:r>
+        <w:rPr>
+          <w:rFonts w:ascii="Charis SIL Regular" w:hAnsi="Charis SIL Regular" w:eastAsia="Charis SIL Regular"/>
+          <w:b w:val="0"/>
+          <w:i w:val="0"/>
+          <w:color w:val="000000"/>
+          <w:sz w:val="24"/>
+        </w:rPr>
+        <w:t xml:space="preserve">, </w:t>
+      </w:r>
+      <w:r>
+        <w:rPr>
+          <w:rFonts w:ascii="Charis SIL Regular" w:hAnsi="Charis SIL Regular" w:eastAsia="Charis SIL Regular"/>
+          <w:b w:val="0"/>
+          <w:i w:val="0"/>
+          <w:color w:val="0000FF"/>
+          <w:sz w:val="24"/>
+          <w:u w:val="single"/>
+        </w:rPr>
+        <w:hyperlink r:id="rId116" w:history="1">
+          <w:r>
+            <w:rPr>
+              <w:rStyle w:val="Hyperlink"/>
+            </w:rPr>
+            <w:t>WorldC</w:t>
+          </w:r>
+        </w:hyperlink>
+      </w:r>
+      <w:r>
+        <w:rPr>
+          <w:rFonts w:ascii="Charis SIL Regular" w:hAnsi="Charis SIL Regular" w:eastAsia="Charis SIL Regular"/>
+          <w:b w:val="0"/>
+          <w:i w:val="0"/>
+          <w:color w:val="0000FF"/>
+          <w:sz w:val="24"/>
+          <w:u w:val="single"/>
+        </w:rPr>
+        <w:hyperlink r:id="rId116" w:history="1">
+          <w:r>
+            <w:rPr>
+              <w:rStyle w:val="Hyperlink"/>
+            </w:rPr>
+            <w:t>at</w:t>
+          </w:r>
+        </w:hyperlink>
+      </w:r>
+      <w:r>
+        <w:rPr>
+          <w:rFonts w:ascii="Charis SIL Regular" w:hAnsi="Charis SIL Regular" w:eastAsia="Charis SIL Regular"/>
+          <w:b w:val="0"/>
+          <w:i w:val="0"/>
+          <w:color w:val="0000FF"/>
+          <w:sz w:val="24"/>
+          <w:u w:val="single"/>
+        </w:rPr>
+        <w:t xml:space="preserve"> </w:t>
+      </w:r>
+      <w:r>
+        <w:rPr>
+          <w:rFonts w:ascii="Charis SIL Regular" w:hAnsi="Charis SIL Regular" w:eastAsia="Charis SIL Regular"/>
+          <w:b w:val="0"/>
+          <w:i w:val="0"/>
+          <w:color w:val="0000FF"/>
+          <w:sz w:val="24"/>
+          <w:u w:val="single"/>
+        </w:rPr>
         <w:hyperlink r:id="rId117" w:history="1">
-          <w:r>
-            <w:rPr>
-              <w:rStyle w:val="Hyperlink"/>
-            </w:rPr>
-            <w:t>https://</w:t>
-          </w:r>
-        </w:hyperlink>
-      </w:r>
-      <w:r>
-        <w:rPr>
-          <w:rFonts w:ascii="Charis SIL Regular" w:hAnsi="Charis SIL Regular" w:eastAsia="Charis SIL Regular"/>
-          <w:b w:val="0"/>
-          <w:i w:val="0"/>
-          <w:color w:val="0000FF"/>
-          <w:sz w:val="24"/>
-          <w:u w:val="single"/>
-        </w:rPr>
-        <w:hyperlink r:id="rId117" w:history="1">
-          <w:r>
-            <w:rPr>
-              <w:rStyle w:val="Hyperlink"/>
-            </w:rPr>
-            <w:t>search.worldcat.org/</w:t>
-          </w:r>
-        </w:hyperlink>
-      </w:r>
-      <w:r>
-        <w:rPr>
-          <w:rFonts w:ascii="Charis SIL Regular" w:hAnsi="Charis SIL Regular" w:eastAsia="Charis SIL Regular"/>
-          <w:b w:val="0"/>
-          <w:i w:val="0"/>
-          <w:color w:val="0000FF"/>
-          <w:sz w:val="24"/>
-          <w:u w:val="single"/>
-        </w:rPr>
-        <w:hyperlink r:id="rId117" w:history="1">
-          <w:r>
-            <w:rPr>
-              <w:rStyle w:val="Hyperlink"/>
-            </w:rPr>
-            <w:t>title/163275947?</w:t>
-          </w:r>
-        </w:hyperlink>
-      </w:r>
-      <w:r>
-        <w:rPr>
-          <w:rFonts w:ascii="Charis SIL Regular" w:hAnsi="Charis SIL Regular" w:eastAsia="Charis SIL Regular"/>
-          <w:b w:val="0"/>
-          <w:i w:val="0"/>
-          <w:color w:val="0000FF"/>
-          <w:sz w:val="24"/>
-          <w:u w:val="single"/>
-        </w:rPr>
-        <w:hyperlink r:id="rId117" w:history="1">
-          <w:r>
-            <w:rPr>
-              <w:rStyle w:val="Hyperlink"/>
-            </w:rPr>
-            <w:t>oclcNum=163275947</w:t>
-          </w:r>
-        </w:hyperlink>
-      </w:r>
-      <w:r>
-        <w:rPr>
-          <w:rFonts w:ascii="Charis SIL Regular" w:hAnsi="Charis SIL Regular" w:eastAsia="Charis SIL Regular"/>
-          <w:b w:val="0"/>
-          <w:i w:val="0"/>
-          <w:color w:val="000000"/>
-          <w:sz w:val="24"/>
-        </w:rPr>
-        <w:t xml:space="preserve">, </w:t>
-      </w:r>
-      <w:r>
-        <w:rPr>
-          <w:rFonts w:ascii="Charis SIL Regular" w:hAnsi="Charis SIL Regular" w:eastAsia="Charis SIL Regular"/>
-          <w:b w:val="0"/>
-          <w:i w:val="0"/>
-          <w:color w:val="0000FF"/>
-          <w:sz w:val="24"/>
-          <w:u w:val="single"/>
-        </w:rPr>
-        <w:hyperlink r:id="rId118" w:history="1">
-          <w:r>
-            <w:rPr>
-              <w:rStyle w:val="Hyperlink"/>
-            </w:rPr>
-            <w:t>WorldC</w:t>
-          </w:r>
-        </w:hyperlink>
-      </w:r>
-      <w:r>
-        <w:rPr>
-          <w:rFonts w:ascii="Charis SIL Regular" w:hAnsi="Charis SIL Regular" w:eastAsia="Charis SIL Regular"/>
-          <w:b w:val="0"/>
-          <w:i w:val="0"/>
-          <w:color w:val="0000FF"/>
-          <w:sz w:val="24"/>
-          <w:u w:val="single"/>
-        </w:rPr>
-        <w:hyperlink r:id="rId118" w:history="1">
-          <w:r>
-            <w:rPr>
-              <w:rStyle w:val="Hyperlink"/>
-            </w:rPr>
-            <w:t>at</w:t>
-          </w:r>
-        </w:hyperlink>
-      </w:r>
-      <w:r>
-        <w:rPr>
-          <w:rFonts w:ascii="Charis SIL Regular" w:hAnsi="Charis SIL Regular" w:eastAsia="Charis SIL Regular"/>
-          <w:b w:val="0"/>
-          <w:i w:val="0"/>
-          <w:color w:val="0000FF"/>
-          <w:sz w:val="24"/>
-          <w:u w:val="single"/>
-        </w:rPr>
-        <w:t xml:space="preserve"> </w:t>
-      </w:r>
-      <w:r>
-        <w:rPr>
-          <w:rFonts w:ascii="Charis SIL Regular" w:hAnsi="Charis SIL Regular" w:eastAsia="Charis SIL Regular"/>
-          <w:b w:val="0"/>
-          <w:i w:val="0"/>
-          <w:color w:val="0000FF"/>
-          <w:sz w:val="24"/>
-          <w:u w:val="single"/>
-        </w:rPr>
-        <w:hyperlink r:id="rId118" w:history="1">
           <w:r>
             <w:rPr>
               <w:rStyle w:val="Hyperlink"/>
@@ -17285,7 +17421,7 @@
           <w:sz w:val="24"/>
           <w:u w:val="single"/>
         </w:rPr>
-        <w:hyperlink r:id="rId119" w:history="1">
+        <w:hyperlink r:id="rId118" w:history="1">
           <w:r>
             <w:rPr>
               <w:rStyle w:val="Hyperlink"/>
@@ -17303,7 +17439,7 @@
           <w:sz w:val="24"/>
           <w:u w:val="single"/>
         </w:rPr>
-        <w:hyperlink r:id="rId119" w:history="1">
+        <w:hyperlink r:id="rId118" w:history="1">
           <w:r>
             <w:rPr>
               <w:rStyle w:val="Hyperlink"/>
@@ -17401,7 +17537,7 @@
           <w:sz w:val="24"/>
           <w:u w:val="single"/>
         </w:rPr>
-        <w:hyperlink r:id="rId120" w:history="1">
+        <w:hyperlink r:id="rId119" w:history="1">
           <w:r>
             <w:rPr>
               <w:rStyle w:val="Hyperlink"/>
@@ -17430,7 +17566,7 @@
           <w:sz w:val="24"/>
           <w:u w:val="single"/>
         </w:rPr>
-        <w:hyperlink r:id="rId120" w:history="1">
+        <w:hyperlink r:id="rId119" w:history="1">
           <w:r>
             <w:rPr>
               <w:rStyle w:val="Hyperlink"/>
@@ -17558,7 +17694,7 @@
           <w:sz w:val="24"/>
           <w:u w:val="single"/>
         </w:rPr>
-        <w:hyperlink r:id="rId121" w:history="1">
+        <w:hyperlink r:id="rId120" w:history="1">
           <w:r>
             <w:rPr>
               <w:rStyle w:val="Hyperlink"/>
@@ -17576,7 +17712,7 @@
           <w:sz w:val="24"/>
           <w:u w:val="single"/>
         </w:rPr>
-        <w:hyperlink r:id="rId121" w:history="1">
+        <w:hyperlink r:id="rId120" w:history="1">
           <w:r>
             <w:rPr>
               <w:rStyle w:val="Hyperlink"/>
@@ -17594,7 +17730,7 @@
           <w:sz w:val="24"/>
           <w:u w:val="single"/>
         </w:rPr>
-        <w:hyperlink r:id="rId121" w:history="1">
+        <w:hyperlink r:id="rId120" w:history="1">
           <w:r>
             <w:rPr>
               <w:rStyle w:val="Hyperlink"/>
@@ -17711,7 +17847,7 @@
           <w:color w:val="0000FF"/>
           <w:sz w:val="24"/>
         </w:rPr>
-        <w:hyperlink r:id="rId122" w:history="1">
+        <w:hyperlink r:id="rId121" w:history="1">
           <w:r>
             <w:rPr>
               <w:rStyle w:val="Hyperlink"/>
@@ -17728,7 +17864,7 @@
           <w:color w:val="0000FF"/>
           <w:sz w:val="24"/>
         </w:rPr>
-        <w:hyperlink r:id="rId122" w:history="1">
+        <w:hyperlink r:id="rId121" w:history="1">
           <w:r>
             <w:rPr>
               <w:rStyle w:val="Hyperlink"/>
@@ -17745,7 +17881,7 @@
           <w:color w:val="0000FF"/>
           <w:sz w:val="24"/>
         </w:rPr>
-        <w:hyperlink r:id="rId122" w:history="1">
+        <w:hyperlink r:id="rId121" w:history="1">
           <w:r>
             <w:rPr>
               <w:rStyle w:val="Hyperlink"/>
@@ -17762,7 +17898,7 @@
           <w:color w:val="0000FF"/>
           <w:sz w:val="24"/>
         </w:rPr>
-        <w:hyperlink r:id="rId122" w:history="1">
+        <w:hyperlink r:id="rId121" w:history="1">
           <w:r>
             <w:rPr>
               <w:rStyle w:val="Hyperlink"/>
@@ -17779,7 +17915,7 @@
           <w:color w:val="0000FF"/>
           <w:sz w:val="24"/>
         </w:rPr>
-        <w:hyperlink r:id="rId122" w:history="1">
+        <w:hyperlink r:id="rId121" w:history="1">
           <w:r>
             <w:rPr>
               <w:rStyle w:val="Hyperlink"/>
@@ -17952,14 +18088,89 @@
           <w:sz w:val="24"/>
           <w:u w:val="single"/>
         </w:rPr>
+        <w:hyperlink r:id="rId122" w:history="1">
+          <w:r>
+            <w:rPr>
+              <w:rStyle w:val="Hyperlink"/>
+            </w:rPr>
+            <w:t>http://</w:t>
+          </w:r>
+        </w:hyperlink>
+      </w:r>
+      <w:r>
+        <w:rPr>
+          <w:rFonts w:ascii="Charis SIL Regular" w:hAnsi="Charis SIL Regular" w:eastAsia="Charis SIL Regular"/>
+          <w:b w:val="0"/>
+          <w:i w:val="0"/>
+          <w:color w:val="0000FF"/>
+          <w:sz w:val="24"/>
+          <w:u w:val="single"/>
+        </w:rPr>
+        <w:hyperlink r:id="rId122" w:history="1">
+          <w:r>
+            <w:rPr>
+              <w:rStyle w:val="Hyperlink"/>
+            </w:rPr>
+            <w:t>hdl.handle.net/1887.1/</w:t>
+          </w:r>
+        </w:hyperlink>
+      </w:r>
+      <w:r>
+        <w:rPr>
+          <w:rFonts w:ascii="Charis SIL Regular" w:hAnsi="Charis SIL Regular" w:eastAsia="Charis SIL Regular"/>
+          <w:b w:val="0"/>
+          <w:i w:val="0"/>
+          <w:color w:val="0000FF"/>
+          <w:sz w:val="24"/>
+          <w:u w:val="single"/>
+        </w:rPr>
+        <w:hyperlink r:id="rId122" w:history="1">
+          <w:r>
+            <w:rPr>
+              <w:rStyle w:val="Hyperlink"/>
+            </w:rPr>
+            <w:t>item:129051</w:t>
+          </w:r>
+        </w:hyperlink>
+      </w:r>
+      <w:r>
+        <w:rPr>
+          <w:rFonts w:ascii="Charis SIL Regular" w:hAnsi="Charis SIL Regular" w:eastAsia="Charis SIL Regular"/>
+          <w:b w:val="0"/>
+          <w:i w:val="0"/>
+          <w:color w:val="000000"/>
+          <w:sz w:val="24"/>
+        </w:rPr>
+        <w:t xml:space="preserve">, </w:t>
+      </w:r>
+      <w:r>
+        <w:rPr>
+          <w:rFonts w:ascii="Charis SIL Regular" w:hAnsi="Charis SIL Regular" w:eastAsia="Charis SIL Regular"/>
+          <w:b w:val="0"/>
+          <w:i w:val="0"/>
+          <w:color w:val="0000FF"/>
+          <w:sz w:val="24"/>
+          <w:u w:val="single"/>
+        </w:rPr>
         <w:hyperlink r:id="rId123" w:history="1">
           <w:r>
             <w:rPr>
               <w:rStyle w:val="Hyperlink"/>
             </w:rPr>
-            <w:t>http://</w:t>
-          </w:r>
-        </w:hyperlink>
+            <w:t>WorldCat</w:t>
+          </w:r>
+        </w:hyperlink>
+      </w:r>
+      <w:r>
+        <w:rPr>
+          <w:rFonts w:ascii="Charis SIL Regular" w:hAnsi="Charis SIL Regular" w:eastAsia="Charis SIL Regular"/>
+          <w:b w:val="0"/>
+          <w:i w:val="0"/>
+          <w:color w:val="0000FF"/>
+          <w:sz w:val="24"/>
+          <w:u w:val="single"/>
+        </w:rPr>
+        <w:t xml:space="preserve"> </w:t>
       </w:r>
       <w:r>
         <w:rPr>
@@ -17971,81 +18182,6 @@
           <w:u w:val="single"/>
         </w:rPr>
         <w:hyperlink r:id="rId123" w:history="1">
-          <w:r>
-            <w:rPr>
-              <w:rStyle w:val="Hyperlink"/>
-            </w:rPr>
-            <w:t>hdl.handle.net/1887.1/</w:t>
-          </w:r>
-        </w:hyperlink>
-      </w:r>
-      <w:r>
-        <w:rPr>
-          <w:rFonts w:ascii="Charis SIL Regular" w:hAnsi="Charis SIL Regular" w:eastAsia="Charis SIL Regular"/>
-          <w:b w:val="0"/>
-          <w:i w:val="0"/>
-          <w:color w:val="0000FF"/>
-          <w:sz w:val="24"/>
-          <w:u w:val="single"/>
-        </w:rPr>
-        <w:hyperlink r:id="rId123" w:history="1">
-          <w:r>
-            <w:rPr>
-              <w:rStyle w:val="Hyperlink"/>
-            </w:rPr>
-            <w:t>item:129051</w:t>
-          </w:r>
-        </w:hyperlink>
-      </w:r>
-      <w:r>
-        <w:rPr>
-          <w:rFonts w:ascii="Charis SIL Regular" w:hAnsi="Charis SIL Regular" w:eastAsia="Charis SIL Regular"/>
-          <w:b w:val="0"/>
-          <w:i w:val="0"/>
-          <w:color w:val="000000"/>
-          <w:sz w:val="24"/>
-        </w:rPr>
-        <w:t xml:space="preserve">, </w:t>
-      </w:r>
-      <w:r>
-        <w:rPr>
-          <w:rFonts w:ascii="Charis SIL Regular" w:hAnsi="Charis SIL Regular" w:eastAsia="Charis SIL Regular"/>
-          <w:b w:val="0"/>
-          <w:i w:val="0"/>
-          <w:color w:val="0000FF"/>
-          <w:sz w:val="24"/>
-          <w:u w:val="single"/>
-        </w:rPr>
-        <w:hyperlink r:id="rId124" w:history="1">
-          <w:r>
-            <w:rPr>
-              <w:rStyle w:val="Hyperlink"/>
-            </w:rPr>
-            <w:t>WorldCat</w:t>
-          </w:r>
-        </w:hyperlink>
-      </w:r>
-      <w:r>
-        <w:rPr>
-          <w:rFonts w:ascii="Charis SIL Regular" w:hAnsi="Charis SIL Regular" w:eastAsia="Charis SIL Regular"/>
-          <w:b w:val="0"/>
-          <w:i w:val="0"/>
-          <w:color w:val="0000FF"/>
-          <w:sz w:val="24"/>
-          <w:u w:val="single"/>
-        </w:rPr>
-        <w:t xml:space="preserve"> </w:t>
-      </w:r>
-      <w:r>
-        <w:rPr>
-          <w:rFonts w:ascii="Charis SIL Regular" w:hAnsi="Charis SIL Regular" w:eastAsia="Charis SIL Regular"/>
-          <w:b w:val="0"/>
-          <w:i w:val="0"/>
-          <w:color w:val="0000FF"/>
-          <w:sz w:val="24"/>
-          <w:u w:val="single"/>
-        </w:rPr>
-        <w:hyperlink r:id="rId124" w:history="1">
           <w:r>
             <w:rPr>
               <w:rStyle w:val="Hyperlink"/>
@@ -18150,7 +18286,7 @@
           <w:color w:val="0000FF"/>
           <w:sz w:val="24"/>
         </w:rPr>
-        <w:hyperlink r:id="rId125" w:history="1">
+        <w:hyperlink r:id="rId124" w:history="1">
           <w:r>
             <w:rPr>
               <w:rStyle w:val="Hyperlink"/>
@@ -18167,7 +18303,7 @@
           <w:color w:val="0000FF"/>
           <w:sz w:val="24"/>
         </w:rPr>
-        <w:hyperlink r:id="rId125" w:history="1">
+        <w:hyperlink r:id="rId124" w:history="1">
           <w:r>
             <w:rPr>
               <w:rStyle w:val="Hyperlink"/>
@@ -18184,7 +18320,7 @@
           <w:color w:val="0000FF"/>
           <w:sz w:val="24"/>
         </w:rPr>
-        <w:hyperlink r:id="rId125" w:history="1">
+        <w:hyperlink r:id="rId124" w:history="1">
           <w:r>
             <w:rPr>
               <w:rStyle w:val="Hyperlink"/>
@@ -18201,7 +18337,7 @@
           <w:color w:val="0000FF"/>
           <w:sz w:val="24"/>
         </w:rPr>
-        <w:hyperlink r:id="rId125" w:history="1">
+        <w:hyperlink r:id="rId124" w:history="1">
           <w:r>
             <w:rPr>
               <w:rStyle w:val="Hyperlink"/>
@@ -18218,7 +18354,7 @@
           <w:color w:val="0000FF"/>
           <w:sz w:val="24"/>
         </w:rPr>
-        <w:hyperlink r:id="rId125" w:history="1">
+        <w:hyperlink r:id="rId124" w:history="1">
           <w:r>
             <w:rPr>
               <w:rStyle w:val="Hyperlink"/>
@@ -18316,7 +18452,7 @@
           <w:color w:val="0000FF"/>
           <w:sz w:val="24"/>
         </w:rPr>
-        <w:hyperlink r:id="rId126" w:history="1">
+        <w:hyperlink r:id="rId125" w:history="1">
           <w:r>
             <w:rPr>
               <w:rStyle w:val="Hyperlink"/>
@@ -18333,7 +18469,7 @@
           <w:color w:val="0000FF"/>
           <w:sz w:val="24"/>
         </w:rPr>
-        <w:hyperlink r:id="rId126" w:history="1">
+        <w:hyperlink r:id="rId125" w:history="1">
           <w:r>
             <w:rPr>
               <w:rStyle w:val="Hyperlink"/>
@@ -18350,7 +18486,7 @@
           <w:color w:val="0000FF"/>
           <w:sz w:val="24"/>
         </w:rPr>
-        <w:hyperlink r:id="rId126" w:history="1">
+        <w:hyperlink r:id="rId125" w:history="1">
           <w:r>
             <w:rPr>
               <w:rStyle w:val="Hyperlink"/>
@@ -18367,7 +18503,7 @@
           <w:color w:val="0000FF"/>
           <w:sz w:val="24"/>
         </w:rPr>
-        <w:hyperlink r:id="rId126" w:history="1">
+        <w:hyperlink r:id="rId125" w:history="1">
           <w:r>
             <w:rPr>
               <w:rStyle w:val="Hyperlink"/>
@@ -18384,7 +18520,7 @@
           <w:color w:val="0000FF"/>
           <w:sz w:val="24"/>
         </w:rPr>
-        <w:hyperlink r:id="rId126" w:history="1">
+        <w:hyperlink r:id="rId125" w:history="1">
           <w:r>
             <w:rPr>
               <w:rStyle w:val="Hyperlink"/>
@@ -18493,7 +18629,7 @@
           <w:color w:val="0000FF"/>
           <w:sz w:val="24"/>
         </w:rPr>
-        <w:hyperlink r:id="rId127" w:history="1">
+        <w:hyperlink r:id="rId126" w:history="1">
           <w:r>
             <w:rPr>
               <w:rStyle w:val="Hyperlink"/>
@@ -18510,7 +18646,7 @@
           <w:color w:val="0000FF"/>
           <w:sz w:val="24"/>
         </w:rPr>
-        <w:hyperlink r:id="rId127" w:history="1">
+        <w:hyperlink r:id="rId126" w:history="1">
           <w:r>
             <w:rPr>
               <w:rStyle w:val="Hyperlink"/>
@@ -18527,7 +18663,7 @@
           <w:color w:val="0000FF"/>
           <w:sz w:val="24"/>
         </w:rPr>
-        <w:hyperlink r:id="rId127" w:history="1">
+        <w:hyperlink r:id="rId126" w:history="1">
           <w:r>
             <w:rPr>
               <w:rStyle w:val="Hyperlink"/>
@@ -18544,7 +18680,7 @@
           <w:color w:val="0000FF"/>
           <w:sz w:val="24"/>
         </w:rPr>
-        <w:hyperlink r:id="rId127" w:history="1">
+        <w:hyperlink r:id="rId126" w:history="1">
           <w:r>
             <w:rPr>
               <w:rStyle w:val="Hyperlink"/>
@@ -18561,7 +18697,7 @@
           <w:color w:val="0000FF"/>
           <w:sz w:val="24"/>
         </w:rPr>
-        <w:hyperlink r:id="rId127" w:history="1">
+        <w:hyperlink r:id="rId126" w:history="1">
           <w:r>
             <w:rPr>
               <w:rStyle w:val="Hyperlink"/>
@@ -18684,243 +18820,413 @@
           <w:sz w:val="24"/>
           <w:u w:val="single"/>
         </w:rPr>
+        <w:hyperlink r:id="rId127" w:history="1">
+          <w:r>
+            <w:rPr>
+              <w:rStyle w:val="Hyperlink"/>
+            </w:rPr>
+            <w:t>ISBN</w:t>
+          </w:r>
+        </w:hyperlink>
+      </w:r>
+      <w:r>
+        <w:rPr>
+          <w:rFonts w:ascii="Charis SIL Regular" w:hAnsi="Charis SIL Regular" w:eastAsia="Charis SIL Regular"/>
+          <w:b w:val="0"/>
+          <w:i w:val="0"/>
+          <w:color w:val="0000FF"/>
+          <w:sz w:val="24"/>
+          <w:u w:val="single"/>
+        </w:rPr>
+        <w:t xml:space="preserve"> </w:t>
+      </w:r>
+      <w:r>
+        <w:rPr>
+          <w:rFonts w:ascii="Charis SIL Regular" w:hAnsi="Charis SIL Regular" w:eastAsia="Charis SIL Regular"/>
+          <w:b w:val="0"/>
+          <w:i w:val="0"/>
+          <w:color w:val="0000FF"/>
+          <w:sz w:val="24"/>
+          <w:u w:val="single"/>
+        </w:rPr>
+        <w:hyperlink r:id="rId127" w:history="1">
+          <w:r>
+            <w:rPr>
+              <w:rStyle w:val="Hyperlink"/>
+            </w:rPr>
+            <w:t xml:space="preserve">978-90-6601-015-4 </w:t>
+          </w:r>
+        </w:hyperlink>
+      </w:r>
+      <w:r>
+        <w:br/>
+      </w:r>
+      <w:r>
+        <w:rPr>
+          <w:rFonts w:ascii="Charis SIL Regular" w:hAnsi="Charis SIL Regular" w:eastAsia="Charis SIL Regular"/>
+          <w:b w:val="0"/>
+          <w:i w:val="0"/>
+          <w:color w:val="000000"/>
+          <w:sz w:val="24"/>
+        </w:rPr>
+        <w:t xml:space="preserve">Publicatie: </w:t>
+      </w:r>
+      <w:r>
+        <w:br/>
+      </w:r>
+      <w:r>
+        <w:tab/>
+      </w:r>
+      <w:r>
+        <w:rPr>
+          <w:rFonts w:ascii="Charis SIL Italic" w:hAnsi="Charis SIL Italic" w:eastAsia="Charis SIL Italic"/>
+          <w:b w:val="0"/>
+          <w:i/>
+          <w:color w:val="000000"/>
+          <w:sz w:val="24"/>
+        </w:rPr>
+        <w:t xml:space="preserve">Zoekterm 'Suriname'. een eerste aanzet tot een inventarisatie van objecten uit </w:t>
+      </w:r>
+      <w:r>
+        <w:tab/>
+      </w:r>
+      <w:r>
+        <w:rPr>
+          <w:rFonts w:ascii="Charis SIL Italic" w:hAnsi="Charis SIL Italic" w:eastAsia="Charis SIL Italic"/>
+          <w:b w:val="0"/>
+          <w:i/>
+          <w:color w:val="000000"/>
+          <w:sz w:val="24"/>
+        </w:rPr>
+        <w:t>Suriname in Nederland. Consortium Koloniale Collecties, 2024.</w:t>
+      </w:r>
+      <w:r>
+        <w:rPr>
+          <w:rFonts w:ascii="Charis SIL Italic" w:hAnsi="Charis SIL Italic" w:eastAsia="Charis SIL Italic"/>
+          <w:b w:val="0"/>
+          <w:i/>
+          <w:color w:val="000000"/>
+          <w:sz w:val="24"/>
+        </w:rPr>
+        <w:t xml:space="preserve">Inventarisatie van </w:t>
+      </w:r>
+      <w:r>
+        <w:tab/>
+      </w:r>
+      <w:r>
+        <w:rPr>
+          <w:rFonts w:ascii="Charis SIL Italic" w:hAnsi="Charis SIL Italic" w:eastAsia="Charis SIL Italic"/>
+          <w:b w:val="0"/>
+          <w:i/>
+          <w:color w:val="000000"/>
+          <w:sz w:val="24"/>
+        </w:rPr>
+        <w:t xml:space="preserve">objecten uit Suriname in Nederland door het Consortium Koloniale Collecties. </w:t>
+      </w:r>
+      <w:r>
+        <w:tab/>
+      </w:r>
+      <w:r>
+        <w:rPr>
+          <w:rFonts w:ascii="Charis SIL Regular" w:hAnsi="Charis SIL Regular" w:eastAsia="Charis SIL Regular"/>
+          <w:b w:val="0"/>
+          <w:i w:val="0"/>
+          <w:color w:val="0000FF"/>
+          <w:sz w:val="24"/>
+        </w:rPr>
         <w:hyperlink r:id="rId128" w:history="1">
           <w:r>
             <w:rPr>
               <w:rStyle w:val="Hyperlink"/>
             </w:rPr>
-            <w:t>ISBN</w:t>
-          </w:r>
-        </w:hyperlink>
-      </w:r>
-      <w:r>
-        <w:rPr>
-          <w:rFonts w:ascii="Charis SIL Regular" w:hAnsi="Charis SIL Regular" w:eastAsia="Charis SIL Regular"/>
-          <w:b w:val="0"/>
-          <w:i w:val="0"/>
-          <w:color w:val="0000FF"/>
-          <w:sz w:val="24"/>
-          <w:u w:val="single"/>
-        </w:rPr>
-        <w:t xml:space="preserve"> </w:t>
-      </w:r>
-      <w:r>
-        <w:rPr>
-          <w:rFonts w:ascii="Charis SIL Regular" w:hAnsi="Charis SIL Regular" w:eastAsia="Charis SIL Regular"/>
-          <w:b w:val="0"/>
-          <w:i w:val="0"/>
-          <w:color w:val="0000FF"/>
-          <w:sz w:val="24"/>
-          <w:u w:val="single"/>
+            <w:t>https://</w:t>
+          </w:r>
+        </w:hyperlink>
+      </w:r>
+      <w:r>
+        <w:rPr>
+          <w:rFonts w:ascii="Charis SIL Regular" w:hAnsi="Charis SIL Regular" w:eastAsia="Charis SIL Regular"/>
+          <w:b w:val="0"/>
+          <w:i w:val="0"/>
+          <w:color w:val="0000FF"/>
+          <w:sz w:val="24"/>
         </w:rPr>
         <w:hyperlink r:id="rId128" w:history="1">
           <w:r>
             <w:rPr>
               <w:rStyle w:val="Hyperlink"/>
             </w:rPr>
-            <w:t xml:space="preserve">978-90-6601-015-4 </w:t>
-          </w:r>
-        </w:hyperlink>
-      </w:r>
-      <w:r>
-        <w:br/>
-      </w:r>
-      <w:r>
-        <w:rPr>
-          <w:rFonts w:ascii="Charis SIL Regular" w:hAnsi="Charis SIL Regular" w:eastAsia="Charis SIL Regular"/>
-          <w:b w:val="0"/>
-          <w:i w:val="0"/>
-          <w:color w:val="000000"/>
-          <w:sz w:val="24"/>
-        </w:rPr>
-        <w:t xml:space="preserve">Publicatie: </w:t>
-      </w:r>
-      <w:r>
-        <w:br/>
+            <w:t>wp-</w:t>
+          </w:r>
+        </w:hyperlink>
+      </w:r>
+      <w:r>
+        <w:rPr>
+          <w:rFonts w:ascii="Charis SIL Regular" w:hAnsi="Charis SIL Regular" w:eastAsia="Charis SIL Regular"/>
+          <w:b w:val="0"/>
+          <w:i w:val="0"/>
+          <w:color w:val="0000FF"/>
+          <w:sz w:val="24"/>
+        </w:rPr>
+        <w:hyperlink r:id="rId128" w:history="1">
+          <w:r>
+            <w:rPr>
+              <w:rStyle w:val="Hyperlink"/>
+            </w:rPr>
+            <w:t>dev.colonialcollections.org/</w:t>
+          </w:r>
+        </w:hyperlink>
+      </w:r>
+      <w:r>
+        <w:rPr>
+          <w:rFonts w:ascii="Charis SIL Regular" w:hAnsi="Charis SIL Regular" w:eastAsia="Charis SIL Regular"/>
+          <w:b w:val="0"/>
+          <w:i w:val="0"/>
+          <w:color w:val="0000FF"/>
+          <w:sz w:val="24"/>
+        </w:rPr>
+        <w:hyperlink r:id="rId128" w:history="1">
+          <w:r>
+            <w:rPr>
+              <w:rStyle w:val="Hyperlink"/>
+            </w:rPr>
+            <w:t>wp-</w:t>
+          </w:r>
+        </w:hyperlink>
+      </w:r>
+      <w:r>
+        <w:rPr>
+          <w:rFonts w:ascii="Charis SIL Regular" w:hAnsi="Charis SIL Regular" w:eastAsia="Charis SIL Regular"/>
+          <w:b w:val="0"/>
+          <w:i w:val="0"/>
+          <w:color w:val="0000FF"/>
+          <w:sz w:val="24"/>
+        </w:rPr>
+        <w:hyperlink r:id="rId128" w:history="1">
+          <w:r>
+            <w:rPr>
+              <w:rStyle w:val="Hyperlink"/>
+            </w:rPr>
+            <w:t>content/</w:t>
+          </w:r>
+        </w:hyperlink>
+      </w:r>
+      <w:r>
+        <w:rPr>
+          <w:rFonts w:ascii="Charis SIL Regular" w:hAnsi="Charis SIL Regular" w:eastAsia="Charis SIL Regular"/>
+          <w:b w:val="0"/>
+          <w:i w:val="0"/>
+          <w:color w:val="0000FF"/>
+          <w:sz w:val="24"/>
+        </w:rPr>
+        <w:hyperlink r:id="rId128" w:history="1">
+          <w:r>
+            <w:rPr>
+              <w:rStyle w:val="Hyperlink"/>
+            </w:rPr>
+            <w:t>uploads/2024/04/</w:t>
+          </w:r>
+        </w:hyperlink>
+      </w:r>
+      <w:r>
+        <w:rPr>
+          <w:rFonts w:ascii="Charis SIL Regular" w:hAnsi="Charis SIL Regular" w:eastAsia="Charis SIL Regular"/>
+          <w:b w:val="0"/>
+          <w:i w:val="0"/>
+          <w:color w:val="0000FF"/>
+          <w:sz w:val="24"/>
+        </w:rPr>
+        <w:hyperlink r:id="rId128" w:history="1">
+          <w:r>
+            <w:rPr>
+              <w:rStyle w:val="Hyperlink"/>
+            </w:rPr>
+            <w:t>Eerste-</w:t>
+          </w:r>
+        </w:hyperlink>
       </w:r>
       <w:r>
         <w:tab/>
       </w:r>
       <w:r>
         <w:rPr>
-          <w:rFonts w:ascii="Charis SIL Italic" w:hAnsi="Charis SIL Italic" w:eastAsia="Charis SIL Italic"/>
-          <w:b w:val="0"/>
-          <w:i/>
-          <w:color w:val="000000"/>
-          <w:sz w:val="24"/>
-        </w:rPr>
-        <w:t xml:space="preserve">Zoekterm 'Suriname'. een eerste aanzet tot een inventarisatie van objecten uit </w:t>
-      </w:r>
-      <w:r>
-        <w:tab/>
-      </w:r>
-      <w:r>
-        <w:rPr>
-          <w:rFonts w:ascii="Charis SIL Italic" w:hAnsi="Charis SIL Italic" w:eastAsia="Charis SIL Italic"/>
-          <w:b w:val="0"/>
-          <w:i/>
-          <w:color w:val="000000"/>
-          <w:sz w:val="24"/>
-        </w:rPr>
-        <w:t>Suriname in Nederland. Consortium Koloniale Collecties, 2024.</w:t>
-      </w:r>
-      <w:r>
-        <w:rPr>
-          <w:rFonts w:ascii="Charis SIL Italic" w:hAnsi="Charis SIL Italic" w:eastAsia="Charis SIL Italic"/>
-          <w:b w:val="0"/>
-          <w:i/>
-          <w:color w:val="000000"/>
-          <w:sz w:val="24"/>
-        </w:rPr>
-        <w:t xml:space="preserve">Inventarisatie van </w:t>
-      </w:r>
-      <w:r>
-        <w:tab/>
-      </w:r>
-      <w:r>
-        <w:rPr>
-          <w:rFonts w:ascii="Charis SIL Italic" w:hAnsi="Charis SIL Italic" w:eastAsia="Charis SIL Italic"/>
-          <w:b w:val="0"/>
-          <w:i/>
-          <w:color w:val="000000"/>
-          <w:sz w:val="24"/>
-        </w:rPr>
-        <w:t xml:space="preserve">objecten uit Suriname in Nederland door het Consortium Koloniale Collecties. </w:t>
-      </w:r>
-      <w:r>
-        <w:tab/>
-      </w:r>
-      <w:r>
-        <w:rPr>
-          <w:rFonts w:ascii="Charis SIL Regular" w:hAnsi="Charis SIL Regular" w:eastAsia="Charis SIL Regular"/>
-          <w:b w:val="0"/>
-          <w:i w:val="0"/>
-          <w:color w:val="0000FF"/>
-          <w:sz w:val="24"/>
-        </w:rPr>
-        <w:hyperlink r:id="rId129" w:history="1">
-          <w:r>
-            <w:rPr>
-              <w:rStyle w:val="Hyperlink"/>
-            </w:rPr>
-            <w:t>https://</w:t>
-          </w:r>
-        </w:hyperlink>
-      </w:r>
-      <w:r>
-        <w:rPr>
-          <w:rFonts w:ascii="Charis SIL Regular" w:hAnsi="Charis SIL Regular" w:eastAsia="Charis SIL Regular"/>
-          <w:b w:val="0"/>
-          <w:i w:val="0"/>
-          <w:color w:val="0000FF"/>
-          <w:sz w:val="24"/>
-        </w:rPr>
-        <w:hyperlink r:id="rId129" w:history="1">
-          <w:r>
-            <w:rPr>
-              <w:rStyle w:val="Hyperlink"/>
-            </w:rPr>
-            <w:t>wp-</w:t>
-          </w:r>
-        </w:hyperlink>
-      </w:r>
-      <w:r>
-        <w:rPr>
-          <w:rFonts w:ascii="Charis SIL Regular" w:hAnsi="Charis SIL Regular" w:eastAsia="Charis SIL Regular"/>
-          <w:b w:val="0"/>
-          <w:i w:val="0"/>
-          <w:color w:val="0000FF"/>
-          <w:sz w:val="24"/>
-        </w:rPr>
-        <w:hyperlink r:id="rId129" w:history="1">
-          <w:r>
-            <w:rPr>
-              <w:rStyle w:val="Hyperlink"/>
-            </w:rPr>
-            <w:t>dev.colonialcollections.org/</w:t>
-          </w:r>
-        </w:hyperlink>
-      </w:r>
-      <w:r>
-        <w:rPr>
-          <w:rFonts w:ascii="Charis SIL Regular" w:hAnsi="Charis SIL Regular" w:eastAsia="Charis SIL Regular"/>
-          <w:b w:val="0"/>
-          <w:i w:val="0"/>
-          <w:color w:val="0000FF"/>
-          <w:sz w:val="24"/>
-        </w:rPr>
-        <w:hyperlink r:id="rId129" w:history="1">
-          <w:r>
-            <w:rPr>
-              <w:rStyle w:val="Hyperlink"/>
-            </w:rPr>
-            <w:t>wp-</w:t>
-          </w:r>
-        </w:hyperlink>
-      </w:r>
-      <w:r>
-        <w:rPr>
-          <w:rFonts w:ascii="Charis SIL Regular" w:hAnsi="Charis SIL Regular" w:eastAsia="Charis SIL Regular"/>
-          <w:b w:val="0"/>
-          <w:i w:val="0"/>
-          <w:color w:val="0000FF"/>
-          <w:sz w:val="24"/>
-        </w:rPr>
-        <w:hyperlink r:id="rId129" w:history="1">
-          <w:r>
-            <w:rPr>
-              <w:rStyle w:val="Hyperlink"/>
-            </w:rPr>
-            <w:t>content/</w:t>
-          </w:r>
-        </w:hyperlink>
-      </w:r>
-      <w:r>
-        <w:rPr>
-          <w:rFonts w:ascii="Charis SIL Regular" w:hAnsi="Charis SIL Regular" w:eastAsia="Charis SIL Regular"/>
-          <w:b w:val="0"/>
-          <w:i w:val="0"/>
-          <w:color w:val="0000FF"/>
-          <w:sz w:val="24"/>
-        </w:rPr>
-        <w:hyperlink r:id="rId129" w:history="1">
-          <w:r>
-            <w:rPr>
-              <w:rStyle w:val="Hyperlink"/>
-            </w:rPr>
-            <w:t>uploads/2024/04/</w:t>
-          </w:r>
-        </w:hyperlink>
-      </w:r>
-      <w:r>
-        <w:rPr>
-          <w:rFonts w:ascii="Charis SIL Regular" w:hAnsi="Charis SIL Regular" w:eastAsia="Charis SIL Regular"/>
-          <w:b w:val="0"/>
-          <w:i w:val="0"/>
-          <w:color w:val="0000FF"/>
-          <w:sz w:val="24"/>
-        </w:rPr>
-        <w:hyperlink r:id="rId129" w:history="1">
-          <w:r>
-            <w:rPr>
-              <w:rStyle w:val="Hyperlink"/>
-            </w:rPr>
-            <w:t>Eerste-</w:t>
-          </w:r>
-        </w:hyperlink>
-      </w:r>
-      <w:r>
-        <w:tab/>
-      </w:r>
-      <w:r>
-        <w:rPr>
-          <w:rFonts w:ascii="Charis SIL Regular" w:hAnsi="Charis SIL Regular" w:eastAsia="Charis SIL Regular"/>
-          <w:b w:val="0"/>
-          <w:i w:val="0"/>
-          <w:color w:val="0000FF"/>
-          <w:sz w:val="24"/>
-        </w:rPr>
-        <w:t xml:space="preserve">inventaristie-objecten-Suriname_Consortium-Koloniale-Collecties-2.pdf </w:t>
+          <w:rFonts w:ascii="Charis SIL Regular" w:hAnsi="Charis SIL Regular" w:eastAsia="Charis SIL Regular"/>
+          <w:b w:val="0"/>
+          <w:i w:val="0"/>
+          <w:color w:val="0000FF"/>
+          <w:sz w:val="24"/>
+          <w:u w:val="single"/>
+        </w:rPr>
+        <w:hyperlink r:id="rId128" w:history="1">
+          <w:r>
+            <w:rPr>
+              <w:rStyle w:val="Hyperlink"/>
+            </w:rPr>
+            <w:t>inventa</w:t>
+          </w:r>
+        </w:hyperlink>
+      </w:r>
+      <w:r>
+        <w:rPr>
+          <w:rFonts w:ascii="Charis SIL Regular" w:hAnsi="Charis SIL Regular" w:eastAsia="Charis SIL Regular"/>
+          <w:b w:val="0"/>
+          <w:i w:val="0"/>
+          <w:color w:val="0000FF"/>
+          <w:sz w:val="24"/>
+          <w:u w:val="single"/>
+        </w:rPr>
+        <w:hyperlink r:id="rId128" w:history="1">
+          <w:r>
+            <w:rPr>
+              <w:rStyle w:val="Hyperlink"/>
+            </w:rPr>
+            <w:t>risti</w:t>
+          </w:r>
+        </w:hyperlink>
+      </w:r>
+      <w:r>
+        <w:rPr>
+          <w:rFonts w:ascii="Charis SIL Regular" w:hAnsi="Charis SIL Regular" w:eastAsia="Charis SIL Regular"/>
+          <w:b w:val="0"/>
+          <w:i w:val="0"/>
+          <w:color w:val="0000FF"/>
+          <w:sz w:val="24"/>
+          <w:u w:val="single"/>
+        </w:rPr>
+        <w:hyperlink r:id="rId128" w:history="1">
+          <w:r>
+            <w:rPr>
+              <w:rStyle w:val="Hyperlink"/>
+            </w:rPr>
+            <w:t>e-</w:t>
+          </w:r>
+        </w:hyperlink>
+      </w:r>
+      <w:r>
+        <w:rPr>
+          <w:rFonts w:ascii="Charis SIL Regular" w:hAnsi="Charis SIL Regular" w:eastAsia="Charis SIL Regular"/>
+          <w:b w:val="0"/>
+          <w:i w:val="0"/>
+          <w:color w:val="0000FF"/>
+          <w:sz w:val="24"/>
+          <w:u w:val="single"/>
+        </w:rPr>
+        <w:hyperlink r:id="rId128" w:history="1">
+          <w:r>
+            <w:rPr>
+              <w:rStyle w:val="Hyperlink"/>
+            </w:rPr>
+            <w:t>objecten-</w:t>
+          </w:r>
+        </w:hyperlink>
+      </w:r>
+      <w:r>
+        <w:rPr>
+          <w:rFonts w:ascii="Charis SIL Regular" w:hAnsi="Charis SIL Regular" w:eastAsia="Charis SIL Regular"/>
+          <w:b w:val="0"/>
+          <w:i w:val="0"/>
+          <w:color w:val="0000FF"/>
+          <w:sz w:val="24"/>
+          <w:u w:val="single"/>
+        </w:rPr>
+        <w:hyperlink r:id="rId128" w:history="1">
+          <w:r>
+            <w:rPr>
+              <w:rStyle w:val="Hyperlink"/>
+            </w:rPr>
+            <w:t>Suriname_Consor</w:t>
+          </w:r>
+        </w:hyperlink>
+      </w:r>
+      <w:r>
+        <w:rPr>
+          <w:rFonts w:ascii="Charis SIL Regular" w:hAnsi="Charis SIL Regular" w:eastAsia="Charis SIL Regular"/>
+          <w:b w:val="0"/>
+          <w:i w:val="0"/>
+          <w:color w:val="0000FF"/>
+          <w:sz w:val="24"/>
+          <w:u w:val="single"/>
+        </w:rPr>
+        <w:hyperlink r:id="rId128" w:history="1">
+          <w:r>
+            <w:rPr>
+              <w:rStyle w:val="Hyperlink"/>
+            </w:rPr>
+            <w:t>tiu</w:t>
+          </w:r>
+        </w:hyperlink>
+      </w:r>
+      <w:r>
+        <w:rPr>
+          <w:rFonts w:ascii="Charis SIL Regular" w:hAnsi="Charis SIL Regular" w:eastAsia="Charis SIL Regular"/>
+          <w:b w:val="0"/>
+          <w:i w:val="0"/>
+          <w:color w:val="0000FF"/>
+          <w:sz w:val="24"/>
+          <w:u w:val="single"/>
+        </w:rPr>
+        <w:hyperlink r:id="rId128" w:history="1">
+          <w:r>
+            <w:rPr>
+              <w:rStyle w:val="Hyperlink"/>
+            </w:rPr>
+            <w:t>m-</w:t>
+          </w:r>
+        </w:hyperlink>
+      </w:r>
+      <w:r>
+        <w:rPr>
+          <w:rFonts w:ascii="Charis SIL Regular" w:hAnsi="Charis SIL Regular" w:eastAsia="Charis SIL Regular"/>
+          <w:b w:val="0"/>
+          <w:i w:val="0"/>
+          <w:color w:val="0000FF"/>
+          <w:sz w:val="24"/>
+          <w:u w:val="single"/>
+        </w:rPr>
+        <w:hyperlink r:id="rId128" w:history="1">
+          <w:r>
+            <w:rPr>
+              <w:rStyle w:val="Hyperlink"/>
+            </w:rPr>
+            <w:t>Koloni</w:t>
+          </w:r>
+        </w:hyperlink>
+      </w:r>
+      <w:r>
+        <w:rPr>
+          <w:rFonts w:ascii="Charis SIL Regular" w:hAnsi="Charis SIL Regular" w:eastAsia="Charis SIL Regular"/>
+          <w:b w:val="0"/>
+          <w:i w:val="0"/>
+          <w:color w:val="0000FF"/>
+          <w:sz w:val="24"/>
+          <w:u w:val="single"/>
+        </w:rPr>
+        <w:hyperlink r:id="rId128" w:history="1">
+          <w:r>
+            <w:rPr>
+              <w:rStyle w:val="Hyperlink"/>
+            </w:rPr>
+            <w:t>ale-</w:t>
+          </w:r>
+        </w:hyperlink>
+      </w:r>
+      <w:r>
+        <w:rPr>
+          <w:rFonts w:ascii="Charis SIL Regular" w:hAnsi="Charis SIL Regular" w:eastAsia="Charis SIL Regular"/>
+          <w:b w:val="0"/>
+          <w:i w:val="0"/>
+          <w:color w:val="0000FF"/>
+          <w:sz w:val="24"/>
+          <w:u w:val="single"/>
+        </w:rPr>
+        <w:hyperlink r:id="rId128" w:history="1">
+          <w:r>
+            <w:rPr>
+              <w:rStyle w:val="Hyperlink"/>
+            </w:rPr>
+            <w:t xml:space="preserve">Collecties-2.pdf </w:t>
+          </w:r>
+        </w:hyperlink>
       </w:r>
       <w:r>
         <w:rPr>
@@ -18996,7 +19302,7 @@
           <w:sz w:val="24"/>
           <w:u w:val="single"/>
         </w:rPr>
-        <w:hyperlink r:id="rId130" w:history="1">
+        <w:hyperlink r:id="rId129" w:history="1">
           <w:r>
             <w:rPr>
               <w:rStyle w:val="Hyperlink"/>
@@ -19014,7 +19320,7 @@
           <w:sz w:val="24"/>
           <w:u w:val="single"/>
         </w:rPr>
-        <w:hyperlink r:id="rId130" w:history="1">
+        <w:hyperlink r:id="rId129" w:history="1">
           <w:r>
             <w:rPr>
               <w:rStyle w:val="Hyperlink"/>
@@ -19032,7 +19338,7 @@
           <w:sz w:val="24"/>
           <w:u w:val="single"/>
         </w:rPr>
-        <w:hyperlink r:id="rId130" w:history="1">
+        <w:hyperlink r:id="rId129" w:history="1">
           <w:r>
             <w:rPr>
               <w:rStyle w:val="Hyperlink"/>
@@ -19050,7 +19356,7 @@
           <w:sz w:val="24"/>
           <w:u w:val="single"/>
         </w:rPr>
-        <w:hyperlink r:id="rId130" w:history="1">
+        <w:hyperlink r:id="rId129" w:history="1">
           <w:r>
             <w:rPr>
               <w:rStyle w:val="Hyperlink"/>
@@ -19153,7 +19459,7 @@
           <w:sz w:val="24"/>
           <w:u w:val="single"/>
         </w:rPr>
-        <w:hyperlink r:id="rId131" w:history="1">
+        <w:hyperlink r:id="rId130" w:history="1">
           <w:r>
             <w:rPr>
               <w:rStyle w:val="Hyperlink"/>
@@ -19171,7 +19477,7 @@
           <w:sz w:val="24"/>
           <w:u w:val="single"/>
         </w:rPr>
-        <w:hyperlink r:id="rId131" w:history="1">
+        <w:hyperlink r:id="rId130" w:history="1">
           <w:r>
             <w:rPr>
               <w:rStyle w:val="Hyperlink"/>
@@ -19189,7 +19495,7 @@
           <w:sz w:val="24"/>
           <w:u w:val="single"/>
         </w:rPr>
-        <w:hyperlink r:id="rId131" w:history="1">
+        <w:hyperlink r:id="rId130" w:history="1">
           <w:r>
             <w:rPr>
               <w:rStyle w:val="Hyperlink"/>
@@ -19207,7 +19513,7 @@
           <w:sz w:val="24"/>
           <w:u w:val="single"/>
         </w:rPr>
-        <w:hyperlink r:id="rId131" w:history="1">
+        <w:hyperlink r:id="rId130" w:history="1">
           <w:r>
             <w:rPr>
               <w:rStyle w:val="Hyperlink"/>
@@ -19290,7 +19596,7 @@
           <w:sz w:val="24"/>
           <w:u w:val="single"/>
         </w:rPr>
-        <w:hyperlink r:id="rId132" w:history="1">
+        <w:hyperlink r:id="rId131" w:history="1">
           <w:r>
             <w:rPr>
               <w:rStyle w:val="Hyperlink"/>
@@ -19308,7 +19614,7 @@
           <w:sz w:val="24"/>
           <w:u w:val="single"/>
         </w:rPr>
-        <w:hyperlink r:id="rId132" w:history="1">
+        <w:hyperlink r:id="rId131" w:history="1">
           <w:r>
             <w:rPr>
               <w:rStyle w:val="Hyperlink"/>
@@ -19326,7 +19632,7 @@
           <w:sz w:val="24"/>
           <w:u w:val="single"/>
         </w:rPr>
-        <w:hyperlink r:id="rId132" w:history="1">
+        <w:hyperlink r:id="rId131" w:history="1">
           <w:r>
             <w:rPr>
               <w:rStyle w:val="Hyperlink"/>
@@ -19344,7 +19650,7 @@
           <w:sz w:val="24"/>
           <w:u w:val="single"/>
         </w:rPr>
-        <w:hyperlink r:id="rId132" w:history="1">
+        <w:hyperlink r:id="rId131" w:history="1">
           <w:r>
             <w:rPr>
               <w:rStyle w:val="Hyperlink"/>
@@ -19443,7 +19749,7 @@
           <w:sz w:val="24"/>
           <w:u w:val="single"/>
         </w:rPr>
-        <w:hyperlink r:id="rId133" w:history="1">
+        <w:hyperlink r:id="rId132" w:history="1">
           <w:r>
             <w:rPr>
               <w:rStyle w:val="Hyperlink"/>
@@ -19461,7 +19767,7 @@
           <w:sz w:val="24"/>
           <w:u w:val="single"/>
         </w:rPr>
-        <w:hyperlink r:id="rId133" w:history="1">
+        <w:hyperlink r:id="rId132" w:history="1">
           <w:r>
             <w:rPr>
               <w:rStyle w:val="Hyperlink"/>
@@ -19479,7 +19785,7 @@
           <w:sz w:val="24"/>
           <w:u w:val="single"/>
         </w:rPr>
-        <w:hyperlink r:id="rId133" w:history="1">
+        <w:hyperlink r:id="rId132" w:history="1">
           <w:r>
             <w:rPr>
               <w:rStyle w:val="Hyperlink"/>
@@ -19497,7 +19803,7 @@
           <w:sz w:val="24"/>
           <w:u w:val="single"/>
         </w:rPr>
-        <w:hyperlink r:id="rId133" w:history="1">
+        <w:hyperlink r:id="rId132" w:history="1">
           <w:r>
             <w:rPr>
               <w:rStyle w:val="Hyperlink"/>
@@ -19515,7 +19821,7 @@
           <w:sz w:val="24"/>
           <w:u w:val="single"/>
         </w:rPr>
-        <w:hyperlink r:id="rId133" w:history="1">
+        <w:hyperlink r:id="rId132" w:history="1">
           <w:r>
             <w:rPr>
               <w:rStyle w:val="Hyperlink"/>
@@ -19601,7 +19907,7 @@
           <w:sz w:val="24"/>
           <w:u w:val="single"/>
         </w:rPr>
-        <w:hyperlink r:id="rId134" w:history="1">
+        <w:hyperlink r:id="rId133" w:history="1">
           <w:r>
             <w:rPr>
               <w:rStyle w:val="Hyperlink"/>
@@ -19619,7 +19925,7 @@
           <w:sz w:val="24"/>
           <w:u w:val="single"/>
         </w:rPr>
-        <w:hyperlink r:id="rId134" w:history="1">
+        <w:hyperlink r:id="rId133" w:history="1">
           <w:r>
             <w:rPr>
               <w:rStyle w:val="Hyperlink"/>
@@ -19637,7 +19943,7 @@
           <w:sz w:val="24"/>
           <w:u w:val="single"/>
         </w:rPr>
-        <w:hyperlink r:id="rId134" w:history="1">
+        <w:hyperlink r:id="rId133" w:history="1">
           <w:r>
             <w:rPr>
               <w:rStyle w:val="Hyperlink"/>
@@ -19655,7 +19961,7 @@
           <w:sz w:val="24"/>
           <w:u w:val="single"/>
         </w:rPr>
-        <w:hyperlink r:id="rId134" w:history="1">
+        <w:hyperlink r:id="rId133" w:history="1">
           <w:r>
             <w:rPr>
               <w:rStyle w:val="Hyperlink"/>
@@ -19945,7 +20251,7 @@
           <w:sz w:val="24"/>
           <w:u w:val="single"/>
         </w:rPr>
-        <w:hyperlink r:id="rId135" w:history="1">
+        <w:hyperlink r:id="rId134" w:history="1">
           <w:r>
             <w:rPr>
               <w:rStyle w:val="Hyperlink"/>
@@ -19963,7 +20269,7 @@
           <w:sz w:val="24"/>
           <w:u w:val="single"/>
         </w:rPr>
-        <w:hyperlink r:id="rId135" w:history="1">
+        <w:hyperlink r:id="rId134" w:history="1">
           <w:r>
             <w:rPr>
               <w:rStyle w:val="Hyperlink"/>
@@ -19981,7 +20287,7 @@
           <w:sz w:val="24"/>
           <w:u w:val="single"/>
         </w:rPr>
-        <w:hyperlink r:id="rId135" w:history="1">
+        <w:hyperlink r:id="rId134" w:history="1">
           <w:r>
             <w:rPr>
               <w:rStyle w:val="Hyperlink"/>
@@ -19999,7 +20305,7 @@
           <w:sz w:val="24"/>
           <w:u w:val="single"/>
         </w:rPr>
-        <w:hyperlink r:id="rId135" w:history="1">
+        <w:hyperlink r:id="rId134" w:history="1">
           <w:r>
             <w:rPr>
               <w:rStyle w:val="Hyperlink"/>
@@ -20111,7 +20417,7 @@
           <w:sz w:val="24"/>
           <w:u w:val="single"/>
         </w:rPr>
-        <w:hyperlink r:id="rId136" w:history="1">
+        <w:hyperlink r:id="rId135" w:history="1">
           <w:r>
             <w:rPr>
               <w:rStyle w:val="Hyperlink"/>
@@ -20129,7 +20435,7 @@
           <w:sz w:val="24"/>
           <w:u w:val="single"/>
         </w:rPr>
-        <w:hyperlink r:id="rId136" w:history="1">
+        <w:hyperlink r:id="rId135" w:history="1">
           <w:r>
             <w:rPr>
               <w:rStyle w:val="Hyperlink"/>
@@ -20147,7 +20453,7 @@
           <w:sz w:val="24"/>
           <w:u w:val="single"/>
         </w:rPr>
-        <w:hyperlink r:id="rId136" w:history="1">
+        <w:hyperlink r:id="rId135" w:history="1">
           <w:r>
             <w:rPr>
               <w:rStyle w:val="Hyperlink"/>
@@ -20171,7 +20477,7 @@
           <w:sz w:val="24"/>
           <w:u w:val="single"/>
         </w:rPr>
-        <w:hyperlink r:id="rId136" w:history="1">
+        <w:hyperlink r:id="rId135" w:history="1">
           <w:r>
             <w:rPr>
               <w:rStyle w:val="Hyperlink"/>
@@ -20189,7 +20495,7 @@
           <w:sz w:val="24"/>
           <w:u w:val="single"/>
         </w:rPr>
-        <w:hyperlink r:id="rId136" w:history="1">
+        <w:hyperlink r:id="rId135" w:history="1">
           <w:r>
             <w:rPr>
               <w:rStyle w:val="Hyperlink"/>
@@ -20207,7 +20513,7 @@
           <w:sz w:val="24"/>
           <w:u w:val="single"/>
         </w:rPr>
-        <w:hyperlink r:id="rId136" w:history="1">
+        <w:hyperlink r:id="rId135" w:history="1">
           <w:r>
             <w:rPr>
               <w:rStyle w:val="Hyperlink"/>
@@ -20224,7 +20530,7 @@
           <w:color w:val="0000FF"/>
           <w:sz w:val="24"/>
         </w:rPr>
-        <w:hyperlink r:id="rId136" w:history="1">
+        <w:hyperlink r:id="rId135" w:history="1">
           <w:r>
             <w:rPr>
               <w:rStyle w:val="Hyperlink"/>
@@ -20245,7 +20551,7 @@
           <w:sz w:val="24"/>
           <w:u w:val="single"/>
         </w:rPr>
-        <w:hyperlink r:id="rId137" w:history="1">
+        <w:hyperlink r:id="rId135" w:history="1">
           <w:r>
             <w:rPr>
               <w:rStyle w:val="Hyperlink"/>
@@ -20274,7 +20580,7 @@
           <w:sz w:val="24"/>
           <w:u w:val="single"/>
         </w:rPr>
-        <w:hyperlink r:id="rId137" w:history="1">
+        <w:hyperlink r:id="rId135" w:history="1">
           <w:r>
             <w:rPr>
               <w:rStyle w:val="Hyperlink"/>
@@ -20390,7 +20696,7 @@
           <w:sz w:val="24"/>
           <w:u w:val="single"/>
         </w:rPr>
-        <w:hyperlink r:id="rId138" w:history="1">
+        <w:hyperlink r:id="rId136" w:history="1">
           <w:r>
             <w:rPr>
               <w:rStyle w:val="Hyperlink"/>
@@ -20419,7 +20725,7 @@
           <w:sz w:val="24"/>
           <w:u w:val="single"/>
         </w:rPr>
-        <w:hyperlink r:id="rId138" w:history="1">
+        <w:hyperlink r:id="rId136" w:history="1">
           <w:r>
             <w:rPr>
               <w:rStyle w:val="Hyperlink"/>
@@ -20447,7 +20753,7 @@
           <w:sz w:val="24"/>
           <w:u w:val="single"/>
         </w:rPr>
-        <w:hyperlink r:id="rId139" w:history="1">
+        <w:hyperlink r:id="rId137" w:history="1">
           <w:r>
             <w:rPr>
               <w:rStyle w:val="Hyperlink"/>
@@ -20476,7 +20782,7 @@
           <w:sz w:val="24"/>
           <w:u w:val="single"/>
         </w:rPr>
-        <w:hyperlink r:id="rId139" w:history="1">
+        <w:hyperlink r:id="rId137" w:history="1">
           <w:r>
             <w:rPr>
               <w:rStyle w:val="Hyperlink"/>

--- a/EXPORTS/DOCX/review/niveau2/English/Suriname.docx
+++ b/EXPORTS/DOCX/review/niveau2/English/Suriname.docx
@@ -1384,24 +1384,108 @@
           <w:i w:val="0"/>
           <w:color w:val="0000FF"/>
           <w:sz w:val="24"/>
-        </w:rPr>
-        <w:t>Adriaan François Lamme</w:t>
-      </w:r>
-      <w:r>
-        <w:rPr>
-          <w:rFonts w:ascii="Charis SIL Regular" w:hAnsi="Charis SIL Regular" w:eastAsia="Charis SIL Regular"/>
-          <w:b w:val="0"/>
-          <w:i w:val="0"/>
-          <w:color w:val="0000FF"/>
-          <w:sz w:val="24"/>
-          <w:u w:val="single"/>
+          <w:u w:val="single"/>
+        </w:rPr>
+        <w:hyperlink r:id="rId15" w:history="1">
+          <w:r>
+            <w:rPr>
+              <w:rStyle w:val="Hyperlink"/>
+            </w:rPr>
+            <w:t>Adriaan</w:t>
+          </w:r>
+        </w:hyperlink>
+      </w:r>
+      <w:r>
+        <w:rPr>
+          <w:rFonts w:ascii="Charis SIL Regular" w:hAnsi="Charis SIL Regular" w:eastAsia="Charis SIL Regular"/>
+          <w:b w:val="0"/>
+          <w:i w:val="0"/>
+          <w:color w:val="0000FF"/>
+          <w:sz w:val="24"/>
+          <w:u w:val="single"/>
+        </w:rPr>
+        <w:t xml:space="preserve"> </w:t>
+      </w:r>
+      <w:r>
+        <w:rPr>
+          <w:rFonts w:ascii="Charis SIL Regular" w:hAnsi="Charis SIL Regular" w:eastAsia="Charis SIL Regular"/>
+          <w:b w:val="0"/>
+          <w:i w:val="0"/>
+          <w:color w:val="0000FF"/>
+          <w:sz w:val="24"/>
+          <w:u w:val="single"/>
+        </w:rPr>
+        <w:hyperlink r:id="rId15" w:history="1">
+          <w:r>
+            <w:rPr>
+              <w:rStyle w:val="Hyperlink"/>
+            </w:rPr>
+            <w:t>François</w:t>
+          </w:r>
+        </w:hyperlink>
+      </w:r>
+      <w:r>
+        <w:rPr>
+          <w:rFonts w:ascii="Charis SIL Regular" w:hAnsi="Charis SIL Regular" w:eastAsia="Charis SIL Regular"/>
+          <w:b w:val="0"/>
+          <w:i w:val="0"/>
+          <w:color w:val="0000FF"/>
+          <w:sz w:val="24"/>
+          <w:u w:val="single"/>
+        </w:rPr>
+        <w:t xml:space="preserve"> </w:t>
+      </w:r>
+      <w:r>
+        <w:rPr>
+          <w:rFonts w:ascii="Charis SIL Regular" w:hAnsi="Charis SIL Regular" w:eastAsia="Charis SIL Regular"/>
+          <w:b w:val="0"/>
+          <w:i w:val="0"/>
+          <w:color w:val="0000FF"/>
+          <w:sz w:val="24"/>
+          <w:u w:val="single"/>
+        </w:rPr>
+        <w:hyperlink r:id="rId15" w:history="1">
+          <w:r>
+            <w:rPr>
+              <w:rStyle w:val="Hyperlink"/>
+            </w:rPr>
+            <w:t>Lamme</w:t>
+          </w:r>
+        </w:hyperlink>
+      </w:r>
+      <w:r>
+        <w:rPr>
+          <w:rFonts w:ascii="Charis SIL Regular" w:hAnsi="Charis SIL Regular" w:eastAsia="Charis SIL Regular"/>
+          <w:b w:val="0"/>
+          <w:i w:val="0"/>
+          <w:color w:val="0000FF"/>
+          <w:sz w:val="24"/>
+          <w:u w:val="single"/>
+        </w:rPr>
+        <w:hyperlink r:id="rId15" w:history="1">
+          <w:r>
+            <w:rPr>
+              <w:rStyle w:val="Hyperlink"/>
+            </w:rPr>
+            <w:t>ns</w:t>
+          </w:r>
+        </w:hyperlink>
+      </w:r>
+      <w:r>
+        <w:rPr>
+          <w:u w:val="single" w:color="0000ff"/>
+          <w:rFonts w:ascii="Charis SIL Regular" w:hAnsi="Charis SIL Regular" w:eastAsia="Charis SIL Regular"/>
+          <w:b w:val="0"/>
+          <w:i w:val="0"/>
+          <w:color w:val="000000"/>
+          <w:sz w:val="24"/>
         </w:rPr>
         <w:hyperlink r:id="rId12" w:history="1">
           <w:r>
             <w:rPr>
               <w:rStyle w:val="Hyperlink"/>
             </w:rPr>
-            <w:t>ns</w:t>
+            <w:t>. L</w:t>
           </w:r>
         </w:hyperlink>
       </w:r>
@@ -1419,7 +1503,7 @@
             <w:rPr>
               <w:rStyle w:val="Hyperlink"/>
             </w:rPr>
-            <w:t>. L</w:t>
+            <w:t>a</w:t>
           </w:r>
         </w:hyperlink>
       </w:r>
@@ -1437,7 +1521,7 @@
             <w:rPr>
               <w:rStyle w:val="Hyperlink"/>
             </w:rPr>
-            <w:t>a</w:t>
+            <w:t xml:space="preserve">mmens </w:t>
           </w:r>
         </w:hyperlink>
       </w:r>
@@ -1450,35 +1534,64 @@
           <w:color w:val="000000"/>
           <w:sz w:val="24"/>
         </w:rPr>
-        <w:hyperlink r:id="rId12" w:history="1">
-          <w:r>
-            <w:rPr>
-              <w:rStyle w:val="Hyperlink"/>
-            </w:rPr>
-            <w:t xml:space="preserve">mmens </w:t>
-          </w:r>
-        </w:hyperlink>
-      </w:r>
-      <w:r>
-        <w:rPr>
-          <w:rFonts w:ascii="Charis SIL Regular" w:hAnsi="Charis SIL Regular" w:eastAsia="Charis SIL Regular"/>
-          <w:b w:val="0"/>
-          <w:i w:val="0"/>
-          <w:color w:val="000000"/>
-          <w:sz w:val="24"/>
-        </w:rPr>
-        <w:t xml:space="preserve">was the son-in-law and admirer of </w:t>
-      </w:r>
-      <w:r>
-        <w:rPr>
-          <w:rFonts w:ascii="Charis SIL Regular" w:hAnsi="Charis SIL Regular" w:eastAsia="Charis SIL Regular"/>
-          <w:b w:val="0"/>
-          <w:i w:val="0"/>
-          <w:color w:val="0000FF"/>
-          <w:sz w:val="24"/>
-          <w:u w:val="single"/>
-        </w:rPr>
-        <w:hyperlink r:id="rId14" w:history="1">
+        <w:hyperlink r:id="rId13" w:history="1">
+          <w:r>
+            <w:rPr>
+              <w:rStyle w:val="Hyperlink"/>
+            </w:rPr>
+            <w:t xml:space="preserve">was the </w:t>
+          </w:r>
+        </w:hyperlink>
+      </w:r>
+      <w:r>
+        <w:rPr>
+          <w:u w:val="single" w:color="0000ff"/>
+          <w:rFonts w:ascii="Charis SIL Regular" w:hAnsi="Charis SIL Regular" w:eastAsia="Charis SIL Regular"/>
+          <w:b w:val="0"/>
+          <w:i w:val="0"/>
+          <w:color w:val="000000"/>
+          <w:sz w:val="24"/>
+        </w:rPr>
+        <w:hyperlink r:id="rId13" w:history="1">
+          <w:r>
+            <w:rPr>
+              <w:rStyle w:val="Hyperlink"/>
+            </w:rPr>
+            <w:t>son-in-law a</w:t>
+          </w:r>
+        </w:hyperlink>
+      </w:r>
+      <w:r>
+        <w:rPr>
+          <w:rFonts w:ascii="Charis SIL Regular" w:hAnsi="Charis SIL Regular" w:eastAsia="Charis SIL Regular"/>
+          <w:b w:val="0"/>
+          <w:i w:val="0"/>
+          <w:color w:val="000000"/>
+          <w:sz w:val="24"/>
+        </w:rPr>
+        <w:t>n</w:t>
+      </w:r>
+      <w:r>
+        <w:rPr>
+          <w:u w:val="single" w:color="0000ff"/>
+          <w:rFonts w:ascii="Charis SIL Regular" w:hAnsi="Charis SIL Regular" w:eastAsia="Charis SIL Regular"/>
+          <w:b w:val="0"/>
+          <w:i w:val="0"/>
+          <w:color w:val="000000"/>
+          <w:sz w:val="24"/>
+        </w:rPr>
+        <w:t xml:space="preserve">d admirer of </w:t>
+      </w:r>
+      <w:r>
+        <w:rPr>
+          <w:rFonts w:ascii="Charis SIL Regular" w:hAnsi="Charis SIL Regular" w:eastAsia="Charis SIL Regular"/>
+          <w:b w:val="0"/>
+          <w:i w:val="0"/>
+          <w:color w:val="0000FF"/>
+          <w:sz w:val="24"/>
+          <w:u w:val="single"/>
+        </w:rPr>
+        <w:hyperlink r:id="rId16" w:history="1">
           <w:r>
             <w:rPr>
               <w:rStyle w:val="Hyperlink"/>
@@ -1496,7 +1609,7 @@
           <w:sz w:val="24"/>
           <w:u w:val="single"/>
         </w:rPr>
-        <w:hyperlink r:id="rId14" w:history="1">
+        <w:hyperlink r:id="rId16" w:history="1">
           <w:r>
             <w:rPr>
               <w:rStyle w:val="Hyperlink"/>
@@ -1525,7 +1638,7 @@
           <w:sz w:val="24"/>
           <w:u w:val="single"/>
         </w:rPr>
-        <w:hyperlink r:id="rId14" w:history="1">
+        <w:hyperlink r:id="rId16" w:history="1">
           <w:r>
             <w:rPr>
               <w:rStyle w:val="Hyperlink"/>
@@ -1543,24 +1656,42 @@
           <w:sz w:val="24"/>
           <w:u w:val="single"/>
         </w:rPr>
+        <w:hyperlink r:id="rId16" w:history="1">
+          <w:r>
+            <w:rPr>
+              <w:rStyle w:val="Hyperlink"/>
+            </w:rPr>
+            <w:t>en</w:t>
+          </w:r>
+        </w:hyperlink>
+      </w:r>
+      <w:r>
+        <w:rPr>
+          <w:rFonts w:ascii="Charis SIL Regular" w:hAnsi="Charis SIL Regular" w:eastAsia="Charis SIL Regular"/>
+          <w:b w:val="0"/>
+          <w:i w:val="0"/>
+          <w:color w:val="000000"/>
+          <w:sz w:val="24"/>
+        </w:rPr>
+        <w:t xml:space="preserve"> an</w:t>
+      </w:r>
+      <w:r>
+        <w:rPr>
+          <w:u w:val="single" w:color="0000ff"/>
+          <w:rFonts w:ascii="Charis SIL Regular" w:hAnsi="Charis SIL Regular" w:eastAsia="Charis SIL Regular"/>
+          <w:b w:val="0"/>
+          <w:i w:val="0"/>
+          <w:color w:val="000000"/>
+          <w:sz w:val="24"/>
+        </w:rPr>
         <w:hyperlink r:id="rId15" w:history="1">
           <w:r>
             <w:rPr>
               <w:rStyle w:val="Hyperlink"/>
             </w:rPr>
-            <w:t>en</w:t>
-          </w:r>
-        </w:hyperlink>
-      </w:r>
-      <w:r>
-        <w:rPr>
-          <w:rFonts w:ascii="Charis SIL Regular" w:hAnsi="Charis SIL Regular" w:eastAsia="Charis SIL Regular"/>
-          <w:b w:val="0"/>
-          <w:i w:val="0"/>
-          <w:color w:val="000000"/>
-          <w:sz w:val="24"/>
-        </w:rPr>
-        <w:t xml:space="preserve"> an</w:t>
+            <w:t>d was re</w:t>
+          </w:r>
+        </w:hyperlink>
       </w:r>
       <w:r>
         <w:rPr>
@@ -1571,110 +1702,92 @@
           <w:color w:val="000000"/>
           <w:sz w:val="24"/>
         </w:rPr>
+        <w:hyperlink r:id="rId15" w:history="1">
+          <w:r>
+            <w:rPr>
+              <w:rStyle w:val="Hyperlink"/>
+            </w:rPr>
+            <w:t>s</w:t>
+          </w:r>
+        </w:hyperlink>
+      </w:r>
+      <w:r>
+        <w:rPr>
+          <w:u w:val="single" w:color="0000ff"/>
+          <w:rFonts w:ascii="Charis SIL Regular" w:hAnsi="Charis SIL Regular" w:eastAsia="Charis SIL Regular"/>
+          <w:b w:val="0"/>
+          <w:i w:val="0"/>
+          <w:color w:val="000000"/>
+          <w:sz w:val="24"/>
+        </w:rPr>
+        <w:hyperlink r:id="rId15" w:history="1">
+          <w:r>
+            <w:rPr>
+              <w:rStyle w:val="Hyperlink"/>
+            </w:rPr>
+            <w:t>ponsible</w:t>
+          </w:r>
+        </w:hyperlink>
+      </w:r>
+      <w:r>
+        <w:rPr>
+          <w:u w:val="single" w:color="0000ff"/>
+          <w:rFonts w:ascii="Charis SIL Regular" w:hAnsi="Charis SIL Regular" w:eastAsia="Charis SIL Regular"/>
+          <w:b w:val="0"/>
+          <w:i w:val="0"/>
+          <w:color w:val="000000"/>
+          <w:sz w:val="24"/>
+        </w:rPr>
+        <w:t xml:space="preserve"> </w:t>
+      </w:r>
+      <w:r>
+        <w:rPr>
+          <w:u w:val="single" w:color="0000ff"/>
+          <w:rFonts w:ascii="Charis SIL Regular" w:hAnsi="Charis SIL Regular" w:eastAsia="Charis SIL Regular"/>
+          <w:b w:val="0"/>
+          <w:i w:val="0"/>
+          <w:color w:val="000000"/>
+          <w:sz w:val="24"/>
+        </w:rPr>
+        <w:hyperlink r:id="rId15" w:history="1">
+          <w:r>
+            <w:rPr>
+              <w:rStyle w:val="Hyperlink"/>
+            </w:rPr>
+            <w:t>for donat</w:t>
+          </w:r>
+        </w:hyperlink>
+      </w:r>
+      <w:r>
+        <w:rPr>
+          <w:rFonts w:ascii="Charis SIL Regular" w:hAnsi="Charis SIL Regular" w:eastAsia="Charis SIL Regular"/>
+          <w:b w:val="0"/>
+          <w:i w:val="0"/>
+          <w:color w:val="000000"/>
+          <w:sz w:val="24"/>
+        </w:rPr>
+        <w:t xml:space="preserve">ing many of </w:t>
+      </w:r>
+      <w:r>
+        <w:rPr>
+          <w:rFonts w:ascii="Charis SIL Regular" w:hAnsi="Charis SIL Regular" w:eastAsia="Charis SIL Regular"/>
+          <w:b w:val="0"/>
+          <w:i w:val="0"/>
+          <w:color w:val="000000"/>
+          <w:sz w:val="24"/>
+        </w:rPr>
+        <w:t>Schouten's dioramas to the Cabinet</w:t>
+      </w:r>
+      <w:r>
+        <w:rPr>
+          <w:u w:val="single" w:color="0000ff"/>
+          <w:rFonts w:ascii="Charis SIL Regular" w:hAnsi="Charis SIL Regular" w:eastAsia="Charis SIL Regular"/>
+          <w:b w:val="0"/>
+          <w:i w:val="0"/>
+          <w:color w:val="000000"/>
+          <w:sz w:val="24"/>
+        </w:rPr>
         <w:hyperlink r:id="rId16" w:history="1">
-          <w:r>
-            <w:rPr>
-              <w:rStyle w:val="Hyperlink"/>
-            </w:rPr>
-            <w:t>d was re</w:t>
-          </w:r>
-        </w:hyperlink>
-      </w:r>
-      <w:r>
-        <w:rPr>
-          <w:u w:val="single" w:color="0000ff"/>
-          <w:rFonts w:ascii="Charis SIL Regular" w:hAnsi="Charis SIL Regular" w:eastAsia="Charis SIL Regular"/>
-          <w:b w:val="0"/>
-          <w:i w:val="0"/>
-          <w:color w:val="000000"/>
-          <w:sz w:val="24"/>
-        </w:rPr>
-        <w:hyperlink r:id="rId16" w:history="1">
-          <w:r>
-            <w:rPr>
-              <w:rStyle w:val="Hyperlink"/>
-            </w:rPr>
-            <w:t>s</w:t>
-          </w:r>
-        </w:hyperlink>
-      </w:r>
-      <w:r>
-        <w:rPr>
-          <w:u w:val="single" w:color="0000ff"/>
-          <w:rFonts w:ascii="Charis SIL Regular" w:hAnsi="Charis SIL Regular" w:eastAsia="Charis SIL Regular"/>
-          <w:b w:val="0"/>
-          <w:i w:val="0"/>
-          <w:color w:val="000000"/>
-          <w:sz w:val="24"/>
-        </w:rPr>
-        <w:hyperlink r:id="rId16" w:history="1">
-          <w:r>
-            <w:rPr>
-              <w:rStyle w:val="Hyperlink"/>
-            </w:rPr>
-            <w:t>ponsible</w:t>
-          </w:r>
-        </w:hyperlink>
-      </w:r>
-      <w:r>
-        <w:rPr>
-          <w:u w:val="single" w:color="0000ff"/>
-          <w:rFonts w:ascii="Charis SIL Regular" w:hAnsi="Charis SIL Regular" w:eastAsia="Charis SIL Regular"/>
-          <w:b w:val="0"/>
-          <w:i w:val="0"/>
-          <w:color w:val="000000"/>
-          <w:sz w:val="24"/>
-        </w:rPr>
-        <w:t xml:space="preserve"> </w:t>
-      </w:r>
-      <w:r>
-        <w:rPr>
-          <w:u w:val="single" w:color="0000ff"/>
-          <w:rFonts w:ascii="Charis SIL Regular" w:hAnsi="Charis SIL Regular" w:eastAsia="Charis SIL Regular"/>
-          <w:b w:val="0"/>
-          <w:i w:val="0"/>
-          <w:color w:val="000000"/>
-          <w:sz w:val="24"/>
-        </w:rPr>
-        <w:hyperlink r:id="rId16" w:history="1">
-          <w:r>
-            <w:rPr>
-              <w:rStyle w:val="Hyperlink"/>
-            </w:rPr>
-            <w:t>for donat</w:t>
-          </w:r>
-        </w:hyperlink>
-      </w:r>
-      <w:r>
-        <w:rPr>
-          <w:rFonts w:ascii="Charis SIL Regular" w:hAnsi="Charis SIL Regular" w:eastAsia="Charis SIL Regular"/>
-          <w:b w:val="0"/>
-          <w:i w:val="0"/>
-          <w:color w:val="000000"/>
-          <w:sz w:val="24"/>
-        </w:rPr>
-        <w:t xml:space="preserve">ing many of </w:t>
-      </w:r>
-      <w:r>
-        <w:rPr>
-          <w:rFonts w:ascii="Charis SIL Regular" w:hAnsi="Charis SIL Regular" w:eastAsia="Charis SIL Regular"/>
-          <w:b w:val="0"/>
-          <w:i w:val="0"/>
-          <w:color w:val="000000"/>
-          <w:sz w:val="24"/>
-        </w:rPr>
-        <w:t>Schouten's dioramas to the Cabinet</w:t>
-      </w:r>
-      <w:r>
-        <w:rPr>
-          <w:u w:val="single" w:color="0000ff"/>
-          <w:rFonts w:ascii="Charis SIL Regular" w:hAnsi="Charis SIL Regular" w:eastAsia="Charis SIL Regular"/>
-          <w:b w:val="0"/>
-          <w:i w:val="0"/>
-          <w:color w:val="000000"/>
-          <w:sz w:val="24"/>
-        </w:rPr>
-        <w:hyperlink r:id="rId15" w:history="1">
           <w:r>
             <w:rPr>
               <w:rStyle w:val="Hyperlink"/>
@@ -2671,24 +2784,105 @@
             <w:rPr>
               <w:rStyle w:val="Hyperlink"/>
             </w:rPr>
-            <w:t>fil</w:t>
-          </w:r>
-        </w:hyperlink>
-      </w:r>
-      <w:r>
-        <w:rPr>
-          <w:rFonts w:ascii="Charis SIL Regular" w:hAnsi="Charis SIL Regular" w:eastAsia="Charis SIL Regular"/>
-          <w:b w:val="0"/>
-          <w:i w:val="0"/>
-          <w:color w:val="0000FF"/>
-          <w:sz w:val="24"/>
+            <w:t>film</w:t>
+          </w:r>
+        </w:hyperlink>
+      </w:r>
+      <w:r>
+        <w:rPr>
+          <w:rFonts w:ascii="Charis SIL Regular" w:hAnsi="Charis SIL Regular" w:eastAsia="Charis SIL Regular"/>
+          <w:b w:val="0"/>
+          <w:i w:val="0"/>
+          <w:color w:val="0000FF"/>
+          <w:sz w:val="24"/>
+          <w:u w:val="single"/>
+        </w:rPr>
+        <w:t>s</w:t>
+      </w:r>
+      <w:r>
+        <w:rPr>
+          <w:rFonts w:ascii="Charis SIL Regular" w:hAnsi="Charis SIL Regular" w:eastAsia="Charis SIL Regular"/>
+          <w:b w:val="0"/>
+          <w:i w:val="0"/>
+          <w:color w:val="0000FF"/>
+          <w:sz w:val="24"/>
+          <w:u w:val="single"/>
+        </w:rPr>
+        <w:t xml:space="preserve"> </w:t>
+      </w:r>
+      <w:r>
+        <w:rPr>
+          <w:rFonts w:ascii="Charis SIL Regular" w:hAnsi="Charis SIL Regular" w:eastAsia="Charis SIL Regular"/>
+          <w:b w:val="0"/>
+          <w:i w:val="0"/>
+          <w:color w:val="0000FF"/>
+          <w:sz w:val="24"/>
+          <w:u w:val="single"/>
         </w:rPr>
         <w:hyperlink r:id="rId23" w:history="1">
           <w:r>
             <w:rPr>
               <w:rStyle w:val="Hyperlink"/>
             </w:rPr>
-            <w:t>m</w:t>
+            <w:t>and</w:t>
+          </w:r>
+        </w:hyperlink>
+      </w:r>
+      <w:r>
+        <w:rPr>
+          <w:rFonts w:ascii="Charis SIL Regular" w:hAnsi="Charis SIL Regular" w:eastAsia="Charis SIL Regular"/>
+          <w:b w:val="0"/>
+          <w:i w:val="0"/>
+          <w:color w:val="0000FF"/>
+          <w:sz w:val="24"/>
+          <w:u w:val="single"/>
+        </w:rPr>
+        <w:t xml:space="preserve"> </w:t>
+      </w:r>
+      <w:r>
+        <w:rPr>
+          <w:rFonts w:ascii="Charis SIL Regular" w:hAnsi="Charis SIL Regular" w:eastAsia="Charis SIL Regular"/>
+          <w:b w:val="0"/>
+          <w:i w:val="0"/>
+          <w:color w:val="0000FF"/>
+          <w:sz w:val="24"/>
+          <w:u w:val="single"/>
+        </w:rPr>
+        <w:hyperlink r:id="rId23" w:history="1">
+          <w:r>
+            <w:rPr>
+              <w:rStyle w:val="Hyperlink"/>
+            </w:rPr>
+            <w:t>audio</w:t>
+          </w:r>
+        </w:hyperlink>
+      </w:r>
+      <w:r>
+        <w:rPr>
+          <w:rFonts w:ascii="Charis SIL Regular" w:hAnsi="Charis SIL Regular" w:eastAsia="Charis SIL Regular"/>
+          <w:b w:val="0"/>
+          <w:i w:val="0"/>
+          <w:color w:val="0000FF"/>
+          <w:sz w:val="24"/>
+          <w:u w:val="single"/>
+        </w:rPr>
+        <w:t xml:space="preserve"> </w:t>
+      </w:r>
+      <w:r>
+        <w:rPr>
+          <w:rFonts w:ascii="Charis SIL Regular" w:hAnsi="Charis SIL Regular" w:eastAsia="Charis SIL Regular"/>
+          <w:b w:val="0"/>
+          <w:i w:val="0"/>
+          <w:color w:val="0000FF"/>
+          <w:sz w:val="24"/>
+          <w:u w:val="single"/>
+        </w:rPr>
+        <w:hyperlink r:id="rId23" w:history="1">
+          <w:r>
+            <w:rPr>
+              <w:rStyle w:val="Hyperlink"/>
+            </w:rPr>
+            <w:t>tape</w:t>
           </w:r>
         </w:hyperlink>
       </w:r>
@@ -2701,93 +2895,6 @@
           <w:sz w:val="24"/>
         </w:rPr>
         <w:t>s</w:t>
-      </w:r>
-      <w:r>
-        <w:rPr>
-          <w:rFonts w:ascii="Charis SIL Regular" w:hAnsi="Charis SIL Regular" w:eastAsia="Charis SIL Regular"/>
-          <w:b w:val="0"/>
-          <w:i w:val="0"/>
-          <w:color w:val="0000FF"/>
-          <w:sz w:val="24"/>
-          <w:u w:val="single"/>
-        </w:rPr>
-        <w:t xml:space="preserve"> </w:t>
-      </w:r>
-      <w:r>
-        <w:rPr>
-          <w:rFonts w:ascii="Charis SIL Regular" w:hAnsi="Charis SIL Regular" w:eastAsia="Charis SIL Regular"/>
-          <w:b w:val="0"/>
-          <w:i w:val="0"/>
-          <w:color w:val="0000FF"/>
-          <w:sz w:val="24"/>
-          <w:u w:val="single"/>
-        </w:rPr>
-        <w:hyperlink r:id="rId23" w:history="1">
-          <w:r>
-            <w:rPr>
-              <w:rStyle w:val="Hyperlink"/>
-            </w:rPr>
-            <w:t>and</w:t>
-          </w:r>
-        </w:hyperlink>
-      </w:r>
-      <w:r>
-        <w:rPr>
-          <w:rFonts w:ascii="Charis SIL Regular" w:hAnsi="Charis SIL Regular" w:eastAsia="Charis SIL Regular"/>
-          <w:b w:val="0"/>
-          <w:i w:val="0"/>
-          <w:color w:val="0000FF"/>
-          <w:sz w:val="24"/>
-          <w:u w:val="single"/>
-        </w:rPr>
-        <w:t xml:space="preserve"> </w:t>
-      </w:r>
-      <w:r>
-        <w:rPr>
-          <w:rFonts w:ascii="Charis SIL Regular" w:hAnsi="Charis SIL Regular" w:eastAsia="Charis SIL Regular"/>
-          <w:b w:val="0"/>
-          <w:i w:val="0"/>
-          <w:color w:val="0000FF"/>
-          <w:sz w:val="24"/>
-          <w:u w:val="single"/>
-        </w:rPr>
-        <w:hyperlink r:id="rId23" w:history="1">
-          <w:r>
-            <w:rPr>
-              <w:rStyle w:val="Hyperlink"/>
-            </w:rPr>
-            <w:t>audio</w:t>
-          </w:r>
-        </w:hyperlink>
-      </w:r>
-      <w:r>
-        <w:rPr>
-          <w:rFonts w:ascii="Charis SIL Regular" w:hAnsi="Charis SIL Regular" w:eastAsia="Charis SIL Regular"/>
-          <w:b w:val="0"/>
-          <w:i w:val="0"/>
-          <w:color w:val="0000FF"/>
-          <w:sz w:val="24"/>
-          <w:u w:val="single"/>
-        </w:rPr>
-        <w:t xml:space="preserve"> </w:t>
-      </w:r>
-      <w:r>
-        <w:rPr>
-          <w:rFonts w:ascii="Charis SIL Regular" w:hAnsi="Charis SIL Regular" w:eastAsia="Charis SIL Regular"/>
-          <w:b w:val="0"/>
-          <w:i w:val="0"/>
-          <w:color w:val="0000FF"/>
-          <w:sz w:val="24"/>
-          <w:u w:val="single"/>
-        </w:rPr>
-        <w:hyperlink r:id="rId23" w:history="1">
-          <w:r>
-            <w:rPr>
-              <w:rStyle w:val="Hyperlink"/>
-            </w:rPr>
-            <w:t>tapes</w:t>
-          </w:r>
-        </w:hyperlink>
       </w:r>
       <w:r>
         <w:rPr>
@@ -3295,7 +3402,7 @@
           <w:sz w:val="24"/>
           <w:u w:val="single"/>
         </w:rPr>
-        <w:hyperlink r:id="rId26" w:history="1">
+        <w:hyperlink r:id="rId27" w:history="1">
           <w:r>
             <w:rPr>
               <w:rStyle w:val="Hyperlink"/>
@@ -3313,7 +3420,7 @@
           <w:sz w:val="24"/>
           <w:u w:val="single"/>
         </w:rPr>
-        <w:hyperlink r:id="rId26" w:history="1">
+        <w:hyperlink r:id="rId27" w:history="1">
           <w:r>
             <w:rPr>
               <w:rStyle w:val="Hyperlink"/>
@@ -3342,7 +3449,7 @@
           <w:sz w:val="24"/>
           <w:u w:val="single"/>
         </w:rPr>
-        <w:hyperlink r:id="rId26" w:history="1">
+        <w:hyperlink r:id="rId27" w:history="1">
           <w:r>
             <w:rPr>
               <w:rStyle w:val="Hyperlink"/>
@@ -3371,7 +3478,7 @@
           <w:sz w:val="24"/>
           <w:u w:val="single"/>
         </w:rPr>
-        <w:hyperlink r:id="rId26" w:history="1">
+        <w:hyperlink r:id="rId27" w:history="1">
           <w:r>
             <w:rPr>
               <w:rStyle w:val="Hyperlink"/>
@@ -3400,7 +3507,7 @@
           <w:sz w:val="24"/>
           <w:u w:val="single"/>
         </w:rPr>
-        <w:hyperlink r:id="rId26" w:history="1">
+        <w:hyperlink r:id="rId27" w:history="1">
           <w:r>
             <w:rPr>
               <w:rStyle w:val="Hyperlink"/>
@@ -4969,33 +5076,6 @@
       </w:r>
       <w:r>
         <w:rPr>
-          <w:rFonts w:ascii="Charis SIL Regular" w:hAnsi="Charis SIL Regular" w:eastAsia="Charis SIL Regular"/>
-          <w:b w:val="0"/>
-          <w:i w:val="0"/>
-          <w:color w:val="000000"/>
-          <w:sz w:val="24"/>
-        </w:rPr>
-        <w:hyperlink r:id="rId39" w:history="1">
-          <w:r>
-            <w:rPr>
-              <w:rStyle w:val="Hyperlink"/>
-            </w:rPr>
-            <w:t>f</w:t>
-          </w:r>
-        </w:hyperlink>
-      </w:r>
-      <w:r>
-        <w:rPr>
-          <w:rFonts w:ascii="Charis SIL Regular" w:hAnsi="Charis SIL Regular" w:eastAsia="Charis SIL Regular"/>
-          <w:b w:val="0"/>
-          <w:i w:val="0"/>
-          <w:color w:val="000000"/>
-          <w:sz w:val="24"/>
-        </w:rPr>
-        <w:t>i</w:t>
-      </w:r>
-      <w:r>
-        <w:rPr>
           <w:u w:val="single" w:color="0000ff"/>
           <w:rFonts w:ascii="Charis SIL Regular" w:hAnsi="Charis SIL Regular" w:eastAsia="Charis SIL Regular"/>
           <w:b w:val="0"/>
@@ -5003,17 +5083,17 @@
           <w:color w:val="000000"/>
           <w:sz w:val="24"/>
         </w:rPr>
-        <w:t>c</w:t>
-      </w:r>
-      <w:r>
-        <w:rPr>
-          <w:rFonts w:ascii="Charis SIL Regular" w:hAnsi="Charis SIL Regular" w:eastAsia="Charis SIL Regular"/>
-          <w:b w:val="0"/>
-          <w:i w:val="0"/>
-          <w:color w:val="000000"/>
-          <w:sz w:val="24"/>
-        </w:rPr>
-        <w:t xml:space="preserve">ial Henri Coudreau, along the </w:t>
+        <w:t>f</w:t>
+      </w:r>
+      <w:r>
+        <w:rPr>
+          <w:rFonts w:ascii="Charis SIL Regular" w:hAnsi="Charis SIL Regular" w:eastAsia="Charis SIL Regular"/>
+          <w:b w:val="0"/>
+          <w:i w:val="0"/>
+          <w:color w:val="000000"/>
+          <w:sz w:val="24"/>
+        </w:rPr>
+        <w:t xml:space="preserve">icial Henri Coudreau, along the </w:t>
       </w:r>
       <w:r>
         <w:rPr>
@@ -6251,7 +6331,7 @@
           <w:sz w:val="24"/>
           <w:u w:val="single"/>
         </w:rPr>
-        <w:hyperlink r:id="rId46" w:history="1">
+        <w:hyperlink r:id="rId47" w:history="1">
           <w:r>
             <w:rPr>
               <w:rStyle w:val="Hyperlink"/>
@@ -6262,31 +6342,13 @@
       </w:r>
       <w:r>
         <w:rPr>
-          <w:u w:val="single" w:color="0000ff"/>
-          <w:rFonts w:ascii="Charis SIL Regular" w:hAnsi="Charis SIL Regular" w:eastAsia="Charis SIL Regular"/>
-          <w:b w:val="0"/>
-          <w:i w:val="0"/>
-          <w:color w:val="000000"/>
-          <w:sz w:val="24"/>
-        </w:rPr>
-        <w:hyperlink r:id="rId46" w:history="1">
-          <w:r>
-            <w:rPr>
-              <w:rStyle w:val="Hyperlink"/>
-            </w:rPr>
-            <w:t xml:space="preserve"> with 86 object</w:t>
-          </w:r>
-        </w:hyperlink>
-      </w:r>
-      <w:r>
-        <w:rPr>
-          <w:rFonts w:ascii="Charis SIL Regular" w:hAnsi="Charis SIL Regular" w:eastAsia="Charis SIL Regular"/>
-          <w:b w:val="0"/>
-          <w:i w:val="0"/>
-          <w:color w:val="000000"/>
-          <w:sz w:val="24"/>
-        </w:rPr>
-        <w:t xml:space="preserve">s, the </w:t>
+          <w:rFonts w:ascii="Charis SIL Regular" w:hAnsi="Charis SIL Regular" w:eastAsia="Charis SIL Regular"/>
+          <w:b w:val="0"/>
+          <w:i w:val="0"/>
+          <w:color w:val="000000"/>
+          <w:sz w:val="24"/>
+        </w:rPr>
+        <w:t xml:space="preserve"> with 86 objects, the </w:t>
       </w:r>
       <w:r>
         <w:rPr>
@@ -7798,18 +7860,36 @@
           <w:color w:val="000000"/>
           <w:sz w:val="24"/>
         </w:rPr>
-        <w:t xml:space="preserve"> in New York. The photographs are preserved in the </w:t>
-      </w:r>
-      <w:r>
-        <w:rPr>
-          <w:rFonts w:ascii="Charis SIL Regular" w:hAnsi="Charis SIL Regular" w:eastAsia="Charis SIL Regular"/>
-          <w:b w:val="0"/>
-          <w:i w:val="0"/>
-          <w:color w:val="0000FF"/>
-          <w:sz w:val="24"/>
-          <w:u w:val="single"/>
-        </w:rPr>
-        <w:hyperlink r:id="rId60" w:history="1">
+        <w:t xml:space="preserve"> in New York. The photographs are preserv</w:t>
+      </w:r>
+      <w:r>
+        <w:rPr>
+          <w:u w:val="single" w:color="0000ff"/>
+          <w:rFonts w:ascii="Charis SIL Regular" w:hAnsi="Charis SIL Regular" w:eastAsia="Charis SIL Regular"/>
+          <w:b w:val="0"/>
+          <w:i w:val="0"/>
+          <w:color w:val="000000"/>
+          <w:sz w:val="24"/>
+        </w:rPr>
+        <w:hyperlink r:id="rId59" w:history="1">
+          <w:r>
+            <w:rPr>
+              <w:rStyle w:val="Hyperlink"/>
+            </w:rPr>
+            <w:t xml:space="preserve">ed in the </w:t>
+          </w:r>
+        </w:hyperlink>
+      </w:r>
+      <w:r>
+        <w:rPr>
+          <w:rFonts w:ascii="Charis SIL Regular" w:hAnsi="Charis SIL Regular" w:eastAsia="Charis SIL Regular"/>
+          <w:b w:val="0"/>
+          <w:i w:val="0"/>
+          <w:color w:val="0000FF"/>
+          <w:sz w:val="24"/>
+          <w:u w:val="single"/>
+        </w:rPr>
+        <w:hyperlink r:id="rId59" w:history="1">
           <w:r>
             <w:rPr>
               <w:rStyle w:val="Hyperlink"/>
@@ -7827,7 +7907,7 @@
           <w:sz w:val="24"/>
           <w:u w:val="single"/>
         </w:rPr>
-        <w:hyperlink r:id="rId60" w:history="1">
+        <w:hyperlink r:id="rId59" w:history="1">
           <w:r>
             <w:rPr>
               <w:rStyle w:val="Hyperlink"/>
@@ -7845,7 +7925,7 @@
           <w:sz w:val="24"/>
           <w:u w:val="single"/>
         </w:rPr>
-        <w:hyperlink r:id="rId60" w:history="1">
+        <w:hyperlink r:id="rId59" w:history="1">
           <w:r>
             <w:rPr>
               <w:rStyle w:val="Hyperlink"/>
@@ -7874,7 +7954,7 @@
           <w:sz w:val="24"/>
           <w:u w:val="single"/>
         </w:rPr>
-        <w:hyperlink r:id="rId60" w:history="1">
+        <w:hyperlink r:id="rId59" w:history="1">
           <w:r>
             <w:rPr>
               <w:rStyle w:val="Hyperlink"/>
@@ -7892,7 +7972,7 @@
           <w:sz w:val="24"/>
           <w:u w:val="single"/>
         </w:rPr>
-        <w:hyperlink r:id="rId60" w:history="1">
+        <w:hyperlink r:id="rId59" w:history="1">
           <w:r>
             <w:rPr>
               <w:rStyle w:val="Hyperlink"/>
@@ -7910,7 +7990,7 @@
           <w:sz w:val="24"/>
           <w:u w:val="single"/>
         </w:rPr>
-        <w:hyperlink r:id="rId60" w:history="1">
+        <w:hyperlink r:id="rId59" w:history="1">
           <w:r>
             <w:rPr>
               <w:rStyle w:val="Hyperlink"/>
@@ -7928,7 +8008,7 @@
           <w:sz w:val="24"/>
           <w:u w:val="single"/>
         </w:rPr>
-        <w:hyperlink r:id="rId60" w:history="1">
+        <w:hyperlink r:id="rId59" w:history="1">
           <w:r>
             <w:rPr>
               <w:rStyle w:val="Hyperlink"/>
@@ -7957,7 +8037,7 @@
           <w:sz w:val="24"/>
           <w:u w:val="single"/>
         </w:rPr>
-        <w:hyperlink r:id="rId60" w:history="1">
+        <w:hyperlink r:id="rId59" w:history="1">
           <w:r>
             <w:rPr>
               <w:rStyle w:val="Hyperlink"/>
@@ -7975,7 +8055,7 @@
           <w:sz w:val="24"/>
           <w:u w:val="single"/>
         </w:rPr>
-        <w:hyperlink r:id="rId60" w:history="1">
+        <w:hyperlink r:id="rId59" w:history="1">
           <w:r>
             <w:rPr>
               <w:rStyle w:val="Hyperlink"/>
@@ -7993,7 +8073,7 @@
           <w:sz w:val="24"/>
           <w:u w:val="single"/>
         </w:rPr>
-        <w:hyperlink r:id="rId60" w:history="1">
+        <w:hyperlink r:id="rId59" w:history="1">
           <w:r>
             <w:rPr>
               <w:rStyle w:val="Hyperlink"/>
@@ -8011,7 +8091,7 @@
           <w:sz w:val="24"/>
           <w:u w:val="single"/>
         </w:rPr>
-        <w:hyperlink r:id="rId60" w:history="1">
+        <w:hyperlink r:id="rId59" w:history="1">
           <w:r>
             <w:rPr>
               <w:rStyle w:val="Hyperlink"/>
@@ -8029,7 +8109,7 @@
           <w:sz w:val="24"/>
           <w:u w:val="single"/>
         </w:rPr>
-        <w:hyperlink r:id="rId60" w:history="1">
+        <w:hyperlink r:id="rId59" w:history="1">
           <w:r>
             <w:rPr>
               <w:rStyle w:val="Hyperlink"/>
@@ -10193,18 +10273,30 @@
       </w:r>
       <w:r>
         <w:rPr>
-          <w:rFonts w:ascii="Charis SIL Regular" w:hAnsi="Charis SIL Regular" w:eastAsia="Charis SIL Regular"/>
-          <w:b w:val="0"/>
-          <w:i w:val="0"/>
-          <w:color w:val="000000"/>
-          <w:sz w:val="24"/>
+          <w:u w:val="single" w:color="0000ff"/>
+          <w:rFonts w:ascii="Charis SIL Regular" w:hAnsi="Charis SIL Regular" w:eastAsia="Charis SIL Regular"/>
+          <w:b w:val="0"/>
+          <w:i w:val="0"/>
+          <w:color w:val="000000"/>
+          <w:sz w:val="24"/>
+        </w:rPr>
+        <w:t xml:space="preserve">ct the </w:t>
+      </w:r>
+      <w:r>
+        <w:rPr>
+          <w:rFonts w:ascii="Charis SIL Regular" w:hAnsi="Charis SIL Regular" w:eastAsia="Charis SIL Regular"/>
+          <w:b w:val="0"/>
+          <w:i w:val="0"/>
+          <w:color w:val="0000FF"/>
+          <w:sz w:val="24"/>
+          <w:u w:val="single"/>
         </w:rPr>
         <w:hyperlink r:id="rId75" w:history="1">
           <w:r>
             <w:rPr>
               <w:rStyle w:val="Hyperlink"/>
             </w:rPr>
-            <w:t xml:space="preserve">ct the </w:t>
+            <w:t>Sa</w:t>
           </w:r>
         </w:hyperlink>
       </w:r>
@@ -10222,24 +10314,6 @@
             <w:rPr>
               <w:rStyle w:val="Hyperlink"/>
             </w:rPr>
-            <w:t>Sa</w:t>
-          </w:r>
-        </w:hyperlink>
-      </w:r>
-      <w:r>
-        <w:rPr>
-          <w:rFonts w:ascii="Charis SIL Regular" w:hAnsi="Charis SIL Regular" w:eastAsia="Charis SIL Regular"/>
-          <w:b w:val="0"/>
-          <w:i w:val="0"/>
-          <w:color w:val="0000FF"/>
-          <w:sz w:val="24"/>
-          <w:u w:val="single"/>
-        </w:rPr>
-        <w:hyperlink r:id="rId76" w:history="1">
-          <w:r>
-            <w:rPr>
-              <w:rStyle w:val="Hyperlink"/>
-            </w:rPr>
             <w:t>a</w:t>
           </w:r>
         </w:hyperlink>
@@ -10253,7 +10327,7 @@
           <w:sz w:val="24"/>
           <w:u w:val="single"/>
         </w:rPr>
-        <w:hyperlink r:id="rId76" w:history="1">
+        <w:hyperlink r:id="rId75" w:history="1">
           <w:r>
             <w:rPr>
               <w:rStyle w:val="Hyperlink"/>
@@ -10960,7 +11034,34 @@
           <w:color w:val="000000"/>
           <w:sz w:val="24"/>
         </w:rPr>
-        <w:t xml:space="preserve">•  TM-9 is Corantijnexpeditie?? </w:t>
+        <w:t xml:space="preserve">•  TM-9 </w:t>
+      </w:r>
+      <w:r>
+        <w:rPr>
+          <w:rFonts w:ascii="Charis SIL Regular" w:hAnsi="Charis SIL Regular" w:eastAsia="Charis SIL Regular"/>
+          <w:b w:val="0"/>
+          <w:i w:val="0"/>
+          <w:color w:val="000000"/>
+          <w:sz w:val="24"/>
+        </w:rPr>
+        <w:hyperlink r:id="rId80" w:history="1">
+          <w:r>
+            <w:rPr>
+              <w:rStyle w:val="Hyperlink"/>
+            </w:rPr>
+            <w:t>is Coran</w:t>
+          </w:r>
+        </w:hyperlink>
+      </w:r>
+      <w:r>
+        <w:rPr>
+          <w:rFonts w:ascii="Charis SIL Regular" w:hAnsi="Charis SIL Regular" w:eastAsia="Charis SIL Regular"/>
+          <w:b w:val="0"/>
+          <w:i w:val="0"/>
+          <w:color w:val="000000"/>
+          <w:sz w:val="24"/>
+        </w:rPr>
+        <w:t xml:space="preserve">tijnexpeditie?? </w:t>
       </w:r>
       <w:r>
         <w:rPr>
@@ -12491,34 +12592,7 @@
           <w:color w:val="000000"/>
           <w:sz w:val="24"/>
         </w:rPr>
-        <w:t>state={"ma</w:t>
-      </w:r>
-      <w:r>
-        <w:rPr>
-          <w:rFonts w:ascii="Charis SIL Regular" w:hAnsi="Charis SIL Regular" w:eastAsia="Charis SIL Regular"/>
-          <w:b w:val="0"/>
-          <w:i w:val="0"/>
-          <w:color w:val="000000"/>
-          <w:sz w:val="24"/>
-        </w:rPr>
-        <w:hyperlink r:id="rId92" w:history="1">
-          <w:r>
-            <w:rPr>
-              <w:rStyle w:val="Hyperlink"/>
-            </w:rPr>
-            <w:t>tchAll</w:t>
-          </w:r>
-        </w:hyperlink>
-      </w:r>
-      <w:r>
-        <w:rPr>
-          <w:rFonts w:ascii="Charis SIL Regular" w:hAnsi="Charis SIL Regular" w:eastAsia="Charis SIL Regular"/>
-          <w:b w:val="0"/>
-          <w:i w:val="0"/>
-          <w:color w:val="000000"/>
-          <w:sz w:val="24"/>
-        </w:rPr>
-        <w:t>C</w:t>
+        <w:t>state={"matchAllC</w:t>
       </w:r>
       <w:r>
         <w:rPr>
@@ -13362,22 +13436,172 @@
           <w:i w:val="0"/>
           <w:color w:val="0000FF"/>
           <w:sz w:val="24"/>
-        </w:rPr>
-        <w:t xml:space="preserve">Gift of Miss </w:t>
-      </w:r>
-      <w:r>
-        <w:rPr>
-          <w:rFonts w:ascii="Charis SIL Regular" w:hAnsi="Charis SIL Regular" w:eastAsia="Charis SIL Regular"/>
-          <w:b w:val="0"/>
-          <w:i w:val="0"/>
-          <w:color w:val="0000FF"/>
-          <w:sz w:val="24"/>
+          <w:u w:val="single"/>
         </w:rPr>
         <w:hyperlink r:id="rId96" w:history="1">
           <w:r>
             <w:rPr>
               <w:rStyle w:val="Hyperlink"/>
             </w:rPr>
+            <w:t>G</w:t>
+          </w:r>
+        </w:hyperlink>
+      </w:r>
+      <w:r>
+        <w:rPr>
+          <w:rFonts w:ascii="Charis SIL Regular" w:hAnsi="Charis SIL Regular" w:eastAsia="Charis SIL Regular"/>
+          <w:b w:val="0"/>
+          <w:i w:val="0"/>
+          <w:color w:val="0000FF"/>
+          <w:sz w:val="24"/>
+          <w:u w:val="single"/>
+        </w:rPr>
+        <w:hyperlink r:id="rId96" w:history="1">
+          <w:r>
+            <w:rPr>
+              <w:rStyle w:val="Hyperlink"/>
+            </w:rPr>
+            <w:t>ift</w:t>
+          </w:r>
+        </w:hyperlink>
+      </w:r>
+      <w:r>
+        <w:rPr>
+          <w:rFonts w:ascii="Charis SIL Regular" w:hAnsi="Charis SIL Regular" w:eastAsia="Charis SIL Regular"/>
+          <w:b w:val="0"/>
+          <w:i w:val="0"/>
+          <w:color w:val="0000FF"/>
+          <w:sz w:val="24"/>
+          <w:u w:val="single"/>
+        </w:rPr>
+        <w:t xml:space="preserve"> </w:t>
+      </w:r>
+      <w:r>
+        <w:rPr>
+          <w:rFonts w:ascii="Charis SIL Regular" w:hAnsi="Charis SIL Regular" w:eastAsia="Charis SIL Regular"/>
+          <w:b w:val="0"/>
+          <w:i w:val="0"/>
+          <w:color w:val="0000FF"/>
+          <w:sz w:val="24"/>
+          <w:u w:val="single"/>
+        </w:rPr>
+        <w:hyperlink r:id="rId96" w:history="1">
+          <w:r>
+            <w:rPr>
+              <w:rStyle w:val="Hyperlink"/>
+            </w:rPr>
+            <w:t>o</w:t>
+          </w:r>
+        </w:hyperlink>
+      </w:r>
+      <w:r>
+        <w:rPr>
+          <w:rFonts w:ascii="Charis SIL Regular" w:hAnsi="Charis SIL Regular" w:eastAsia="Charis SIL Regular"/>
+          <w:b w:val="0"/>
+          <w:i w:val="0"/>
+          <w:color w:val="0000FF"/>
+          <w:sz w:val="24"/>
+          <w:u w:val="single"/>
+        </w:rPr>
+        <w:hyperlink r:id="rId96" w:history="1">
+          <w:r>
+            <w:rPr>
+              <w:rStyle w:val="Hyperlink"/>
+            </w:rPr>
+            <w:t>f</w:t>
+          </w:r>
+        </w:hyperlink>
+      </w:r>
+      <w:r>
+        <w:rPr>
+          <w:rFonts w:ascii="Charis SIL Regular" w:hAnsi="Charis SIL Regular" w:eastAsia="Charis SIL Regular"/>
+          <w:b w:val="0"/>
+          <w:i w:val="0"/>
+          <w:color w:val="0000FF"/>
+          <w:sz w:val="24"/>
+          <w:u w:val="single"/>
+        </w:rPr>
+        <w:t xml:space="preserve"> </w:t>
+      </w:r>
+      <w:r>
+        <w:rPr>
+          <w:rFonts w:ascii="Charis SIL Regular" w:hAnsi="Charis SIL Regular" w:eastAsia="Charis SIL Regular"/>
+          <w:b w:val="0"/>
+          <w:i w:val="0"/>
+          <w:color w:val="0000FF"/>
+          <w:sz w:val="24"/>
+          <w:u w:val="single"/>
+        </w:rPr>
+        <w:hyperlink r:id="rId96" w:history="1">
+          <w:r>
+            <w:rPr>
+              <w:rStyle w:val="Hyperlink"/>
+            </w:rPr>
+            <w:t>M</w:t>
+          </w:r>
+        </w:hyperlink>
+      </w:r>
+      <w:r>
+        <w:rPr>
+          <w:rFonts w:ascii="Charis SIL Regular" w:hAnsi="Charis SIL Regular" w:eastAsia="Charis SIL Regular"/>
+          <w:b w:val="0"/>
+          <w:i w:val="0"/>
+          <w:color w:val="0000FF"/>
+          <w:sz w:val="24"/>
+          <w:u w:val="single"/>
+        </w:rPr>
+        <w:hyperlink r:id="rId95" w:history="1">
+          <w:r>
+            <w:rPr>
+              <w:rStyle w:val="Hyperlink"/>
+            </w:rPr>
+            <w:t>is</w:t>
+          </w:r>
+        </w:hyperlink>
+      </w:r>
+      <w:r>
+        <w:rPr>
+          <w:rFonts w:ascii="Charis SIL Regular" w:hAnsi="Charis SIL Regular" w:eastAsia="Charis SIL Regular"/>
+          <w:b w:val="0"/>
+          <w:i w:val="0"/>
+          <w:color w:val="0000FF"/>
+          <w:sz w:val="24"/>
+          <w:u w:val="single"/>
+        </w:rPr>
+        <w:hyperlink r:id="rId96" w:history="1">
+          <w:r>
+            <w:rPr>
+              <w:rStyle w:val="Hyperlink"/>
+            </w:rPr>
+            <w:t>s</w:t>
+          </w:r>
+        </w:hyperlink>
+      </w:r>
+      <w:r>
+        <w:rPr>
+          <w:rFonts w:ascii="Charis SIL Regular" w:hAnsi="Charis SIL Regular" w:eastAsia="Charis SIL Regular"/>
+          <w:b w:val="0"/>
+          <w:i w:val="0"/>
+          <w:color w:val="0000FF"/>
+          <w:sz w:val="24"/>
+          <w:u w:val="single"/>
+        </w:rPr>
+        <w:t xml:space="preserve"> </w:t>
+      </w:r>
+      <w:r>
+        <w:rPr>
+          <w:rFonts w:ascii="Charis SIL Regular" w:hAnsi="Charis SIL Regular" w:eastAsia="Charis SIL Regular"/>
+          <w:b w:val="0"/>
+          <w:i w:val="0"/>
+          <w:color w:val="0000FF"/>
+          <w:sz w:val="24"/>
+          <w:u w:val="single"/>
+        </w:rPr>
+        <w:hyperlink r:id="rId96" w:history="1">
+          <w:r>
+            <w:rPr>
+              <w:rStyle w:val="Hyperlink"/>
+            </w:rPr>
             <w:t>A</w:t>
           </w:r>
         </w:hyperlink>
@@ -13420,7 +13644,7 @@
           <w:sz w:val="24"/>
           <w:u w:val="single"/>
         </w:rPr>
-        <w:hyperlink r:id="rId95" w:history="1">
+        <w:hyperlink r:id="rId96" w:history="1">
           <w:r>
             <w:rPr>
               <w:rStyle w:val="Hyperlink"/>
@@ -13949,66 +14173,59 @@
             <w:rPr>
               <w:rStyle w:val="Hyperlink"/>
             </w:rPr>
-            <w:t>Jeffers</w:t>
-          </w:r>
-        </w:hyperlink>
-      </w:r>
-      <w:r>
-        <w:rPr>
-          <w:rFonts w:ascii="Charis SIL Regular" w:hAnsi="Charis SIL Regular" w:eastAsia="Charis SIL Regular"/>
-          <w:b w:val="0"/>
-          <w:i w:val="0"/>
-          <w:color w:val="0000FF"/>
-          <w:sz w:val="24"/>
+            <w:t>Jefferso</w:t>
+          </w:r>
+        </w:hyperlink>
+      </w:r>
+      <w:r>
+        <w:rPr>
+          <w:rFonts w:ascii="Charis SIL Regular" w:hAnsi="Charis SIL Regular" w:eastAsia="Charis SIL Regular"/>
+          <w:b w:val="0"/>
+          <w:i w:val="0"/>
+          <w:color w:val="0000FF"/>
+          <w:sz w:val="24"/>
+          <w:u w:val="single"/>
+        </w:rPr>
+        <w:t>n</w:t>
+      </w:r>
+      <w:r>
+        <w:rPr>
+          <w:rFonts w:ascii="Charis SIL Regular" w:hAnsi="Charis SIL Regular" w:eastAsia="Charis SIL Regular"/>
+          <w:b w:val="0"/>
+          <w:i w:val="0"/>
+          <w:color w:val="0000FF"/>
+          <w:sz w:val="24"/>
+          <w:u w:val="single"/>
+        </w:rPr>
+        <w:t xml:space="preserve"> </w:t>
+      </w:r>
+      <w:r>
+        <w:rPr>
+          <w:rFonts w:ascii="Charis SIL Regular" w:hAnsi="Charis SIL Regular" w:eastAsia="Charis SIL Regular"/>
+          <w:b w:val="0"/>
+          <w:i w:val="0"/>
+          <w:color w:val="0000FF"/>
+          <w:sz w:val="24"/>
+          <w:u w:val="single"/>
         </w:rPr>
         <w:hyperlink r:id="rId99" w:history="1">
           <w:r>
             <w:rPr>
               <w:rStyle w:val="Hyperlink"/>
             </w:rPr>
-            <w:t>o</w:t>
-          </w:r>
-        </w:hyperlink>
-      </w:r>
-      <w:r>
-        <w:rPr>
-          <w:rFonts w:ascii="Charis SIL Regular" w:hAnsi="Charis SIL Regular" w:eastAsia="Charis SIL Regular"/>
-          <w:b w:val="0"/>
-          <w:i w:val="0"/>
-          <w:color w:val="0000FF"/>
-          <w:sz w:val="24"/>
-          <w:u w:val="single"/>
-        </w:rPr>
-        <w:t>n</w:t>
-      </w:r>
-      <w:r>
-        <w:rPr>
-          <w:rFonts w:ascii="Charis SIL Regular" w:hAnsi="Charis SIL Regular" w:eastAsia="Charis SIL Regular"/>
-          <w:b w:val="0"/>
-          <w:i w:val="0"/>
-          <w:color w:val="0000FF"/>
-          <w:sz w:val="24"/>
-          <w:u w:val="single"/>
-        </w:rPr>
-        <w:t xml:space="preserve"> </w:t>
-      </w:r>
-      <w:r>
-        <w:rPr>
-          <w:rFonts w:ascii="Charis SIL Regular" w:hAnsi="Charis SIL Regular" w:eastAsia="Charis SIL Regular"/>
-          <w:b w:val="0"/>
-          <w:i w:val="0"/>
-          <w:color w:val="0000FF"/>
-          <w:sz w:val="24"/>
-          <w:u w:val="single"/>
-        </w:rPr>
-        <w:hyperlink r:id="rId99" w:history="1">
-          <w:r>
-            <w:rPr>
-              <w:rStyle w:val="Hyperlink"/>
-            </w:rPr>
-            <w:t>Collins</w:t>
-          </w:r>
-        </w:hyperlink>
+            <w:t>Collin</w:t>
+          </w:r>
+        </w:hyperlink>
+      </w:r>
+      <w:r>
+        <w:rPr>
+          <w:rFonts w:ascii="Charis SIL Regular" w:hAnsi="Charis SIL Regular" w:eastAsia="Charis SIL Regular"/>
+          <w:b w:val="0"/>
+          <w:i w:val="0"/>
+          <w:color w:val="0000FF"/>
+          <w:sz w:val="24"/>
+        </w:rPr>
+        <w:t>s</w:t>
       </w:r>
     </w:p>
     <w:p>
@@ -17206,7 +17423,7 @@
           <w:sz w:val="24"/>
           <w:u w:val="single"/>
         </w:rPr>
-        <w:hyperlink r:id="rId119" w:history="1">
+        <w:hyperlink r:id="rId118" w:history="1">
           <w:r>
             <w:rPr>
               <w:rStyle w:val="Hyperlink"/>
@@ -17235,7 +17452,7 @@
           <w:sz w:val="24"/>
           <w:u w:val="single"/>
         </w:rPr>
-        <w:hyperlink r:id="rId119" w:history="1">
+        <w:hyperlink r:id="rId118" w:history="1">
           <w:r>
             <w:rPr>
               <w:rStyle w:val="Hyperlink"/>
@@ -19146,8 +19363,16 @@
           <w:i w:val="0"/>
           <w:color w:val="0000FF"/>
           <w:sz w:val="24"/>
-        </w:rPr>
-        <w:t>Collecties-2.pdf</w:t>
+          <w:u w:val="single"/>
+        </w:rPr>
+        <w:hyperlink r:id="rId130" w:history="1">
+          <w:r>
+            <w:rPr>
+              <w:rStyle w:val="Hyperlink"/>
+            </w:rPr>
+            <w:t>Collecties-2.pdf</w:t>
+          </w:r>
+        </w:hyperlink>
       </w:r>
     </w:p>
     <w:p>
@@ -20506,7 +20731,7 @@
           <w:sz w:val="24"/>
           <w:u w:val="single"/>
         </w:rPr>
-        <w:hyperlink r:id="rId137" w:history="1">
+        <w:hyperlink r:id="rId138" w:history="1">
           <w:r>
             <w:rPr>
               <w:rStyle w:val="Hyperlink"/>
@@ -20622,7 +20847,7 @@
           <w:sz w:val="24"/>
           <w:u w:val="single"/>
         </w:rPr>
-        <w:hyperlink r:id="rId138" w:history="1">
+        <w:hyperlink r:id="rId139" w:history="1">
           <w:r>
             <w:rPr>
               <w:rStyle w:val="Hyperlink"/>
@@ -20651,7 +20876,7 @@
           <w:sz w:val="24"/>
           <w:u w:val="single"/>
         </w:rPr>
-        <w:hyperlink r:id="rId138" w:history="1">
+        <w:hyperlink r:id="rId139" w:history="1">
           <w:r>
             <w:rPr>
               <w:rStyle w:val="Hyperlink"/>
@@ -20679,7 +20904,7 @@
           <w:sz w:val="24"/>
           <w:u w:val="single"/>
         </w:rPr>
-        <w:hyperlink r:id="rId139" w:history="1">
+        <w:hyperlink r:id="rId140" w:history="1">
           <w:r>
             <w:rPr>
               <w:rStyle w:val="Hyperlink"/>
@@ -20708,7 +20933,7 @@
           <w:sz w:val="24"/>
           <w:u w:val="single"/>
         </w:rPr>
-        <w:hyperlink r:id="rId139" w:history="1">
+        <w:hyperlink r:id="rId140" w:history="1">
           <w:r>
             <w:rPr>
               <w:rStyle w:val="Hyperlink"/>

--- a/EXPORTS/DOCX/review/niveau2/English/Suriname.docx
+++ b/EXPORTS/DOCX/review/niveau2/English/Suriname.docx
@@ -148,7 +148,7 @@
           <w:color w:val="000000"/>
           <w:sz w:val="24"/>
         </w:rPr>
-        <w:t xml:space="preserve">area known as the Guianas – an indigenous word that likely means 'land of many waters'. </w:t>
+        <w:t xml:space="preserve">area known as the Guianas – an Amerindian word that likely means 'land of many waters'. </w:t>
       </w:r>
       <w:r>
         <w:rPr>
@@ -354,7 +354,7 @@
           <w:color w:val="000000"/>
           <w:sz w:val="24"/>
         </w:rPr>
-        <w:t xml:space="preserve">The European private owners put enslaved indigenous people and Africans to work on their </w:t>
+        <w:t xml:space="preserve">The European private owners put enslaved Amerindian people and Africans to work on their </w:t>
       </w:r>
       <w:r>
         <w:rPr>
@@ -454,7 +454,7 @@
           <w:color w:val="000000"/>
           <w:sz w:val="24"/>
         </w:rPr>
-        <w:t xml:space="preserve">Sisters of Roosendaal and the Brethren of Tilburg. Indigenous people were converted to </w:t>
+        <w:t xml:space="preserve">Sisters of Roosendaal and the Brethren of Tilburg. Amerindian people were converted to </w:t>
       </w:r>
       <w:r>
         <w:rPr>
@@ -2597,24 +2597,105 @@
             <w:rPr>
               <w:rStyle w:val="Hyperlink"/>
             </w:rPr>
-            <w:t>fil</w:t>
-          </w:r>
-        </w:hyperlink>
-      </w:r>
-      <w:r>
-        <w:rPr>
-          <w:rFonts w:ascii="Charis SIL Regular" w:hAnsi="Charis SIL Regular" w:eastAsia="Charis SIL Regular"/>
-          <w:b w:val="0"/>
-          <w:i w:val="0"/>
-          <w:color w:val="0000FF"/>
-          <w:sz w:val="24"/>
+            <w:t>film</w:t>
+          </w:r>
+        </w:hyperlink>
+      </w:r>
+      <w:r>
+        <w:rPr>
+          <w:rFonts w:ascii="Charis SIL Regular" w:hAnsi="Charis SIL Regular" w:eastAsia="Charis SIL Regular"/>
+          <w:b w:val="0"/>
+          <w:i w:val="0"/>
+          <w:color w:val="0000FF"/>
+          <w:sz w:val="24"/>
+          <w:u w:val="single"/>
+        </w:rPr>
+        <w:t>s</w:t>
+      </w:r>
+      <w:r>
+        <w:rPr>
+          <w:rFonts w:ascii="Charis SIL Regular" w:hAnsi="Charis SIL Regular" w:eastAsia="Charis SIL Regular"/>
+          <w:b w:val="0"/>
+          <w:i w:val="0"/>
+          <w:color w:val="0000FF"/>
+          <w:sz w:val="24"/>
+          <w:u w:val="single"/>
+        </w:rPr>
+        <w:t xml:space="preserve"> </w:t>
+      </w:r>
+      <w:r>
+        <w:rPr>
+          <w:rFonts w:ascii="Charis SIL Regular" w:hAnsi="Charis SIL Regular" w:eastAsia="Charis SIL Regular"/>
+          <w:b w:val="0"/>
+          <w:i w:val="0"/>
+          <w:color w:val="0000FF"/>
+          <w:sz w:val="24"/>
+          <w:u w:val="single"/>
         </w:rPr>
         <w:hyperlink r:id="rId22" w:history="1">
           <w:r>
             <w:rPr>
               <w:rStyle w:val="Hyperlink"/>
             </w:rPr>
-            <w:t>m</w:t>
+            <w:t>and</w:t>
+          </w:r>
+        </w:hyperlink>
+      </w:r>
+      <w:r>
+        <w:rPr>
+          <w:rFonts w:ascii="Charis SIL Regular" w:hAnsi="Charis SIL Regular" w:eastAsia="Charis SIL Regular"/>
+          <w:b w:val="0"/>
+          <w:i w:val="0"/>
+          <w:color w:val="0000FF"/>
+          <w:sz w:val="24"/>
+          <w:u w:val="single"/>
+        </w:rPr>
+        <w:t xml:space="preserve"> </w:t>
+      </w:r>
+      <w:r>
+        <w:rPr>
+          <w:rFonts w:ascii="Charis SIL Regular" w:hAnsi="Charis SIL Regular" w:eastAsia="Charis SIL Regular"/>
+          <w:b w:val="0"/>
+          <w:i w:val="0"/>
+          <w:color w:val="0000FF"/>
+          <w:sz w:val="24"/>
+          <w:u w:val="single"/>
+        </w:rPr>
+        <w:hyperlink r:id="rId22" w:history="1">
+          <w:r>
+            <w:rPr>
+              <w:rStyle w:val="Hyperlink"/>
+            </w:rPr>
+            <w:t>audio</w:t>
+          </w:r>
+        </w:hyperlink>
+      </w:r>
+      <w:r>
+        <w:rPr>
+          <w:rFonts w:ascii="Charis SIL Regular" w:hAnsi="Charis SIL Regular" w:eastAsia="Charis SIL Regular"/>
+          <w:b w:val="0"/>
+          <w:i w:val="0"/>
+          <w:color w:val="0000FF"/>
+          <w:sz w:val="24"/>
+          <w:u w:val="single"/>
+        </w:rPr>
+        <w:t xml:space="preserve"> </w:t>
+      </w:r>
+      <w:r>
+        <w:rPr>
+          <w:rFonts w:ascii="Charis SIL Regular" w:hAnsi="Charis SIL Regular" w:eastAsia="Charis SIL Regular"/>
+          <w:b w:val="0"/>
+          <w:i w:val="0"/>
+          <w:color w:val="0000FF"/>
+          <w:sz w:val="24"/>
+          <w:u w:val="single"/>
+        </w:rPr>
+        <w:hyperlink r:id="rId22" w:history="1">
+          <w:r>
+            <w:rPr>
+              <w:rStyle w:val="Hyperlink"/>
+            </w:rPr>
+            <w:t>tape</w:t>
           </w:r>
         </w:hyperlink>
       </w:r>
@@ -2627,93 +2708,6 @@
           <w:sz w:val="24"/>
         </w:rPr>
         <w:t>s</w:t>
-      </w:r>
-      <w:r>
-        <w:rPr>
-          <w:rFonts w:ascii="Charis SIL Regular" w:hAnsi="Charis SIL Regular" w:eastAsia="Charis SIL Regular"/>
-          <w:b w:val="0"/>
-          <w:i w:val="0"/>
-          <w:color w:val="0000FF"/>
-          <w:sz w:val="24"/>
-          <w:u w:val="single"/>
-        </w:rPr>
-        <w:t xml:space="preserve"> </w:t>
-      </w:r>
-      <w:r>
-        <w:rPr>
-          <w:rFonts w:ascii="Charis SIL Regular" w:hAnsi="Charis SIL Regular" w:eastAsia="Charis SIL Regular"/>
-          <w:b w:val="0"/>
-          <w:i w:val="0"/>
-          <w:color w:val="0000FF"/>
-          <w:sz w:val="24"/>
-          <w:u w:val="single"/>
-        </w:rPr>
-        <w:hyperlink r:id="rId22" w:history="1">
-          <w:r>
-            <w:rPr>
-              <w:rStyle w:val="Hyperlink"/>
-            </w:rPr>
-            <w:t>and</w:t>
-          </w:r>
-        </w:hyperlink>
-      </w:r>
-      <w:r>
-        <w:rPr>
-          <w:rFonts w:ascii="Charis SIL Regular" w:hAnsi="Charis SIL Regular" w:eastAsia="Charis SIL Regular"/>
-          <w:b w:val="0"/>
-          <w:i w:val="0"/>
-          <w:color w:val="0000FF"/>
-          <w:sz w:val="24"/>
-          <w:u w:val="single"/>
-        </w:rPr>
-        <w:t xml:space="preserve"> </w:t>
-      </w:r>
-      <w:r>
-        <w:rPr>
-          <w:rFonts w:ascii="Charis SIL Regular" w:hAnsi="Charis SIL Regular" w:eastAsia="Charis SIL Regular"/>
-          <w:b w:val="0"/>
-          <w:i w:val="0"/>
-          <w:color w:val="0000FF"/>
-          <w:sz w:val="24"/>
-          <w:u w:val="single"/>
-        </w:rPr>
-        <w:hyperlink r:id="rId22" w:history="1">
-          <w:r>
-            <w:rPr>
-              <w:rStyle w:val="Hyperlink"/>
-            </w:rPr>
-            <w:t>audio</w:t>
-          </w:r>
-        </w:hyperlink>
-      </w:r>
-      <w:r>
-        <w:rPr>
-          <w:rFonts w:ascii="Charis SIL Regular" w:hAnsi="Charis SIL Regular" w:eastAsia="Charis SIL Regular"/>
-          <w:b w:val="0"/>
-          <w:i w:val="0"/>
-          <w:color w:val="0000FF"/>
-          <w:sz w:val="24"/>
-          <w:u w:val="single"/>
-        </w:rPr>
-        <w:t xml:space="preserve"> </w:t>
-      </w:r>
-      <w:r>
-        <w:rPr>
-          <w:rFonts w:ascii="Charis SIL Regular" w:hAnsi="Charis SIL Regular" w:eastAsia="Charis SIL Regular"/>
-          <w:b w:val="0"/>
-          <w:i w:val="0"/>
-          <w:color w:val="0000FF"/>
-          <w:sz w:val="24"/>
-          <w:u w:val="single"/>
-        </w:rPr>
-        <w:hyperlink r:id="rId22" w:history="1">
-          <w:r>
-            <w:rPr>
-              <w:rStyle w:val="Hyperlink"/>
-            </w:rPr>
-            <w:t>tapes</w:t>
-          </w:r>
-        </w:hyperlink>
       </w:r>
       <w:r>
         <w:rPr>
@@ -3292,41 +3286,77 @@
           <w:sz w:val="24"/>
           <w:u w:val="single"/>
         </w:rPr>
+        <w:hyperlink r:id="rId27" w:history="1">
+          <w:r>
+            <w:rPr>
+              <w:rStyle w:val="Hyperlink"/>
+            </w:rPr>
+            <w:t>der</w:t>
+          </w:r>
+        </w:hyperlink>
+      </w:r>
+      <w:r>
+        <w:rPr>
+          <w:rFonts w:ascii="Charis SIL Regular" w:hAnsi="Charis SIL Regular" w:eastAsia="Charis SIL Regular"/>
+          <w:b w:val="0"/>
+          <w:i w:val="0"/>
+          <w:color w:val="0000FF"/>
+          <w:sz w:val="24"/>
+          <w:u w:val="single"/>
+        </w:rPr>
+        <w:t xml:space="preserve"> </w:t>
+      </w:r>
+      <w:r>
+        <w:rPr>
+          <w:rFonts w:ascii="Charis SIL Regular" w:hAnsi="Charis SIL Regular" w:eastAsia="Charis SIL Regular"/>
+          <w:b w:val="0"/>
+          <w:i w:val="0"/>
+          <w:color w:val="0000FF"/>
+          <w:sz w:val="24"/>
+          <w:u w:val="single"/>
+        </w:rPr>
+        <w:hyperlink r:id="rId27" w:history="1">
+          <w:r>
+            <w:rPr>
+              <w:rStyle w:val="Hyperlink"/>
+            </w:rPr>
+            <w:t>Oye</w:t>
+          </w:r>
+        </w:hyperlink>
+      </w:r>
+      <w:r>
+        <w:rPr>
+          <w:u w:val="single" w:color="0000ff"/>
+          <w:rFonts w:ascii="Charis SIL Regular" w:hAnsi="Charis SIL Regular" w:eastAsia="Charis SIL Regular"/>
+          <w:b w:val="0"/>
+          <w:i w:val="0"/>
+          <w:color w:val="000000"/>
+          <w:sz w:val="24"/>
+        </w:rPr>
         <w:hyperlink r:id="rId26" w:history="1">
           <w:r>
             <w:rPr>
               <w:rStyle w:val="Hyperlink"/>
             </w:rPr>
-            <w:t>der</w:t>
-          </w:r>
-        </w:hyperlink>
-      </w:r>
-      <w:r>
-        <w:rPr>
-          <w:rFonts w:ascii="Charis SIL Regular" w:hAnsi="Charis SIL Regular" w:eastAsia="Charis SIL Regular"/>
-          <w:b w:val="0"/>
-          <w:i w:val="0"/>
-          <w:color w:val="0000FF"/>
-          <w:sz w:val="24"/>
-          <w:u w:val="single"/>
-        </w:rPr>
-        <w:t xml:space="preserve"> </w:t>
-      </w:r>
-      <w:r>
-        <w:rPr>
-          <w:rFonts w:ascii="Charis SIL Regular" w:hAnsi="Charis SIL Regular" w:eastAsia="Charis SIL Regular"/>
-          <w:b w:val="0"/>
-          <w:i w:val="0"/>
-          <w:color w:val="0000FF"/>
-          <w:sz w:val="24"/>
-          <w:u w:val="single"/>
+            <w:t>. The</w:t>
+          </w:r>
+        </w:hyperlink>
+      </w:r>
+      <w:r>
+        <w:rPr>
+          <w:u w:val="single" w:color="0000ff"/>
+          <w:rFonts w:ascii="Charis SIL Regular" w:hAnsi="Charis SIL Regular" w:eastAsia="Charis SIL Regular"/>
+          <w:b w:val="0"/>
+          <w:i w:val="0"/>
+          <w:color w:val="000000"/>
+          <w:sz w:val="24"/>
         </w:rPr>
         <w:hyperlink r:id="rId26" w:history="1">
           <w:r>
             <w:rPr>
               <w:rStyle w:val="Hyperlink"/>
             </w:rPr>
-            <w:t>Oye</w:t>
+            <w:t>s</w:t>
           </w:r>
         </w:hyperlink>
       </w:r>
@@ -3344,7 +3374,7 @@
             <w:rPr>
               <w:rStyle w:val="Hyperlink"/>
             </w:rPr>
-            <w:t>. The</w:t>
+            <w:t>e w</w:t>
           </w:r>
         </w:hyperlink>
       </w:r>
@@ -3362,6 +3392,70 @@
             <w:rPr>
               <w:rStyle w:val="Hyperlink"/>
             </w:rPr>
+            <w:t>e</w:t>
+          </w:r>
+        </w:hyperlink>
+      </w:r>
+      <w:r>
+        <w:rPr>
+          <w:u w:val="single" w:color="0000ff"/>
+          <w:rFonts w:ascii="Charis SIL Regular" w:hAnsi="Charis SIL Regular" w:eastAsia="Charis SIL Regular"/>
+          <w:b w:val="0"/>
+          <w:i w:val="0"/>
+          <w:color w:val="000000"/>
+          <w:sz w:val="24"/>
+        </w:rPr>
+        <w:hyperlink r:id="rId26" w:history="1">
+          <w:r>
+            <w:rPr>
+              <w:rStyle w:val="Hyperlink"/>
+            </w:rPr>
+            <w:t>re donate</w:t>
+          </w:r>
+        </w:hyperlink>
+      </w:r>
+      <w:r>
+        <w:rPr>
+          <w:rFonts w:ascii="Charis SIL Regular" w:hAnsi="Charis SIL Regular" w:eastAsia="Charis SIL Regular"/>
+          <w:b w:val="0"/>
+          <w:i w:val="0"/>
+          <w:color w:val="000000"/>
+          <w:sz w:val="24"/>
+        </w:rPr>
+        <w:t>d to the National Ethnograp</w:t>
+      </w:r>
+      <w:r>
+        <w:rPr>
+          <w:u w:val="single" w:color="0000ff"/>
+          <w:rFonts w:ascii="Charis SIL Regular" w:hAnsi="Charis SIL Regular" w:eastAsia="Charis SIL Regular"/>
+          <w:b w:val="0"/>
+          <w:i w:val="0"/>
+          <w:color w:val="000000"/>
+          <w:sz w:val="24"/>
+        </w:rPr>
+        <w:hyperlink r:id="rId27" w:history="1">
+          <w:r>
+            <w:rPr>
+              <w:rStyle w:val="Hyperlink"/>
+            </w:rPr>
+            <w:t>hic Mu</w:t>
+          </w:r>
+        </w:hyperlink>
+      </w:r>
+      <w:r>
+        <w:rPr>
+          <w:u w:val="single" w:color="0000ff"/>
+          <w:rFonts w:ascii="Charis SIL Regular" w:hAnsi="Charis SIL Regular" w:eastAsia="Charis SIL Regular"/>
+          <w:b w:val="0"/>
+          <w:i w:val="0"/>
+          <w:color w:val="000000"/>
+          <w:sz w:val="24"/>
+        </w:rPr>
+        <w:hyperlink r:id="rId27" w:history="1">
+          <w:r>
+            <w:rPr>
+              <w:rStyle w:val="Hyperlink"/>
+            </w:rPr>
             <w:t>s</w:t>
           </w:r>
         </w:hyperlink>
@@ -3375,12 +3469,12 @@
           <w:color w:val="000000"/>
           <w:sz w:val="24"/>
         </w:rPr>
-        <w:hyperlink r:id="rId26" w:history="1">
-          <w:r>
-            <w:rPr>
-              <w:rStyle w:val="Hyperlink"/>
-            </w:rPr>
-            <w:t>e w</w:t>
+        <w:hyperlink r:id="rId27" w:history="1">
+          <w:r>
+            <w:rPr>
+              <w:rStyle w:val="Hyperlink"/>
+            </w:rPr>
+            <w:t xml:space="preserve">eum, </w:t>
           </w:r>
         </w:hyperlink>
       </w:r>
@@ -3393,12 +3487,12 @@
           <w:color w:val="000000"/>
           <w:sz w:val="24"/>
         </w:rPr>
-        <w:hyperlink r:id="rId26" w:history="1">
-          <w:r>
-            <w:rPr>
-              <w:rStyle w:val="Hyperlink"/>
-            </w:rPr>
-            <w:t>e</w:t>
+        <w:hyperlink r:id="rId27" w:history="1">
+          <w:r>
+            <w:rPr>
+              <w:rStyle w:val="Hyperlink"/>
+            </w:rPr>
+            <w:t>n</w:t>
           </w:r>
         </w:hyperlink>
       </w:r>
@@ -3411,168 +3505,68 @@
           <w:color w:val="000000"/>
           <w:sz w:val="24"/>
         </w:rPr>
-        <w:hyperlink r:id="rId26" w:history="1">
-          <w:r>
-            <w:rPr>
-              <w:rStyle w:val="Hyperlink"/>
-            </w:rPr>
-            <w:t>re donate</w:t>
-          </w:r>
-        </w:hyperlink>
-      </w:r>
-      <w:r>
-        <w:rPr>
-          <w:rFonts w:ascii="Charis SIL Regular" w:hAnsi="Charis SIL Regular" w:eastAsia="Charis SIL Regular"/>
-          <w:b w:val="0"/>
-          <w:i w:val="0"/>
-          <w:color w:val="000000"/>
-          <w:sz w:val="24"/>
-        </w:rPr>
-        <w:t>d to the National Ethnograp</w:t>
-      </w:r>
-      <w:r>
-        <w:rPr>
-          <w:u w:val="single" w:color="0000ff"/>
-          <w:rFonts w:ascii="Charis SIL Regular" w:hAnsi="Charis SIL Regular" w:eastAsia="Charis SIL Regular"/>
-          <w:b w:val="0"/>
-          <w:i w:val="0"/>
-          <w:color w:val="000000"/>
-          <w:sz w:val="24"/>
-        </w:rPr>
         <w:hyperlink r:id="rId27" w:history="1">
           <w:r>
             <w:rPr>
               <w:rStyle w:val="Hyperlink"/>
             </w:rPr>
-            <w:t>hic Mu</w:t>
-          </w:r>
-        </w:hyperlink>
-      </w:r>
-      <w:r>
-        <w:rPr>
-          <w:u w:val="single" w:color="0000ff"/>
-          <w:rFonts w:ascii="Charis SIL Regular" w:hAnsi="Charis SIL Regular" w:eastAsia="Charis SIL Regular"/>
-          <w:b w:val="0"/>
-          <w:i w:val="0"/>
-          <w:color w:val="000000"/>
-          <w:sz w:val="24"/>
+            <w:t xml:space="preserve">ow the </w:t>
+          </w:r>
+        </w:hyperlink>
+      </w:r>
+      <w:r>
+        <w:br/>
+      </w:r>
+      <w:r>
+        <w:rPr>
+          <w:rFonts w:ascii="Charis SIL Regular" w:hAnsi="Charis SIL Regular" w:eastAsia="Charis SIL Regular"/>
+          <w:b w:val="0"/>
+          <w:i w:val="0"/>
+          <w:color w:val="0000FF"/>
+          <w:sz w:val="24"/>
+          <w:u w:val="single"/>
+        </w:rPr>
+        <w:hyperlink r:id="rId28" w:history="1">
+          <w:r>
+            <w:rPr>
+              <w:rStyle w:val="Hyperlink"/>
+            </w:rPr>
+            <w:t>We</w:t>
+          </w:r>
+        </w:hyperlink>
+      </w:r>
+      <w:r>
+        <w:rPr>
+          <w:rFonts w:ascii="Charis SIL Regular" w:hAnsi="Charis SIL Regular" w:eastAsia="Charis SIL Regular"/>
+          <w:b w:val="0"/>
+          <w:i w:val="0"/>
+          <w:color w:val="0000FF"/>
+          <w:sz w:val="24"/>
+          <w:u w:val="single"/>
         </w:rPr>
         <w:hyperlink r:id="rId27" w:history="1">
           <w:r>
             <w:rPr>
               <w:rStyle w:val="Hyperlink"/>
             </w:rPr>
-            <w:t>s</w:t>
-          </w:r>
-        </w:hyperlink>
-      </w:r>
-      <w:r>
-        <w:rPr>
-          <w:u w:val="single" w:color="0000ff"/>
-          <w:rFonts w:ascii="Charis SIL Regular" w:hAnsi="Charis SIL Regular" w:eastAsia="Charis SIL Regular"/>
-          <w:b w:val="0"/>
-          <w:i w:val="0"/>
-          <w:color w:val="000000"/>
-          <w:sz w:val="24"/>
+            <w:t>r</w:t>
+          </w:r>
+        </w:hyperlink>
+      </w:r>
+      <w:r>
+        <w:rPr>
+          <w:rFonts w:ascii="Charis SIL Regular" w:hAnsi="Charis SIL Regular" w:eastAsia="Charis SIL Regular"/>
+          <w:b w:val="0"/>
+          <w:i w:val="0"/>
+          <w:color w:val="0000FF"/>
+          <w:sz w:val="24"/>
+          <w:u w:val="single"/>
         </w:rPr>
         <w:hyperlink r:id="rId27" w:history="1">
           <w:r>
             <w:rPr>
               <w:rStyle w:val="Hyperlink"/>
             </w:rPr>
-            <w:t xml:space="preserve">eum, </w:t>
-          </w:r>
-        </w:hyperlink>
-      </w:r>
-      <w:r>
-        <w:rPr>
-          <w:u w:val="single" w:color="0000ff"/>
-          <w:rFonts w:ascii="Charis SIL Regular" w:hAnsi="Charis SIL Regular" w:eastAsia="Charis SIL Regular"/>
-          <w:b w:val="0"/>
-          <w:i w:val="0"/>
-          <w:color w:val="000000"/>
-          <w:sz w:val="24"/>
-        </w:rPr>
-        <w:hyperlink r:id="rId27" w:history="1">
-          <w:r>
-            <w:rPr>
-              <w:rStyle w:val="Hyperlink"/>
-            </w:rPr>
-            <w:t>n</w:t>
-          </w:r>
-        </w:hyperlink>
-      </w:r>
-      <w:r>
-        <w:rPr>
-          <w:u w:val="single" w:color="0000ff"/>
-          <w:rFonts w:ascii="Charis SIL Regular" w:hAnsi="Charis SIL Regular" w:eastAsia="Charis SIL Regular"/>
-          <w:b w:val="0"/>
-          <w:i w:val="0"/>
-          <w:color w:val="000000"/>
-          <w:sz w:val="24"/>
-        </w:rPr>
-        <w:hyperlink r:id="rId27" w:history="1">
-          <w:r>
-            <w:rPr>
-              <w:rStyle w:val="Hyperlink"/>
-            </w:rPr>
-            <w:t xml:space="preserve">ow the </w:t>
-          </w:r>
-        </w:hyperlink>
-      </w:r>
-      <w:r>
-        <w:br/>
-      </w:r>
-      <w:r>
-        <w:rPr>
-          <w:rFonts w:ascii="Charis SIL Regular" w:hAnsi="Charis SIL Regular" w:eastAsia="Charis SIL Regular"/>
-          <w:b w:val="0"/>
-          <w:i w:val="0"/>
-          <w:color w:val="0000FF"/>
-          <w:sz w:val="24"/>
-          <w:u w:val="single"/>
-        </w:rPr>
-        <w:hyperlink r:id="rId27" w:history="1">
-          <w:r>
-            <w:rPr>
-              <w:rStyle w:val="Hyperlink"/>
-            </w:rPr>
-            <w:t>We</w:t>
-          </w:r>
-        </w:hyperlink>
-      </w:r>
-      <w:r>
-        <w:rPr>
-          <w:rFonts w:ascii="Charis SIL Regular" w:hAnsi="Charis SIL Regular" w:eastAsia="Charis SIL Regular"/>
-          <w:b w:val="0"/>
-          <w:i w:val="0"/>
-          <w:color w:val="0000FF"/>
-          <w:sz w:val="24"/>
-          <w:u w:val="single"/>
-        </w:rPr>
-        <w:hyperlink r:id="rId27" w:history="1">
-          <w:r>
-            <w:rPr>
-              <w:rStyle w:val="Hyperlink"/>
-            </w:rPr>
-            <w:t>r</w:t>
-          </w:r>
-        </w:hyperlink>
-      </w:r>
-      <w:r>
-        <w:rPr>
-          <w:rFonts w:ascii="Charis SIL Regular" w:hAnsi="Charis SIL Regular" w:eastAsia="Charis SIL Regular"/>
-          <w:b w:val="0"/>
-          <w:i w:val="0"/>
-          <w:color w:val="0000FF"/>
-          <w:sz w:val="24"/>
-          <w:u w:val="single"/>
-        </w:rPr>
-        <w:hyperlink r:id="rId27" w:history="1">
-          <w:r>
-            <w:rPr>
-              <w:rStyle w:val="Hyperlink"/>
-            </w:rPr>
             <w:t>eld</w:t>
           </w:r>
         </w:hyperlink>
@@ -3584,7 +3578,6 @@
           <w:i w:val="0"/>
           <w:color w:val="0000FF"/>
           <w:sz w:val="24"/>
-          <w:u w:val="single"/>
         </w:rPr>
         <w:t>m</w:t>
       </w:r>
@@ -4509,67 +4502,13 @@
       </w:r>
       <w:r>
         <w:rPr>
-          <w:u w:val="single" w:color="0000ff"/>
-          <w:rFonts w:ascii="Charis SIL Regular" w:hAnsi="Charis SIL Regular" w:eastAsia="Charis SIL Regular"/>
-          <w:b w:val="0"/>
-          <w:i w:val="0"/>
-          <w:color w:val="000000"/>
-          <w:sz w:val="24"/>
-        </w:rPr>
-        <w:hyperlink r:id="rId35" w:history="1">
-          <w:r>
-            <w:rPr>
-              <w:rStyle w:val="Hyperlink"/>
-            </w:rPr>
-            <w:t>exhibiti</w:t>
-          </w:r>
-        </w:hyperlink>
-      </w:r>
-      <w:r>
-        <w:rPr>
-          <w:u w:val="single" w:color="0000ff"/>
-          <w:rFonts w:ascii="Charis SIL Regular" w:hAnsi="Charis SIL Regular" w:eastAsia="Charis SIL Regular"/>
-          <w:b w:val="0"/>
-          <w:i w:val="0"/>
-          <w:color w:val="000000"/>
-          <w:sz w:val="24"/>
-        </w:rPr>
-        <w:hyperlink r:id="rId35" w:history="1">
-          <w:r>
-            <w:rPr>
-              <w:rStyle w:val="Hyperlink"/>
-            </w:rPr>
-            <w:t>o</w:t>
-          </w:r>
-        </w:hyperlink>
-      </w:r>
-      <w:r>
-        <w:rPr>
-          <w:u w:val="single" w:color="0000ff"/>
-          <w:rFonts w:ascii="Charis SIL Regular" w:hAnsi="Charis SIL Regular" w:eastAsia="Charis SIL Regular"/>
-          <w:b w:val="0"/>
-          <w:i w:val="0"/>
-          <w:color w:val="000000"/>
-          <w:sz w:val="24"/>
-        </w:rPr>
-        <w:hyperlink r:id="rId35" w:history="1">
-          <w:r>
-            <w:rPr>
-              <w:rStyle w:val="Hyperlink"/>
-            </w:rPr>
-            <w:t xml:space="preserve">ns; </w:t>
-          </w:r>
-        </w:hyperlink>
-      </w:r>
-      <w:r>
-        <w:rPr>
-          <w:rFonts w:ascii="Charis SIL Regular" w:hAnsi="Charis SIL Regular" w:eastAsia="Charis SIL Regular"/>
-          <w:b w:val="0"/>
-          <w:i w:val="0"/>
-          <w:color w:val="000000"/>
-          <w:sz w:val="24"/>
-        </w:rPr>
-        <w:t xml:space="preserve">in the Netherlands this resulted in the series </w:t>
+          <w:rFonts w:ascii="Charis SIL Regular" w:hAnsi="Charis SIL Regular" w:eastAsia="Charis SIL Regular"/>
+          <w:b w:val="0"/>
+          <w:i w:val="0"/>
+          <w:color w:val="000000"/>
+          <w:sz w:val="24"/>
+        </w:rPr>
+        <w:t xml:space="preserve">exhibitions; in the Netherlands this resulted in the series </w:t>
       </w:r>
       <w:r>
         <w:rPr>
@@ -5612,7 +5551,43 @@
           <w:color w:val="000000"/>
           <w:sz w:val="24"/>
         </w:rPr>
-        <w:t xml:space="preserve"> during his posting in Albina between 1893 and 1896. This collection is no</w:t>
+        <w:t xml:space="preserve"> during his posting in Albina between 1893 and 1896. This </w:t>
+      </w:r>
+      <w:r>
+        <w:rPr>
+          <w:u w:val="single" w:color="0000ff"/>
+          <w:rFonts w:ascii="Charis SIL Regular" w:hAnsi="Charis SIL Regular" w:eastAsia="Charis SIL Regular"/>
+          <w:b w:val="0"/>
+          <w:i w:val="0"/>
+          <w:color w:val="000000"/>
+          <w:sz w:val="24"/>
+        </w:rPr>
+        <w:hyperlink r:id="rId43" w:history="1">
+          <w:r>
+            <w:rPr>
+              <w:rStyle w:val="Hyperlink"/>
+            </w:rPr>
+            <w:t>collec</w:t>
+          </w:r>
+        </w:hyperlink>
+      </w:r>
+      <w:r>
+        <w:rPr>
+          <w:u w:val="single" w:color="0000ff"/>
+          <w:rFonts w:ascii="Charis SIL Regular" w:hAnsi="Charis SIL Regular" w:eastAsia="Charis SIL Regular"/>
+          <w:b w:val="0"/>
+          <w:i w:val="0"/>
+          <w:color w:val="000000"/>
+          <w:sz w:val="24"/>
+        </w:rPr>
+        <w:hyperlink r:id="rId43" w:history="1">
+          <w:r>
+            <w:rPr>
+              <w:rStyle w:val="Hyperlink"/>
+            </w:rPr>
+            <w:t>tion is no</w:t>
+          </w:r>
+        </w:hyperlink>
       </w:r>
       <w:r>
         <w:rPr>
@@ -6082,6 +6057,7 @@
           <w:i w:val="0"/>
           <w:color w:val="0000FF"/>
           <w:sz w:val="24"/>
+          <w:u w:val="single"/>
         </w:rPr>
         <w:hyperlink r:id="rId48" w:history="1">
           <w:r>
@@ -6173,6 +6149,7 @@
           <w:i w:val="0"/>
           <w:color w:val="0000FF"/>
           <w:sz w:val="24"/>
+          <w:u w:val="single"/>
         </w:rPr>
         <w:hyperlink r:id="rId49" w:history="1">
           <w:r>
@@ -6553,7 +6530,100 @@
           <w:color w:val="000000"/>
           <w:sz w:val="24"/>
         </w:rPr>
-        <w:t xml:space="preserve">Leiden, where it was catalogued under serial numbers </w:t>
+        <w:t>Leiden, where it was cata</w:t>
+      </w:r>
+      <w:r>
+        <w:rPr>
+          <w:u w:val="single" w:color="0000ff"/>
+          <w:rFonts w:ascii="Charis SIL Regular" w:hAnsi="Charis SIL Regular" w:eastAsia="Charis SIL Regular"/>
+          <w:b w:val="0"/>
+          <w:i w:val="0"/>
+          <w:color w:val="000000"/>
+          <w:sz w:val="24"/>
+        </w:rPr>
+        <w:t>l</w:t>
+      </w:r>
+      <w:r>
+        <w:rPr>
+          <w:u w:val="single" w:color="0000ff"/>
+          <w:rFonts w:ascii="Charis SIL Regular" w:hAnsi="Charis SIL Regular" w:eastAsia="Charis SIL Regular"/>
+          <w:b w:val="0"/>
+          <w:i w:val="0"/>
+          <w:color w:val="000000"/>
+          <w:sz w:val="24"/>
+        </w:rPr>
+        <w:hyperlink r:id="rId52" w:history="1">
+          <w:r>
+            <w:rPr>
+              <w:rStyle w:val="Hyperlink"/>
+            </w:rPr>
+            <w:t>ogued u</w:t>
+          </w:r>
+        </w:hyperlink>
+      </w:r>
+      <w:r>
+        <w:rPr>
+          <w:u w:val="single" w:color="0000ff"/>
+          <w:rFonts w:ascii="Charis SIL Regular" w:hAnsi="Charis SIL Regular" w:eastAsia="Charis SIL Regular"/>
+          <w:b w:val="0"/>
+          <w:i w:val="0"/>
+          <w:color w:val="000000"/>
+          <w:sz w:val="24"/>
+        </w:rPr>
+        <w:hyperlink r:id="rId52" w:history="1">
+          <w:r>
+            <w:rPr>
+              <w:rStyle w:val="Hyperlink"/>
+            </w:rPr>
+            <w:t>n</w:t>
+          </w:r>
+        </w:hyperlink>
+      </w:r>
+      <w:r>
+        <w:rPr>
+          <w:u w:val="single" w:color="0000ff"/>
+          <w:rFonts w:ascii="Charis SIL Regular" w:hAnsi="Charis SIL Regular" w:eastAsia="Charis SIL Regular"/>
+          <w:b w:val="0"/>
+          <w:i w:val="0"/>
+          <w:color w:val="000000"/>
+          <w:sz w:val="24"/>
+        </w:rPr>
+        <w:hyperlink r:id="rId52" w:history="1">
+          <w:r>
+            <w:rPr>
+              <w:rStyle w:val="Hyperlink"/>
+            </w:rPr>
+            <w:t>de</w:t>
+          </w:r>
+        </w:hyperlink>
+      </w:r>
+      <w:r>
+        <w:rPr>
+          <w:u w:val="single" w:color="0000ff"/>
+          <w:rFonts w:ascii="Charis SIL Regular" w:hAnsi="Charis SIL Regular" w:eastAsia="Charis SIL Regular"/>
+          <w:b w:val="0"/>
+          <w:i w:val="0"/>
+          <w:color w:val="000000"/>
+          <w:sz w:val="24"/>
+        </w:rPr>
+        <w:hyperlink r:id="rId52" w:history="1">
+          <w:r>
+            <w:rPr>
+              <w:rStyle w:val="Hyperlink"/>
+            </w:rPr>
+            <w:t>r seria</w:t>
+          </w:r>
+        </w:hyperlink>
+      </w:r>
+      <w:r>
+        <w:rPr>
+          <w:rFonts w:ascii="Charis SIL Regular" w:hAnsi="Charis SIL Regular" w:eastAsia="Charis SIL Regular"/>
+          <w:b w:val="0"/>
+          <w:i w:val="0"/>
+          <w:color w:val="000000"/>
+          <w:sz w:val="24"/>
+        </w:rPr>
+        <w:t xml:space="preserve">l numbers </w:t>
       </w:r>
       <w:r>
         <w:rPr>
@@ -7525,18 +7595,35 @@
           <w:color w:val="000000"/>
           <w:sz w:val="24"/>
         </w:rPr>
-        <w:t xml:space="preserve">York. The photographs are held in the </w:t>
-      </w:r>
-      <w:r>
-        <w:rPr>
-          <w:rFonts w:ascii="Charis SIL Regular" w:hAnsi="Charis SIL Regular" w:eastAsia="Charis SIL Regular"/>
-          <w:b w:val="0"/>
-          <w:i w:val="0"/>
-          <w:color w:val="0000FF"/>
-          <w:sz w:val="24"/>
-          <w:u w:val="single"/>
-        </w:rPr>
-        <w:hyperlink r:id="rId62" w:history="1">
+        <w:t xml:space="preserve">York. The photographs are held </w:t>
+      </w:r>
+      <w:r>
+        <w:rPr>
+          <w:rFonts w:ascii="Charis SIL Regular" w:hAnsi="Charis SIL Regular" w:eastAsia="Charis SIL Regular"/>
+          <w:b w:val="0"/>
+          <w:i w:val="0"/>
+          <w:color w:val="000000"/>
+          <w:sz w:val="24"/>
+        </w:rPr>
+        <w:hyperlink r:id="rId61" w:history="1">
+          <w:r>
+            <w:rPr>
+              <w:rStyle w:val="Hyperlink"/>
+            </w:rPr>
+            <w:t xml:space="preserve">in the </w:t>
+          </w:r>
+        </w:hyperlink>
+      </w:r>
+      <w:r>
+        <w:rPr>
+          <w:rFonts w:ascii="Charis SIL Regular" w:hAnsi="Charis SIL Regular" w:eastAsia="Charis SIL Regular"/>
+          <w:b w:val="0"/>
+          <w:i w:val="0"/>
+          <w:color w:val="0000FF"/>
+          <w:sz w:val="24"/>
+          <w:u w:val="single"/>
+        </w:rPr>
+        <w:hyperlink r:id="rId61" w:history="1">
           <w:r>
             <w:rPr>
               <w:rStyle w:val="Hyperlink"/>
@@ -7565,7 +7652,7 @@
           <w:sz w:val="24"/>
           <w:u w:val="single"/>
         </w:rPr>
-        <w:hyperlink r:id="rId62" w:history="1">
+        <w:hyperlink r:id="rId61" w:history="1">
           <w:r>
             <w:rPr>
               <w:rStyle w:val="Hyperlink"/>
@@ -7583,7 +7670,7 @@
           <w:sz w:val="24"/>
           <w:u w:val="single"/>
         </w:rPr>
-        <w:hyperlink r:id="rId62" w:history="1">
+        <w:hyperlink r:id="rId61" w:history="1">
           <w:r>
             <w:rPr>
               <w:rStyle w:val="Hyperlink"/>
@@ -7612,7 +7699,7 @@
           <w:sz w:val="24"/>
           <w:u w:val="single"/>
         </w:rPr>
-        <w:hyperlink r:id="rId62" w:history="1">
+        <w:hyperlink r:id="rId61" w:history="1">
           <w:r>
             <w:rPr>
               <w:rStyle w:val="Hyperlink"/>
@@ -7630,7 +7717,7 @@
           <w:sz w:val="24"/>
           <w:u w:val="single"/>
         </w:rPr>
-        <w:hyperlink r:id="rId62" w:history="1">
+        <w:hyperlink r:id="rId61" w:history="1">
           <w:r>
             <w:rPr>
               <w:rStyle w:val="Hyperlink"/>
@@ -7648,7 +7735,7 @@
           <w:sz w:val="24"/>
           <w:u w:val="single"/>
         </w:rPr>
-        <w:hyperlink r:id="rId62" w:history="1">
+        <w:hyperlink r:id="rId61" w:history="1">
           <w:r>
             <w:rPr>
               <w:rStyle w:val="Hyperlink"/>
@@ -7666,7 +7753,7 @@
           <w:sz w:val="24"/>
           <w:u w:val="single"/>
         </w:rPr>
-        <w:hyperlink r:id="rId62" w:history="1">
+        <w:hyperlink r:id="rId61" w:history="1">
           <w:r>
             <w:rPr>
               <w:rStyle w:val="Hyperlink"/>
@@ -7684,7 +7771,7 @@
           <w:sz w:val="24"/>
           <w:u w:val="single"/>
         </w:rPr>
-        <w:hyperlink r:id="rId62" w:history="1">
+        <w:hyperlink r:id="rId61" w:history="1">
           <w:r>
             <w:rPr>
               <w:rStyle w:val="Hyperlink"/>
@@ -7713,7 +7800,7 @@
           <w:sz w:val="24"/>
           <w:u w:val="single"/>
         </w:rPr>
-        <w:hyperlink r:id="rId62" w:history="1">
+        <w:hyperlink r:id="rId61" w:history="1">
           <w:r>
             <w:rPr>
               <w:rStyle w:val="Hyperlink"/>
@@ -8185,12 +8272,35 @@
             <w:rPr>
               <w:rStyle w:val="Hyperlink"/>
             </w:rPr>
-            <w:t>financ</w:t>
-          </w:r>
-        </w:hyperlink>
-      </w:r>
-      <w:r>
-        <w:rPr>
+            <w:t>finance</w:t>
+          </w:r>
+        </w:hyperlink>
+      </w:r>
+      <w:r>
+        <w:rPr>
+          <w:u w:val="single" w:color="0000ff"/>
+          <w:rFonts w:ascii="Charis SIL Regular" w:hAnsi="Charis SIL Regular" w:eastAsia="Charis SIL Regular"/>
+          <w:b w:val="0"/>
+          <w:i w:val="0"/>
+          <w:color w:val="000000"/>
+          <w:sz w:val="24"/>
+        </w:rPr>
+        <w:t>d</w:t>
+      </w:r>
+      <w:r>
+        <w:rPr>
+          <w:u w:val="single" w:color="0000ff"/>
+          <w:rFonts w:ascii="Charis SIL Regular" w:hAnsi="Charis SIL Regular" w:eastAsia="Charis SIL Regular"/>
+          <w:b w:val="0"/>
+          <w:i w:val="0"/>
+          <w:color w:val="000000"/>
+          <w:sz w:val="24"/>
+        </w:rPr>
+        <w:t xml:space="preserve"> </w:t>
+      </w:r>
+      <w:r>
+        <w:rPr>
+          <w:u w:val="single" w:color="0000ff"/>
           <w:rFonts w:ascii="Charis SIL Regular" w:hAnsi="Charis SIL Regular" w:eastAsia="Charis SIL Regular"/>
           <w:b w:val="0"/>
           <w:i w:val="0"/>
@@ -8202,19 +8312,9 @@
             <w:rPr>
               <w:rStyle w:val="Hyperlink"/>
             </w:rPr>
-            <w:t>e</w:t>
-          </w:r>
-        </w:hyperlink>
-      </w:r>
-      <w:r>
-        <w:rPr>
-          <w:rFonts w:ascii="Charis SIL Regular" w:hAnsi="Charis SIL Regular" w:eastAsia="Charis SIL Regular"/>
-          <w:b w:val="0"/>
-          <w:i w:val="0"/>
-          <w:color w:val="000000"/>
-          <w:sz w:val="24"/>
-        </w:rPr>
-        <w:t>d</w:t>
+            <w:t xml:space="preserve">a </w:t>
+          </w:r>
+        </w:hyperlink>
       </w:r>
       <w:r>
         <w:rPr>
@@ -8225,7 +8325,14 @@
           <w:color w:val="000000"/>
           <w:sz w:val="24"/>
         </w:rPr>
-        <w:t xml:space="preserve"> </w:t>
+        <w:hyperlink r:id="rId64" w:history="1">
+          <w:r>
+            <w:rPr>
+              <w:rStyle w:val="Hyperlink"/>
+            </w:rPr>
+            <w:t>multidis</w:t>
+          </w:r>
+        </w:hyperlink>
       </w:r>
       <w:r>
         <w:rPr>
@@ -8241,7 +8348,7 @@
             <w:rPr>
               <w:rStyle w:val="Hyperlink"/>
             </w:rPr>
-            <w:t xml:space="preserve">a </w:t>
+            <w:t>c</w:t>
           </w:r>
         </w:hyperlink>
       </w:r>
@@ -8259,55 +8366,19 @@
             <w:rPr>
               <w:rStyle w:val="Hyperlink"/>
             </w:rPr>
-            <w:t>multidis</w:t>
-          </w:r>
-        </w:hyperlink>
-      </w:r>
-      <w:r>
-        <w:rPr>
-          <w:u w:val="single" w:color="0000ff"/>
-          <w:rFonts w:ascii="Charis SIL Regular" w:hAnsi="Charis SIL Regular" w:eastAsia="Charis SIL Regular"/>
-          <w:b w:val="0"/>
-          <w:i w:val="0"/>
-          <w:color w:val="000000"/>
-          <w:sz w:val="24"/>
-        </w:rPr>
-        <w:hyperlink r:id="rId64" w:history="1">
-          <w:r>
-            <w:rPr>
-              <w:rStyle w:val="Hyperlink"/>
-            </w:rPr>
-            <w:t>c</w:t>
-          </w:r>
-        </w:hyperlink>
-      </w:r>
-      <w:r>
-        <w:rPr>
-          <w:u w:val="single" w:color="0000ff"/>
-          <w:rFonts w:ascii="Charis SIL Regular" w:hAnsi="Charis SIL Regular" w:eastAsia="Charis SIL Regular"/>
-          <w:b w:val="0"/>
-          <w:i w:val="0"/>
-          <w:color w:val="000000"/>
-          <w:sz w:val="24"/>
-        </w:rPr>
-        <w:hyperlink r:id="rId64" w:history="1">
-          <w:r>
-            <w:rPr>
-              <w:rStyle w:val="Hyperlink"/>
-            </w:rPr>
-            <w:t>iplinar</w:t>
-          </w:r>
-        </w:hyperlink>
-      </w:r>
-      <w:r>
-        <w:rPr>
-          <w:rFonts w:ascii="Charis SIL Regular" w:hAnsi="Charis SIL Regular" w:eastAsia="Charis SIL Regular"/>
-          <w:b w:val="0"/>
-          <w:i w:val="0"/>
-          <w:color w:val="000000"/>
-          <w:sz w:val="24"/>
-        </w:rPr>
-        <w:t xml:space="preserve">y research mission to French Guiana, which yielded </w:t>
+            <w:t>iplina</w:t>
+          </w:r>
+        </w:hyperlink>
+      </w:r>
+      <w:r>
+        <w:rPr>
+          <w:rFonts w:ascii="Charis SIL Regular" w:hAnsi="Charis SIL Regular" w:eastAsia="Charis SIL Regular"/>
+          <w:b w:val="0"/>
+          <w:i w:val="0"/>
+          <w:color w:val="000000"/>
+          <w:sz w:val="24"/>
+        </w:rPr>
+        <w:t xml:space="preserve">ry research mission to French Guiana, which yielded </w:t>
       </w:r>
       <w:r>
         <w:rPr>
@@ -9812,50 +9883,13 @@
       </w:r>
       <w:r>
         <w:rPr>
-          <w:u w:val="single" w:color="0000ff"/>
-          <w:rFonts w:ascii="Charis SIL Regular" w:hAnsi="Charis SIL Regular" w:eastAsia="Charis SIL Regular"/>
-          <w:b w:val="0"/>
-          <w:i w:val="0"/>
-          <w:color w:val="000000"/>
-          <w:sz w:val="24"/>
-        </w:rPr>
-        <w:hyperlink r:id="rId77" w:history="1">
-          <w:r>
-            <w:rPr>
-              <w:rStyle w:val="Hyperlink"/>
-            </w:rPr>
-            <w:t>please c</w:t>
-          </w:r>
-        </w:hyperlink>
-      </w:r>
-      <w:r>
-        <w:rPr>
-          <w:u w:val="single" w:color="0000ff"/>
-          <w:rFonts w:ascii="Charis SIL Regular" w:hAnsi="Charis SIL Regular" w:eastAsia="Charis SIL Regular"/>
-          <w:b w:val="0"/>
-          <w:i w:val="0"/>
-          <w:color w:val="000000"/>
-          <w:sz w:val="24"/>
-        </w:rPr>
-        <w:hyperlink r:id="rId77" w:history="1">
-          <w:r>
-            <w:rPr>
-              <w:rStyle w:val="Hyperlink"/>
-            </w:rPr>
-            <w:t>o</w:t>
-          </w:r>
-        </w:hyperlink>
-      </w:r>
-      <w:r>
-        <w:rPr>
-          <w:u w:val="single" w:color="0000ff"/>
-          <w:rFonts w:ascii="Charis SIL Regular" w:hAnsi="Charis SIL Regular" w:eastAsia="Charis SIL Regular"/>
-          <w:b w:val="0"/>
-          <w:i w:val="0"/>
-          <w:color w:val="000000"/>
-          <w:sz w:val="24"/>
-        </w:rPr>
-        <w:t xml:space="preserve">ntact the </w:t>
+          <w:rFonts w:ascii="Charis SIL Regular" w:hAnsi="Charis SIL Regular" w:eastAsia="Charis SIL Regular"/>
+          <w:b w:val="0"/>
+          <w:i w:val="0"/>
+          <w:color w:val="000000"/>
+          <w:sz w:val="24"/>
+        </w:rPr>
+        <w:t xml:space="preserve">please contact the </w:t>
       </w:r>
       <w:r>
         <w:rPr>
@@ -10573,7 +10607,34 @@
           <w:color w:val="000000"/>
           <w:sz w:val="24"/>
         </w:rPr>
-        <w:t xml:space="preserve">•  TM-9 is Corantijnexpeditie?? </w:t>
+        <w:t xml:space="preserve">•  TM-9 </w:t>
+      </w:r>
+      <w:r>
+        <w:rPr>
+          <w:rFonts w:ascii="Charis SIL Regular" w:hAnsi="Charis SIL Regular" w:eastAsia="Charis SIL Regular"/>
+          <w:b w:val="0"/>
+          <w:i w:val="0"/>
+          <w:color w:val="000000"/>
+          <w:sz w:val="24"/>
+        </w:rPr>
+        <w:hyperlink r:id="rId82" w:history="1">
+          <w:r>
+            <w:rPr>
+              <w:rStyle w:val="Hyperlink"/>
+            </w:rPr>
+            <w:t>is Coran</w:t>
+          </w:r>
+        </w:hyperlink>
+      </w:r>
+      <w:r>
+        <w:rPr>
+          <w:rFonts w:ascii="Charis SIL Regular" w:hAnsi="Charis SIL Regular" w:eastAsia="Charis SIL Regular"/>
+          <w:b w:val="0"/>
+          <w:i w:val="0"/>
+          <w:color w:val="000000"/>
+          <w:sz w:val="24"/>
+        </w:rPr>
+        <w:t xml:space="preserve">tijnexpeditie?? </w:t>
       </w:r>
       <w:r>
         <w:rPr>
@@ -13068,32 +13129,24 @@
           <w:i w:val="0"/>
           <w:color w:val="0000FF"/>
           <w:sz w:val="24"/>
-          <w:u w:val="single"/>
-        </w:rPr>
-        <w:hyperlink r:id="rId98" w:history="1">
-          <w:r>
-            <w:rPr>
-              <w:rStyle w:val="Hyperlink"/>
-            </w:rPr>
-            <w:t>G</w:t>
-          </w:r>
-        </w:hyperlink>
-      </w:r>
-      <w:r>
-        <w:rPr>
-          <w:rFonts w:ascii="Charis SIL Regular" w:hAnsi="Charis SIL Regular" w:eastAsia="Charis SIL Regular"/>
-          <w:b w:val="0"/>
-          <w:i w:val="0"/>
-          <w:color w:val="0000FF"/>
-          <w:sz w:val="24"/>
-          <w:u w:val="single"/>
-        </w:rPr>
-        <w:hyperlink r:id="rId98" w:history="1">
-          <w:r>
-            <w:rPr>
-              <w:rStyle w:val="Hyperlink"/>
-            </w:rPr>
-            <w:t>ift</w:t>
+        </w:rPr>
+        <w:t>Gift of Miss A</w:t>
+      </w:r>
+      <w:r>
+        <w:rPr>
+          <w:rFonts w:ascii="Charis SIL Regular" w:hAnsi="Charis SIL Regular" w:eastAsia="Charis SIL Regular"/>
+          <w:b w:val="0"/>
+          <w:i w:val="0"/>
+          <w:color w:val="0000FF"/>
+          <w:sz w:val="24"/>
+          <w:u w:val="single"/>
+        </w:rPr>
+        <w:hyperlink r:id="rId97" w:history="1">
+          <w:r>
+            <w:rPr>
+              <w:rStyle w:val="Hyperlink"/>
+            </w:rPr>
+            <w:t>nna</w:t>
           </w:r>
         </w:hyperlink>
       </w:r>
@@ -13117,30 +13170,30 @@
           <w:sz w:val="24"/>
           <w:u w:val="single"/>
         </w:rPr>
-        <w:hyperlink r:id="rId98" w:history="1">
-          <w:r>
-            <w:rPr>
-              <w:rStyle w:val="Hyperlink"/>
-            </w:rPr>
-            <w:t>o</w:t>
-          </w:r>
-        </w:hyperlink>
-      </w:r>
-      <w:r>
-        <w:rPr>
-          <w:rFonts w:ascii="Charis SIL Regular" w:hAnsi="Charis SIL Regular" w:eastAsia="Charis SIL Regular"/>
-          <w:b w:val="0"/>
-          <w:i w:val="0"/>
-          <w:color w:val="0000FF"/>
-          <w:sz w:val="24"/>
-          <w:u w:val="single"/>
-        </w:rPr>
-        <w:hyperlink r:id="rId98" w:history="1">
-          <w:r>
-            <w:rPr>
-              <w:rStyle w:val="Hyperlink"/>
-            </w:rPr>
-            <w:t>f</w:t>
+        <w:hyperlink r:id="rId97" w:history="1">
+          <w:r>
+            <w:rPr>
+              <w:rStyle w:val="Hyperlink"/>
+            </w:rPr>
+            <w:t>Wa</w:t>
+          </w:r>
+        </w:hyperlink>
+      </w:r>
+      <w:r>
+        <w:rPr>
+          <w:rFonts w:ascii="Charis SIL Regular" w:hAnsi="Charis SIL Regular" w:eastAsia="Charis SIL Regular"/>
+          <w:b w:val="0"/>
+          <w:i w:val="0"/>
+          <w:color w:val="0000FF"/>
+          <w:sz w:val="24"/>
+          <w:u w:val="single"/>
+        </w:rPr>
+        <w:hyperlink r:id="rId97" w:history="1">
+          <w:r>
+            <w:rPr>
+              <w:rStyle w:val="Hyperlink"/>
+            </w:rPr>
+            <w:t>rren</w:t>
           </w:r>
         </w:hyperlink>
       </w:r>
@@ -13164,158 +13217,7 @@
           <w:sz w:val="24"/>
           <w:u w:val="single"/>
         </w:rPr>
-        <w:hyperlink r:id="rId98" w:history="1">
-          <w:r>
-            <w:rPr>
-              <w:rStyle w:val="Hyperlink"/>
-            </w:rPr>
-            <w:t>M</w:t>
-          </w:r>
-        </w:hyperlink>
-      </w:r>
-      <w:r>
-        <w:rPr>
-          <w:rFonts w:ascii="Charis SIL Regular" w:hAnsi="Charis SIL Regular" w:eastAsia="Charis SIL Regular"/>
-          <w:b w:val="0"/>
-          <w:i w:val="0"/>
-          <w:color w:val="0000FF"/>
-          <w:sz w:val="24"/>
-          <w:u w:val="single"/>
-        </w:rPr>
-        <w:hyperlink r:id="rId98" w:history="1">
-          <w:r>
-            <w:rPr>
-              <w:rStyle w:val="Hyperlink"/>
-            </w:rPr>
-            <w:t>is</w:t>
-          </w:r>
-        </w:hyperlink>
-      </w:r>
-      <w:r>
-        <w:rPr>
-          <w:rFonts w:ascii="Charis SIL Regular" w:hAnsi="Charis SIL Regular" w:eastAsia="Charis SIL Regular"/>
-          <w:b w:val="0"/>
-          <w:i w:val="0"/>
-          <w:color w:val="0000FF"/>
-          <w:sz w:val="24"/>
-          <w:u w:val="single"/>
-        </w:rPr>
         <w:hyperlink r:id="rId97" w:history="1">
-          <w:r>
-            <w:rPr>
-              <w:rStyle w:val="Hyperlink"/>
-            </w:rPr>
-            <w:t>s</w:t>
-          </w:r>
-        </w:hyperlink>
-      </w:r>
-      <w:r>
-        <w:rPr>
-          <w:rFonts w:ascii="Charis SIL Regular" w:hAnsi="Charis SIL Regular" w:eastAsia="Charis SIL Regular"/>
-          <w:b w:val="0"/>
-          <w:i w:val="0"/>
-          <w:color w:val="0000FF"/>
-          <w:sz w:val="24"/>
-          <w:u w:val="single"/>
-        </w:rPr>
-        <w:t xml:space="preserve"> </w:t>
-      </w:r>
-      <w:r>
-        <w:rPr>
-          <w:rFonts w:ascii="Charis SIL Regular" w:hAnsi="Charis SIL Regular" w:eastAsia="Charis SIL Regular"/>
-          <w:b w:val="0"/>
-          <w:i w:val="0"/>
-          <w:color w:val="0000FF"/>
-          <w:sz w:val="24"/>
-        </w:rPr>
-        <w:t>A</w:t>
-      </w:r>
-      <w:r>
-        <w:rPr>
-          <w:rFonts w:ascii="Charis SIL Regular" w:hAnsi="Charis SIL Regular" w:eastAsia="Charis SIL Regular"/>
-          <w:b w:val="0"/>
-          <w:i w:val="0"/>
-          <w:color w:val="0000FF"/>
-          <w:sz w:val="24"/>
-          <w:u w:val="single"/>
-        </w:rPr>
-        <w:hyperlink r:id="rId97" w:history="1">
-          <w:r>
-            <w:rPr>
-              <w:rStyle w:val="Hyperlink"/>
-            </w:rPr>
-            <w:t>nna</w:t>
-          </w:r>
-        </w:hyperlink>
-      </w:r>
-      <w:r>
-        <w:rPr>
-          <w:rFonts w:ascii="Charis SIL Regular" w:hAnsi="Charis SIL Regular" w:eastAsia="Charis SIL Regular"/>
-          <w:b w:val="0"/>
-          <w:i w:val="0"/>
-          <w:color w:val="0000FF"/>
-          <w:sz w:val="24"/>
-          <w:u w:val="single"/>
-        </w:rPr>
-        <w:t xml:space="preserve"> </w:t>
-      </w:r>
-      <w:r>
-        <w:rPr>
-          <w:rFonts w:ascii="Charis SIL Regular" w:hAnsi="Charis SIL Regular" w:eastAsia="Charis SIL Regular"/>
-          <w:b w:val="0"/>
-          <w:i w:val="0"/>
-          <w:color w:val="0000FF"/>
-          <w:sz w:val="24"/>
-          <w:u w:val="single"/>
-        </w:rPr>
-        <w:hyperlink r:id="rId97" w:history="1">
-          <w:r>
-            <w:rPr>
-              <w:rStyle w:val="Hyperlink"/>
-            </w:rPr>
-            <w:t>Wa</w:t>
-          </w:r>
-        </w:hyperlink>
-      </w:r>
-      <w:r>
-        <w:rPr>
-          <w:rFonts w:ascii="Charis SIL Regular" w:hAnsi="Charis SIL Regular" w:eastAsia="Charis SIL Regular"/>
-          <w:b w:val="0"/>
-          <w:i w:val="0"/>
-          <w:color w:val="0000FF"/>
-          <w:sz w:val="24"/>
-          <w:u w:val="single"/>
-        </w:rPr>
-        <w:hyperlink r:id="rId97" w:history="1">
-          <w:r>
-            <w:rPr>
-              <w:rStyle w:val="Hyperlink"/>
-            </w:rPr>
-            <w:t>rren</w:t>
-          </w:r>
-        </w:hyperlink>
-      </w:r>
-      <w:r>
-        <w:rPr>
-          <w:rFonts w:ascii="Charis SIL Regular" w:hAnsi="Charis SIL Regular" w:eastAsia="Charis SIL Regular"/>
-          <w:b w:val="0"/>
-          <w:i w:val="0"/>
-          <w:color w:val="0000FF"/>
-          <w:sz w:val="24"/>
-          <w:u w:val="single"/>
-        </w:rPr>
-        <w:t xml:space="preserve"> </w:t>
-      </w:r>
-      <w:r>
-        <w:rPr>
-          <w:rFonts w:ascii="Charis SIL Regular" w:hAnsi="Charis SIL Regular" w:eastAsia="Charis SIL Regular"/>
-          <w:b w:val="0"/>
-          <w:i w:val="0"/>
-          <w:color w:val="0000FF"/>
-          <w:sz w:val="24"/>
-          <w:u w:val="single"/>
-        </w:rPr>
-        <w:hyperlink r:id="rId98" w:history="1">
           <w:r>
             <w:rPr>
               <w:rStyle w:val="Hyperlink"/>
@@ -13819,6 +13721,7 @@
           <w:i w:val="0"/>
           <w:color w:val="0000FF"/>
           <w:sz w:val="24"/>
+          <w:u w:val="single"/>
         </w:rPr>
         <w:t xml:space="preserve"> </w:t>
       </w:r>
@@ -13836,9 +13739,19 @@
             <w:rPr>
               <w:rStyle w:val="Hyperlink"/>
             </w:rPr>
-            <w:t>Collins</w:t>
-          </w:r>
-        </w:hyperlink>
+            <w:t>Collin</w:t>
+          </w:r>
+        </w:hyperlink>
+      </w:r>
+      <w:r>
+        <w:rPr>
+          <w:rFonts w:ascii="Charis SIL Regular" w:hAnsi="Charis SIL Regular" w:eastAsia="Charis SIL Regular"/>
+          <w:b w:val="0"/>
+          <w:i w:val="0"/>
+          <w:color w:val="0000FF"/>
+          <w:sz w:val="24"/>
+        </w:rPr>
+        <w:t>s</w:t>
       </w:r>
     </w:p>
     <w:p>
@@ -16150,24 +16063,36 @@
             <w:rPr>
               <w:rStyle w:val="Hyperlink"/>
             </w:rPr>
-            <w:t>profie</w:t>
-          </w:r>
-        </w:hyperlink>
-      </w:r>
-      <w:r>
-        <w:rPr>
-          <w:rFonts w:ascii="Charis SIL Regular" w:hAnsi="Charis SIL Regular" w:eastAsia="Charis SIL Regular"/>
-          <w:b w:val="0"/>
-          <w:i w:val="0"/>
-          <w:color w:val="0000FF"/>
-          <w:sz w:val="24"/>
+            <w:t>profiel</w:t>
+          </w:r>
+        </w:hyperlink>
+      </w:r>
+      <w:r>
+        <w:rPr>
+          <w:rFonts w:ascii="Charis SIL Regular" w:hAnsi="Charis SIL Regular" w:eastAsia="Charis SIL Regular"/>
+          <w:b w:val="0"/>
+          <w:i w:val="0"/>
+          <w:color w:val="0000FF"/>
+          <w:sz w:val="24"/>
+          <w:u w:val="single"/>
+        </w:rPr>
+        <w:t>-</w:t>
+      </w:r>
+      <w:r>
+        <w:rPr>
+          <w:rFonts w:ascii="Charis SIL Regular" w:hAnsi="Charis SIL Regular" w:eastAsia="Charis SIL Regular"/>
+          <w:b w:val="0"/>
+          <w:i w:val="0"/>
+          <w:color w:val="0000FF"/>
+          <w:sz w:val="24"/>
+          <w:u w:val="single"/>
         </w:rPr>
         <w:hyperlink r:id="rId117" w:history="1">
           <w:r>
             <w:rPr>
               <w:rStyle w:val="Hyperlink"/>
             </w:rPr>
-            <w:t>l</w:t>
+            <w:t>als</w:t>
           </w:r>
         </w:hyperlink>
       </w:r>
@@ -16180,24 +16105,6 @@
           <w:sz w:val="24"/>
         </w:rPr>
         <w:t>-</w:t>
-      </w:r>
-      <w:r>
-        <w:rPr>
-          <w:rFonts w:ascii="Charis SIL Regular" w:hAnsi="Charis SIL Regular" w:eastAsia="Charis SIL Regular"/>
-          <w:b w:val="0"/>
-          <w:i w:val="0"/>
-          <w:color w:val="0000FF"/>
-          <w:sz w:val="24"/>
-          <w:u w:val="single"/>
-        </w:rPr>
-        <w:hyperlink r:id="rId117" w:history="1">
-          <w:r>
-            <w:rPr>
-              <w:rStyle w:val="Hyperlink"/>
-            </w:rPr>
-            <w:t>als-</w:t>
-          </w:r>
-        </w:hyperlink>
       </w:r>
       <w:r>
         <w:rPr>
@@ -16544,7 +16451,7 @@
           <w:sz w:val="24"/>
           <w:u w:val="single"/>
         </w:rPr>
-        <w:hyperlink r:id="rId118" w:history="1">
+        <w:hyperlink r:id="rId119" w:history="1">
           <w:r>
             <w:rPr>
               <w:rStyle w:val="Hyperlink"/>
@@ -16591,7 +16498,7 @@
           <w:sz w:val="24"/>
           <w:u w:val="single"/>
         </w:rPr>
-        <w:hyperlink r:id="rId118" w:history="1">
+        <w:hyperlink r:id="rId119" w:history="1">
           <w:r>
             <w:rPr>
               <w:rStyle w:val="Hyperlink"/>
@@ -17003,7 +16910,7 @@
           <w:sz w:val="24"/>
           <w:u w:val="single"/>
         </w:rPr>
-        <w:hyperlink r:id="rId123" w:history="1">
+        <w:hyperlink r:id="rId122" w:history="1">
           <w:r>
             <w:rPr>
               <w:rStyle w:val="Hyperlink"/>
@@ -17032,7 +16939,7 @@
           <w:sz w:val="24"/>
           <w:u w:val="single"/>
         </w:rPr>
-        <w:hyperlink r:id="rId123" w:history="1">
+        <w:hyperlink r:id="rId122" w:history="1">
           <w:r>
             <w:rPr>
               <w:rStyle w:val="Hyperlink"/>
@@ -20564,8 +20471,8 @@
         <w:autoSpaceDN w:val="0"/>
         <w:autoSpaceDE w:val="0"/>
         <w:widowControl/>
-        <w:spacing w:line="352" w:lineRule="exact" w:before="0" w:after="0"/>
-        <w:ind w:left="0" w:right="0" w:firstLine="0"/>
+        <w:spacing w:line="288" w:lineRule="exact" w:before="64" w:after="0"/>
+        <w:ind w:left="0" w:right="2304" w:firstLine="0"/>
         <w:jc w:val="left"/>
       </w:pPr>
       <w:r>
@@ -20576,7 +20483,17 @@
           <w:color w:val="000000"/>
           <w:sz w:val="24"/>
         </w:rPr>
-        <w:t>last edited by Maarten van der Bent as original_author on 2025-09-01</w:t>
+        <w:t xml:space="preserve">first edited by Maarten van der Bent as original_author on 2025-09-01 </w:t>
+      </w:r>
+      <w:r>
+        <w:rPr>
+          <w:rFonts w:ascii="Charis SIL Italic" w:hAnsi="Charis SIL Italic" w:eastAsia="Charis SIL Italic"/>
+          <w:b w:val="0"/>
+          <w:i/>
+          <w:color w:val="000000"/>
+          <w:sz w:val="24"/>
+        </w:rPr>
+        <w:t>last edited by Abacus as translator on 2026-06-09</w:t>
       </w:r>
     </w:p>
     <w:sectPr>
